--- a/doc/fossil_predict.docx
+++ b/doc/fossil_predict.docx
@@ -1,14 +1,14 @@
 
 <file path=word/document.xml><?xml version="1.0" encoding="utf-8"?>
-<w:document xmlns:wpc="http://schemas.microsoft.com/office/word/2010/wordprocessingCanvas" xmlns:cx="http://schemas.microsoft.com/office/drawing/2014/chartex" xmlns:cx1="http://schemas.microsoft.com/office/drawing/2015/9/8/chartex" xmlns:cx2="http://schemas.microsoft.com/office/drawing/2015/10/21/chartex" xmlns:cx3="http://schemas.microsoft.com/office/drawing/2016/5/9/chartex" xmlns:cx4="http://schemas.microsoft.com/office/drawing/2016/5/10/chartex" xmlns:cx5="http://schemas.microsoft.com/office/drawing/2016/5/11/chartex" xmlns:cx6="http://schemas.microsoft.com/office/drawing/2016/5/12/chartex" xmlns:cx7="http://schemas.microsoft.com/office/drawing/2016/5/13/chartex" xmlns:cx8="http://schemas.microsoft.com/office/drawing/2016/5/14/chartex" xmlns:mc="http://schemas.openxmlformats.org/markup-compatibility/2006" xmlns:aink="http://schemas.microsoft.com/office/drawing/2016/ink" xmlns:am3d="http://schemas.microsoft.com/office/drawing/2017/model3d" xmlns:o="urn:schemas-microsoft-com:office:office" xmlns:oel="http://schemas.microsoft.com/office/2019/extlst" xmlns:r="http://schemas.openxmlformats.org/officeDocument/2006/relationships" xmlns:m="http://schemas.openxmlformats.org/officeDocument/2006/math" xmlns:v="urn:schemas-microsoft-com:vml" xmlns:wp14="http://schemas.microsoft.com/office/word/2010/wordprocessingDrawing" xmlns:wp="http://schemas.openxmlformats.org/drawingml/2006/wordprocessingDrawing" xmlns:w10="urn:schemas-microsoft-com:office:word" xmlns:w="http://schemas.openxmlformats.org/wordprocessingml/2006/main" xmlns:w14="http://schemas.microsoft.com/office/word/2010/wordml" xmlns:w15="http://schemas.microsoft.com/office/word/2012/wordml" xmlns:w16cex="http://schemas.microsoft.com/office/word/2018/wordml/cex" xmlns:w16cid="http://schemas.microsoft.com/office/word/2016/wordml/cid" xmlns:w16="http://schemas.microsoft.com/office/word/2018/wordml" xmlns:w16du="http://schemas.microsoft.com/office/word/2023/wordml/word16du" xmlns:w16sdtdh="http://schemas.microsoft.com/office/word/2020/wordml/sdtdatahash" xmlns:w16sdtfl="http://schemas.microsoft.com/office/word/2024/wordml/sdtformatlock" xmlns:w16se="http://schemas.microsoft.com/office/word/2015/wordml/symex" xmlns:wpg="http://schemas.microsoft.com/office/word/2010/wordprocessingGroup" xmlns:wpi="http://schemas.microsoft.com/office/word/2010/wordprocessingInk" xmlns:wne="http://schemas.microsoft.com/office/word/2006/wordml" xmlns:wps="http://schemas.microsoft.com/office/word/2010/wordprocessingShape" mc:Ignorable="w14 w15 w16se w16cid w16 w16cex w16sdtdh w16sdtfl w16du wp14">
+<w:document xmlns:w="http://schemas.openxmlformats.org/wordprocessingml/2006/main" xmlns:m="http://schemas.openxmlformats.org/officeDocument/2006/math" xmlns:r="http://schemas.openxmlformats.org/officeDocument/2006/relationships" xmlns:o="urn:schemas-microsoft-com:office:office" xmlns:v="urn:schemas-microsoft-com:vml" xmlns:w10="urn:schemas-microsoft-com:office:word" xmlns:a="http://schemas.openxmlformats.org/drawingml/2006/main" xmlns:pic="http://schemas.openxmlformats.org/drawingml/2006/picture" xmlns:wp="http://schemas.openxmlformats.org/drawingml/2006/wordprocessingDrawing">
   <w:body>
+    <w:bookmarkStart w:id="20" w:name="part-1"/>
     <w:p>
       <w:pPr>
         <w:pStyle w:val="Heading1"/>
       </w:pPr>
-      <w:bookmarkStart w:id="0" w:name="part-1"/>
-      <w:r>
-        <w:t>PART 1</w:t>
+      <w:r>
+        <w:t xml:space="preserve">PART 1</w:t>
       </w:r>
     </w:p>
     <w:p>
@@ -16,7 +16,7 @@
         <w:pStyle w:val="FirstParagraph"/>
       </w:pPr>
       <w:r>
-        <w:t>To incorporate phylogenetic information into climate predictions we use the Phylogenetically Informed Predictions (PIP) model of Gardner et al. (2025). When applied to our problem, this method generates climate estimates for fossil species by combining a standard linear regression of physical leaf traits with an adjustment derived from the phylogenetic relationships between the fossil species and modern (extant) species. The complete prediction is defined by</w:t>
+        <w:t xml:space="preserve">To incorporate phylogenetic information into predictions of fossil leaf traits and paleoclimate we use the Phylogenetically Informed Predictions (PIP) model of Gardner et al. (2025). This method generates estimates for fossil species by combining a standard linear regression of physical leaf traits with an adjustment derived from the phylogenetic relationships between the fossil species and modern (extant) species. The complete prediction is defined by</w:t>
       </w:r>
     </w:p>
     <w:p>
@@ -30,17 +30,10 @@
         <m:oMath>
           <m:acc>
             <m:accPr>
-              <m:ctrlPr>
-                <w:rPr>
-                  <w:rFonts w:ascii="Cambria Math" w:hAnsi="Cambria Math"/>
-                </w:rPr>
-              </m:ctrlPr>
+              <m:chr m:val="̂"/>
             </m:accPr>
             <m:e>
               <m:r>
-                <w:rPr>
-                  <w:rFonts w:ascii="Cambria Math" w:hAnsi="Cambria Math"/>
-                </w:rPr>
                 <m:t>y</m:t>
               </m:r>
             </m:e>
@@ -49,88 +42,68 @@
             <m:rPr>
               <m:sty m:val="p"/>
             </m:rPr>
-            <w:rPr>
-              <w:rFonts w:ascii="Cambria Math" w:hAnsi="Cambria Math"/>
-            </w:rPr>
             <m:t>=</m:t>
           </m:r>
           <m:r>
-            <w:rPr>
-              <w:rFonts w:ascii="Cambria Math" w:hAnsi="Cambria Math"/>
-            </w:rPr>
-            <m:t>Xβ</m:t>
+            <m:t>X</m:t>
+          </m:r>
+          <m:r>
+            <m:t>β</m:t>
           </m:r>
           <m:r>
             <m:rPr>
               <m:sty m:val="p"/>
             </m:rPr>
-            <w:rPr>
-              <w:rFonts w:ascii="Cambria Math" w:hAnsi="Cambria Math"/>
-            </w:rPr>
             <m:t>+</m:t>
           </m:r>
           <m:sSubSup>
-            <m:sSubSupPr>
-              <m:ctrlPr>
-                <w:rPr>
-                  <w:rFonts w:ascii="Cambria Math" w:hAnsi="Cambria Math"/>
-                </w:rPr>
-              </m:ctrlPr>
-            </m:sSubSupPr>
             <m:e>
               <m:r>
-                <w:rPr>
-                  <w:rFonts w:ascii="Cambria Math" w:hAnsi="Cambria Math"/>
-                </w:rPr>
                 <m:t>V</m:t>
               </m:r>
             </m:e>
             <m:sub>
               <m:r>
-                <w:rPr>
-                  <w:rFonts w:ascii="Cambria Math" w:hAnsi="Cambria Math"/>
-                </w:rPr>
-                <m:t>cross</m:t>
+                <m:t>c</m:t>
+              </m:r>
+              <m:r>
+                <m:t>r</m:t>
+              </m:r>
+              <m:r>
+                <m:t>o</m:t>
+              </m:r>
+              <m:r>
+                <m:t>s</m:t>
+              </m:r>
+              <m:r>
+                <m:t>s</m:t>
               </m:r>
             </m:sub>
             <m:sup>
               <m:r>
-                <w:rPr>
-                  <w:rFonts w:ascii="Cambria Math" w:hAnsi="Cambria Math"/>
-                </w:rPr>
                 <m:t>T</m:t>
               </m:r>
             </m:sup>
           </m:sSubSup>
           <m:sSub>
-            <m:sSubPr>
-              <m:ctrlPr>
-                <w:rPr>
-                  <w:rFonts w:ascii="Cambria Math" w:hAnsi="Cambria Math"/>
-                </w:rPr>
-              </m:ctrlPr>
-            </m:sSubPr>
             <m:e>
               <m:r>
-                <w:rPr>
-                  <w:rFonts w:ascii="Cambria Math" w:hAnsi="Cambria Math"/>
-                </w:rPr>
                 <m:t>V</m:t>
               </m:r>
             </m:e>
             <m:sub>
               <m:r>
-                <w:rPr>
-                  <w:rFonts w:ascii="Cambria Math" w:hAnsi="Cambria Math"/>
-                </w:rPr>
-                <m:t>inv</m:t>
+                <m:t>i</m:t>
+              </m:r>
+              <m:r>
+                <m:t>n</m:t>
+              </m:r>
+              <m:r>
+                <m:t>v</m:t>
               </m:r>
             </m:sub>
           </m:sSub>
           <m:r>
-            <w:rPr>
-              <w:rFonts w:ascii="Cambria Math" w:hAnsi="Cambria Math"/>
-            </w:rPr>
             <m:t>e</m:t>
           </m:r>
         </m:oMath>
@@ -141,161 +114,85 @@
         <w:pStyle w:val="FirstParagraph"/>
       </w:pPr>
       <w:r>
-        <w:t xml:space="preserve">where </w:t>
-      </w:r>
-      <m:oMath>
-        <m:r>
-          <w:rPr>
-            <w:rFonts w:ascii="Cambria Math" w:hAnsi="Cambria Math"/>
-          </w:rPr>
-          <m:t>Xβ</m:t>
-        </m:r>
-      </m:oMath>
-      <w:r>
-        <w:t xml:space="preserve"> represents the trait-based component and </w:t>
+        <w:t xml:space="preserve">where</w:t>
+      </w:r>
+      <w:r>
+        <w:t xml:space="preserve"> </w:t>
+      </w:r>
+      <m:oMath>
+        <m:r>
+          <m:t>X</m:t>
+        </m:r>
+        <m:r>
+          <m:t>β</m:t>
+        </m:r>
+      </m:oMath>
+      <w:r>
+        <w:t xml:space="preserve"> </w:t>
+      </w:r>
+      <w:r>
+        <w:t xml:space="preserve">represents the trait-based component and</w:t>
+      </w:r>
+      <w:r>
+        <w:t xml:space="preserve"> </w:t>
       </w:r>
       <m:oMath>
         <m:sSubSup>
-          <m:sSubSupPr>
-            <m:ctrlPr>
-              <w:rPr>
-                <w:rFonts w:ascii="Cambria Math" w:hAnsi="Cambria Math"/>
-              </w:rPr>
-            </m:ctrlPr>
-          </m:sSubSupPr>
           <m:e>
             <m:r>
-              <w:rPr>
-                <w:rFonts w:ascii="Cambria Math" w:hAnsi="Cambria Math"/>
-              </w:rPr>
               <m:t>V</m:t>
             </m:r>
           </m:e>
           <m:sub>
             <m:r>
-              <w:rPr>
-                <w:rFonts w:ascii="Cambria Math" w:hAnsi="Cambria Math"/>
-              </w:rPr>
-              <m:t>cross</m:t>
+              <m:t>c</m:t>
+            </m:r>
+            <m:r>
+              <m:t>r</m:t>
+            </m:r>
+            <m:r>
+              <m:t>o</m:t>
+            </m:r>
+            <m:r>
+              <m:t>s</m:t>
+            </m:r>
+            <m:r>
+              <m:t>s</m:t>
             </m:r>
           </m:sub>
           <m:sup>
             <m:r>
-              <w:rPr>
-                <w:rFonts w:ascii="Cambria Math" w:hAnsi="Cambria Math"/>
-              </w:rPr>
               <m:t>T</m:t>
             </m:r>
           </m:sup>
         </m:sSubSup>
         <m:sSub>
-          <m:sSubPr>
-            <m:ctrlPr>
-              <w:rPr>
-                <w:rFonts w:ascii="Cambria Math" w:hAnsi="Cambria Math"/>
-              </w:rPr>
-            </m:ctrlPr>
-          </m:sSubPr>
           <m:e>
             <m:r>
-              <w:rPr>
-                <w:rFonts w:ascii="Cambria Math" w:hAnsi="Cambria Math"/>
-              </w:rPr>
               <m:t>V</m:t>
             </m:r>
           </m:e>
           <m:sub>
             <m:r>
-              <w:rPr>
-                <w:rFonts w:ascii="Cambria Math" w:hAnsi="Cambria Math"/>
-              </w:rPr>
-              <m:t>inv</m:t>
+              <m:t>i</m:t>
+            </m:r>
+            <m:r>
+              <m:t>n</m:t>
+            </m:r>
+            <m:r>
+              <m:t>v</m:t>
             </m:r>
           </m:sub>
         </m:sSub>
         <m:r>
-          <w:rPr>
-            <w:rFonts w:ascii="Cambria Math" w:hAnsi="Cambria Math"/>
-          </w:rPr>
           <m:t>e</m:t>
         </m:r>
       </m:oMath>
       <w:r>
-        <w:t xml:space="preserve"> represents the phylogenetic adjustment. Before continuing, a note on data levels. Because PIP uses a phylogenetic covariance structure, </w:t>
-      </w:r>
-      <m:oMath>
-        <m:r>
-          <w:rPr>
-            <w:rFonts w:ascii="Cambria Math" w:hAnsi="Cambria Math"/>
-          </w:rPr>
-          <m:t>β</m:t>
-        </m:r>
-      </m:oMath>
-      <w:r>
-        <w:t xml:space="preserve">, </w:t>
-      </w:r>
-      <m:oMath>
-        <m:sSub>
-          <m:sSubPr>
-            <m:ctrlPr>
-              <w:rPr>
-                <w:rFonts w:ascii="Cambria Math" w:hAnsi="Cambria Math"/>
-              </w:rPr>
-            </m:ctrlPr>
-          </m:sSubPr>
-          <m:e>
-            <m:r>
-              <w:rPr>
-                <w:rFonts w:ascii="Cambria Math" w:hAnsi="Cambria Math"/>
-              </w:rPr>
-              <m:t>V</m:t>
-            </m:r>
-          </m:e>
-          <m:sub>
-            <m:r>
-              <w:rPr>
-                <w:rFonts w:ascii="Cambria Math" w:hAnsi="Cambria Math"/>
-              </w:rPr>
-              <m:t>inv</m:t>
-            </m:r>
-          </m:sub>
-        </m:sSub>
-      </m:oMath>
-      <w:r>
-        <w:t xml:space="preserve">, and </w:t>
-      </w:r>
-      <m:oMath>
-        <m:r>
-          <w:rPr>
-            <w:rFonts w:ascii="Cambria Math" w:hAnsi="Cambria Math"/>
-          </w:rPr>
-          <m:t>e</m:t>
-        </m:r>
-      </m:oMath>
-      <w:r>
-        <w:t xml:space="preserve"> are all estimated from extant species-level means (one row per species as required for PGLS). At prediction time, however, </w:t>
-      </w:r>
-      <m:oMath>
-        <m:r>
-          <w:rPr>
-            <w:rFonts w:ascii="Cambria Math" w:hAnsi="Cambria Math"/>
-          </w:rPr>
-          <m:t>X</m:t>
-        </m:r>
-      </m:oMath>
-      <w:r>
-        <w:t xml:space="preserve"> is built from species-within-site means (one row per fossil species per site), so each occurrence of a species at a different site produces a different </w:t>
-      </w:r>
-      <m:oMath>
-        <m:r>
-          <w:rPr>
-            <w:rFonts w:ascii="Cambria Math" w:hAnsi="Cambria Math"/>
-          </w:rPr>
-          <m:t>Xβ</m:t>
-        </m:r>
-      </m:oMath>
-      <w:r>
-        <w:t xml:space="preserve"> value. The phylogenetic adjustment is indexed by species alone and is therefore the same for every site occurrence of a given fossil species. Predictions are then averaged within each fossil site to obtain site-level estimates.</w:t>
+        <w:t xml:space="preserve"> </w:t>
+      </w:r>
+      <w:r>
+        <w:t xml:space="preserve">represents the phylogenetic adjustment.</w:t>
       </w:r>
     </w:p>
     <w:p>
@@ -303,173 +200,185 @@
         <w:pStyle w:val="BodyText"/>
       </w:pPr>
       <w:r>
-        <w:t xml:space="preserve">The trait-based component calculates the expected climate value based on the measured morphology of the fossil leaves. </w:t>
-      </w:r>
-      <m:oMath>
-        <m:r>
-          <w:rPr>
-            <w:rFonts w:ascii="Cambria Math" w:hAnsi="Cambria Math"/>
-          </w:rPr>
+        <w:t xml:space="preserve">The trait-based component calculates the expected value of the target variable based on the measured morphology of the fossil leaves.</w:t>
+      </w:r>
+      <w:r>
+        <w:t xml:space="preserve"> </w:t>
+      </w:r>
+      <m:oMath>
+        <m:r>
           <m:t>X</m:t>
         </m:r>
       </m:oMath>
       <w:r>
-        <w:t xml:space="preserve"> represents the design matrix of fossil traits with dimensions </w:t>
-      </w:r>
-      <m:oMath>
-        <m:r>
-          <w:rPr>
-            <w:rFonts w:ascii="Cambria Math" w:hAnsi="Cambria Math"/>
-          </w:rPr>
+        <w:t xml:space="preserve"> </w:t>
+      </w:r>
+      <w:r>
+        <w:t xml:space="preserve">represents the design matrix of fossil traits with dimensions</w:t>
+      </w:r>
+      <w:r>
+        <w:t xml:space="preserve"> </w:t>
+      </w:r>
+      <m:oMath>
+        <m:r>
           <m:t>m</m:t>
         </m:r>
         <m:r>
           <m:rPr>
             <m:sty m:val="p"/>
           </m:rPr>
-          <w:rPr>
-            <w:rFonts w:ascii="Cambria Math" w:hAnsi="Cambria Math"/>
-          </w:rPr>
           <m:t>×</m:t>
         </m:r>
         <m:r>
-          <w:rPr>
-            <w:rFonts w:ascii="Cambria Math" w:hAnsi="Cambria Math"/>
-          </w:rPr>
           <m:t>p</m:t>
         </m:r>
       </m:oMath>
       <w:r>
-        <w:t xml:space="preserve">, where </w:t>
-      </w:r>
-      <m:oMath>
-        <m:r>
-          <w:rPr>
-            <w:rFonts w:ascii="Cambria Math" w:hAnsi="Cambria Math"/>
-          </w:rPr>
+        <w:t xml:space="preserve">, where</w:t>
+      </w:r>
+      <w:r>
+        <w:t xml:space="preserve"> </w:t>
+      </w:r>
+      <m:oMath>
+        <m:r>
           <m:t>p</m:t>
         </m:r>
       </m:oMath>
       <w:r>
-        <w:t xml:space="preserve"> is the number of trait variables plus an intercept column and </w:t>
-      </w:r>
-      <m:oMath>
-        <m:r>
-          <w:rPr>
-            <w:rFonts w:ascii="Cambria Math" w:hAnsi="Cambria Math"/>
-          </w:rPr>
+        <w:t xml:space="preserve"> </w:t>
+      </w:r>
+      <w:r>
+        <w:t xml:space="preserve">is the number of trait variables plus an intercept column and</w:t>
+      </w:r>
+      <w:r>
+        <w:t xml:space="preserve"> </w:t>
+      </w:r>
+      <m:oMath>
+        <m:r>
           <m:t>m</m:t>
         </m:r>
       </m:oMath>
       <w:r>
-        <w:t xml:space="preserve"> is the number of species-by-site rows. Each row contains the site-specific trait means for one fossil species at one site. </w:t>
-      </w:r>
-      <m:oMath>
-        <m:r>
-          <w:rPr>
-            <w:rFonts w:ascii="Cambria Math" w:hAnsi="Cambria Math"/>
-          </w:rPr>
+        <w:t xml:space="preserve"> </w:t>
+      </w:r>
+      <w:r>
+        <w:t xml:space="preserve">is the number of prediction rows. Each row contains the aggregated trait values for one fossil taxon.</w:t>
+      </w:r>
+      <w:r>
+        <w:t xml:space="preserve"> </w:t>
+      </w:r>
+      <m:oMath>
+        <m:r>
           <m:t>β</m:t>
         </m:r>
       </m:oMath>
       <w:r>
-        <w:t xml:space="preserve"> represents a column vector of dimensions </w:t>
-      </w:r>
-      <m:oMath>
-        <m:r>
-          <w:rPr>
-            <w:rFonts w:ascii="Cambria Math" w:hAnsi="Cambria Math"/>
-          </w:rPr>
+        <w:t xml:space="preserve"> </w:t>
+      </w:r>
+      <w:r>
+        <w:t xml:space="preserve">represents a column vector of dimensions</w:t>
+      </w:r>
+      <w:r>
+        <w:t xml:space="preserve"> </w:t>
+      </w:r>
+      <m:oMath>
+        <m:r>
           <m:t>p</m:t>
         </m:r>
         <m:r>
           <m:rPr>
             <m:sty m:val="p"/>
           </m:rPr>
-          <w:rPr>
-            <w:rFonts w:ascii="Cambria Math" w:hAnsi="Cambria Math"/>
-          </w:rPr>
           <m:t>×</m:t>
         </m:r>
         <m:r>
-          <w:rPr>
-            <w:rFonts w:ascii="Cambria Math" w:hAnsi="Cambria Math"/>
-          </w:rPr>
           <m:t>1</m:t>
         </m:r>
       </m:oMath>
       <w:r>
-        <w:t xml:space="preserve"> containing the regression coefficients. These coefficients were estimated from the extant species-level data using Phylogenetic Generalized Least Squares (PGLS) with Pagel’s </w:t>
-      </w:r>
-      <m:oMath>
-        <m:r>
-          <w:rPr>
-            <w:rFonts w:ascii="Cambria Math" w:hAnsi="Cambria Math"/>
-          </w:rPr>
+        <w:t xml:space="preserve"> </w:t>
+      </w:r>
+      <w:r>
+        <w:t xml:space="preserve">containing the regression coefficients. These coefficients were estimated from the extant species-level data using Phylogenetic Generalized Least Squares (PGLS) with Pagel’s</w:t>
+      </w:r>
+      <w:r>
+        <w:t xml:space="preserve"> </w:t>
+      </w:r>
+      <m:oMath>
+        <m:r>
           <m:t>λ</m:t>
         </m:r>
       </m:oMath>
       <w:r>
-        <w:t xml:space="preserve"> jointly estimated (Gardner et al. 2025, Freckleton?, Pagel?). The operation </w:t>
-      </w:r>
-      <m:oMath>
-        <m:r>
-          <w:rPr>
-            <w:rFonts w:ascii="Cambria Math" w:hAnsi="Cambria Math"/>
-          </w:rPr>
-          <m:t>Xβ</m:t>
-        </m:r>
-      </m:oMath>
-      <w:r>
-        <w:t xml:space="preserve"> is standard matrix multiplication, where the trait values in each row of </w:t>
-      </w:r>
-      <m:oMath>
-        <m:r>
-          <w:rPr>
-            <w:rFonts w:ascii="Cambria Math" w:hAnsi="Cambria Math"/>
-          </w:rPr>
+        <w:t xml:space="preserve"> </w:t>
+      </w:r>
+      <w:r>
+        <w:t xml:space="preserve">jointly estimated (Gardner et al. 2025, Freckleton?, Pagel?). The operation</w:t>
+      </w:r>
+      <w:r>
+        <w:t xml:space="preserve"> </w:t>
+      </w:r>
+      <m:oMath>
+        <m:r>
           <m:t>X</m:t>
         </m:r>
-      </m:oMath>
-      <w:r>
-        <w:t xml:space="preserve"> are multiplied by their corresponding coefficients in </w:t>
-      </w:r>
-      <m:oMath>
-        <m:r>
-          <w:rPr>
-            <w:rFonts w:ascii="Cambria Math" w:hAnsi="Cambria Math"/>
-          </w:rPr>
+        <m:r>
           <m:t>β</m:t>
         </m:r>
       </m:oMath>
       <w:r>
-        <w:t xml:space="preserve"> and summed, resulting in a base predicted value of dimensions </w:t>
-      </w:r>
-      <m:oMath>
-        <m:r>
-          <w:rPr>
-            <w:rFonts w:ascii="Cambria Math" w:hAnsi="Cambria Math"/>
-          </w:rPr>
+        <w:t xml:space="preserve"> </w:t>
+      </w:r>
+      <w:r>
+        <w:t xml:space="preserve">is standard matrix multiplication, where the trait values in each row of</w:t>
+      </w:r>
+      <w:r>
+        <w:t xml:space="preserve"> </w:t>
+      </w:r>
+      <m:oMath>
+        <m:r>
+          <m:t>X</m:t>
+        </m:r>
+      </m:oMath>
+      <w:r>
+        <w:t xml:space="preserve"> </w:t>
+      </w:r>
+      <w:r>
+        <w:t xml:space="preserve">are multiplied by their corresponding coefficients in</w:t>
+      </w:r>
+      <w:r>
+        <w:t xml:space="preserve"> </w:t>
+      </w:r>
+      <m:oMath>
+        <m:r>
+          <m:t>β</m:t>
+        </m:r>
+      </m:oMath>
+      <w:r>
+        <w:t xml:space="preserve"> </w:t>
+      </w:r>
+      <w:r>
+        <w:t xml:space="preserve">and summed, resulting in a base predicted value of dimensions</w:t>
+      </w:r>
+      <w:r>
+        <w:t xml:space="preserve"> </w:t>
+      </w:r>
+      <m:oMath>
+        <m:r>
           <m:t>m</m:t>
         </m:r>
         <m:r>
           <m:rPr>
             <m:sty m:val="p"/>
           </m:rPr>
-          <w:rPr>
-            <w:rFonts w:ascii="Cambria Math" w:hAnsi="Cambria Math"/>
-          </w:rPr>
           <m:t>×</m:t>
         </m:r>
         <m:r>
-          <w:rPr>
-            <w:rFonts w:ascii="Cambria Math" w:hAnsi="Cambria Math"/>
-          </w:rPr>
           <m:t>1</m:t>
         </m:r>
       </m:oMath>
       <w:r>
-        <w:t>.</w:t>
+        <w:t xml:space="preserve">.</w:t>
       </w:r>
     </w:p>
     <w:p>
@@ -477,360 +386,369 @@
         <w:pStyle w:val="BodyText"/>
       </w:pPr>
       <w:r>
-        <w:t xml:space="preserve">The phylogenetic adjustment calculates the correction factor applied to the trait-based prediction. It uses the known errors of the modern species to adjust the predictions of the fossil species based on how closely related they are on the evolutionary tree. Specifically, </w:t>
-      </w:r>
-      <m:oMath>
-        <m:r>
-          <w:rPr>
-            <w:rFonts w:ascii="Cambria Math" w:hAnsi="Cambria Math"/>
-          </w:rPr>
+        <w:t xml:space="preserve">The phylogenetic adjustment calculates the correction factor applied to the trait-based prediction. It uses the known errors of the modern species to adjust the predictions of the fossil species based on how closely related they are on the evolutionary tree. Specifically,</w:t>
+      </w:r>
+      <w:r>
+        <w:t xml:space="preserve"> </w:t>
+      </w:r>
+      <m:oMath>
+        <m:r>
           <m:t>e</m:t>
         </m:r>
       </m:oMath>
       <w:r>
-        <w:t xml:space="preserve"> is a column vector of dimensions </w:t>
-      </w:r>
-      <m:oMath>
-        <m:r>
-          <w:rPr>
-            <w:rFonts w:ascii="Cambria Math" w:hAnsi="Cambria Math"/>
-          </w:rPr>
+        <w:t xml:space="preserve"> </w:t>
+      </w:r>
+      <w:r>
+        <w:t xml:space="preserve">is a column vector of dimensions</w:t>
+      </w:r>
+      <w:r>
+        <w:t xml:space="preserve"> </w:t>
+      </w:r>
+      <m:oMath>
+        <m:r>
           <m:t>n</m:t>
         </m:r>
         <m:r>
           <m:rPr>
             <m:sty m:val="p"/>
           </m:rPr>
-          <w:rPr>
-            <w:rFonts w:ascii="Cambria Math" w:hAnsi="Cambria Math"/>
-          </w:rPr>
           <m:t>×</m:t>
         </m:r>
         <m:r>
-          <w:rPr>
-            <w:rFonts w:ascii="Cambria Math" w:hAnsi="Cambria Math"/>
-          </w:rPr>
           <m:t>1</m:t>
         </m:r>
       </m:oMath>
       <w:r>
-        <w:t xml:space="preserve">, where </w:t>
-      </w:r>
-      <m:oMath>
-        <m:r>
-          <w:rPr>
-            <w:rFonts w:ascii="Cambria Math" w:hAnsi="Cambria Math"/>
-          </w:rPr>
+        <w:t xml:space="preserve">, where</w:t>
+      </w:r>
+      <w:r>
+        <w:t xml:space="preserve"> </w:t>
+      </w:r>
+      <m:oMath>
+        <m:r>
           <m:t>n</m:t>
         </m:r>
       </m:oMath>
       <w:r>
-        <w:t xml:space="preserve"> is the number of extant training species, containing the raw residuals (actual climate minus </w:t>
-      </w:r>
-      <m:oMath>
-        <m:r>
-          <w:rPr>
-            <w:rFonts w:ascii="Cambria Math" w:hAnsi="Cambria Math"/>
-          </w:rPr>
-          <m:t>Xβ</m:t>
-        </m:r>
-      </m:oMath>
-      <w:r>
-        <w:t xml:space="preserve">) from the species-level training data. </w:t>
+        <w:t xml:space="preserve"> </w:t>
+      </w:r>
+      <w:r>
+        <w:t xml:space="preserve">is the number of extant training species, containing the raw residuals (observed minus</w:t>
+      </w:r>
+      <w:r>
+        <w:t xml:space="preserve"> </w:t>
+      </w:r>
+      <m:oMath>
+        <m:r>
+          <m:t>X</m:t>
+        </m:r>
+        <m:r>
+          <m:t>β</m:t>
+        </m:r>
+      </m:oMath>
+      <w:r>
+        <w:t xml:space="preserve">) from the species-level training data.</w:t>
+      </w:r>
+      <w:r>
+        <w:t xml:space="preserve"> </w:t>
       </w:r>
       <m:oMath>
         <m:sSub>
-          <m:sSubPr>
-            <m:ctrlPr>
-              <w:rPr>
-                <w:rFonts w:ascii="Cambria Math" w:hAnsi="Cambria Math"/>
-              </w:rPr>
-            </m:ctrlPr>
-          </m:sSubPr>
           <m:e>
             <m:r>
-              <w:rPr>
-                <w:rFonts w:ascii="Cambria Math" w:hAnsi="Cambria Math"/>
-              </w:rPr>
               <m:t>V</m:t>
             </m:r>
           </m:e>
           <m:sub>
             <m:r>
-              <w:rPr>
-                <w:rFonts w:ascii="Cambria Math" w:hAnsi="Cambria Math"/>
-              </w:rPr>
-              <m:t>inv</m:t>
+              <m:t>i</m:t>
+            </m:r>
+            <m:r>
+              <m:t>n</m:t>
+            </m:r>
+            <m:r>
+              <m:t>v</m:t>
             </m:r>
           </m:sub>
         </m:sSub>
       </m:oMath>
       <w:r>
-        <w:t xml:space="preserve"> is an </w:t>
-      </w:r>
-      <m:oMath>
-        <m:r>
-          <w:rPr>
-            <w:rFonts w:ascii="Cambria Math" w:hAnsi="Cambria Math"/>
-          </w:rPr>
+        <w:t xml:space="preserve"> </w:t>
+      </w:r>
+      <w:r>
+        <w:t xml:space="preserve">is an</w:t>
+      </w:r>
+      <w:r>
+        <w:t xml:space="preserve"> </w:t>
+      </w:r>
+      <m:oMath>
+        <m:r>
           <m:t>n</m:t>
         </m:r>
         <m:r>
           <m:rPr>
             <m:sty m:val="p"/>
           </m:rPr>
-          <w:rPr>
-            <w:rFonts w:ascii="Cambria Math" w:hAnsi="Cambria Math"/>
-          </w:rPr>
           <m:t>×</m:t>
         </m:r>
         <m:r>
-          <w:rPr>
-            <w:rFonts w:ascii="Cambria Math" w:hAnsi="Cambria Math"/>
-          </w:rPr>
           <m:t>n</m:t>
         </m:r>
       </m:oMath>
       <w:r>
-        <w:t xml:space="preserve"> matrix equal to the inverse of the </w:t>
-      </w:r>
-      <m:oMath>
-        <m:r>
-          <w:rPr>
-            <w:rFonts w:ascii="Cambria Math" w:hAnsi="Cambria Math"/>
-          </w:rPr>
+        <w:t xml:space="preserve"> </w:t>
+      </w:r>
+      <w:r>
+        <w:t xml:space="preserve">matrix equal to the inverse of the</w:t>
+      </w:r>
+      <w:r>
+        <w:t xml:space="preserve"> </w:t>
+      </w:r>
+      <m:oMath>
+        <m:r>
           <m:t>λ</m:t>
         </m:r>
       </m:oMath>
       <w:r>
-        <w:t xml:space="preserve">-transformed phylogenetic covariance matrix </w:t>
+        <w:t xml:space="preserve">-transformed phylogenetic covariance matrix</w:t>
+      </w:r>
+      <w:r>
+        <w:t xml:space="preserve"> </w:t>
       </w:r>
       <m:oMath>
         <m:sSub>
-          <m:sSubPr>
-            <m:ctrlPr>
-              <w:rPr>
-                <w:rFonts w:ascii="Cambria Math" w:hAnsi="Cambria Math"/>
-              </w:rPr>
-            </m:ctrlPr>
-          </m:sSubPr>
           <m:e>
             <m:r>
-              <w:rPr>
-                <w:rFonts w:ascii="Cambria Math" w:hAnsi="Cambria Math"/>
-              </w:rPr>
               <m:t>V</m:t>
             </m:r>
           </m:e>
           <m:sub>
             <m:r>
-              <w:rPr>
-                <w:rFonts w:ascii="Cambria Math" w:hAnsi="Cambria Math"/>
-              </w:rPr>
-              <m:t>lam</m:t>
+              <m:t>l</m:t>
+            </m:r>
+            <m:r>
+              <m:t>a</m:t>
+            </m:r>
+            <m:r>
+              <m:t>m</m:t>
             </m:r>
           </m:sub>
         </m:sSub>
       </m:oMath>
       <w:r>
-        <w:t xml:space="preserve"> for the extant training species. The off-diagonal entries of the raw VCV are multiplied by Pagel’s </w:t>
-      </w:r>
-      <m:oMath>
-        <m:r>
-          <w:rPr>
-            <w:rFonts w:ascii="Cambria Math" w:hAnsi="Cambria Math"/>
-          </w:rPr>
+        <w:t xml:space="preserve"> </w:t>
+      </w:r>
+      <w:r>
+        <w:t xml:space="preserve">for the extant training species. The off-diagonal entries of the raw VCV are multiplied by Pagel’s</w:t>
+      </w:r>
+      <w:r>
+        <w:t xml:space="preserve"> </w:t>
+      </w:r>
+      <m:oMath>
+        <m:r>
           <m:t>λ</m:t>
         </m:r>
       </m:oMath>
       <w:r>
-        <w:t xml:space="preserve"> while the diagonal is preserved (see Gardner et al. 2025). The raw VCV represents shared evolutionary branch lengths between extant species pairs; the </w:t>
-      </w:r>
-      <m:oMath>
-        <m:r>
-          <w:rPr>
-            <w:rFonts w:ascii="Cambria Math" w:hAnsi="Cambria Math"/>
-          </w:rPr>
+        <w:t xml:space="preserve"> </w:t>
+      </w:r>
+      <w:r>
+        <w:t xml:space="preserve">while the diagonal is preserved (see Gardner et al. 2025). The raw VCV represents shared evolutionary branch lengths between extant species pairs; the</w:t>
+      </w:r>
+      <w:r>
+        <w:t xml:space="preserve"> </w:t>
+      </w:r>
+      <m:oMath>
+        <m:r>
           <m:t>λ</m:t>
         </m:r>
       </m:oMath>
       <w:r>
-        <w:t xml:space="preserve">-scaling matches the covariance structure under which </w:t>
-      </w:r>
-      <m:oMath>
-        <m:r>
-          <w:rPr>
-            <w:rFonts w:ascii="Cambria Math" w:hAnsi="Cambria Math"/>
-          </w:rPr>
+        <w:t xml:space="preserve">-scaling matches the covariance structure under which</w:t>
+      </w:r>
+      <w:r>
+        <w:t xml:space="preserve"> </w:t>
+      </w:r>
+      <m:oMath>
+        <m:r>
           <m:t>β</m:t>
         </m:r>
       </m:oMath>
       <w:r>
-        <w:t xml:space="preserve"> was estimated, and the inversion accounts for non-independence among the extant species. Finally, </w:t>
+        <w:t xml:space="preserve"> </w:t>
+      </w:r>
+      <w:r>
+        <w:t xml:space="preserve">was estimated, and the inversion accounts for non-independence among the extant species. Finally,</w:t>
+      </w:r>
+      <w:r>
+        <w:t xml:space="preserve"> </w:t>
       </w:r>
       <m:oMath>
         <m:sSub>
-          <m:sSubPr>
-            <m:ctrlPr>
-              <w:rPr>
-                <w:rFonts w:ascii="Cambria Math" w:hAnsi="Cambria Math"/>
-              </w:rPr>
-            </m:ctrlPr>
-          </m:sSubPr>
           <m:e>
             <m:r>
-              <w:rPr>
-                <w:rFonts w:ascii="Cambria Math" w:hAnsi="Cambria Math"/>
-              </w:rPr>
               <m:t>V</m:t>
             </m:r>
           </m:e>
           <m:sub>
             <m:r>
-              <w:rPr>
-                <w:rFonts w:ascii="Cambria Math" w:hAnsi="Cambria Math"/>
-              </w:rPr>
-              <m:t>cross</m:t>
+              <m:t>c</m:t>
+            </m:r>
+            <m:r>
+              <m:t>r</m:t>
+            </m:r>
+            <m:r>
+              <m:t>o</m:t>
+            </m:r>
+            <m:r>
+              <m:t>s</m:t>
+            </m:r>
+            <m:r>
+              <m:t>s</m:t>
             </m:r>
           </m:sub>
         </m:sSub>
       </m:oMath>
       <w:r>
-        <w:t xml:space="preserve"> is a </w:t>
-      </w:r>
-      <w:r>
-        <w:lastRenderedPageBreak/>
-        <w:t xml:space="preserve">cross-covariance matrix of dimensions </w:t>
-      </w:r>
-      <m:oMath>
-        <m:r>
-          <w:rPr>
-            <w:rFonts w:ascii="Cambria Math" w:hAnsi="Cambria Math"/>
-          </w:rPr>
+        <w:t xml:space="preserve"> </w:t>
+      </w:r>
+      <w:r>
+        <w:t xml:space="preserve">is a cross-covariance matrix of dimensions</w:t>
+      </w:r>
+      <w:r>
+        <w:t xml:space="preserve"> </w:t>
+      </w:r>
+      <m:oMath>
+        <m:r>
           <m:t>n</m:t>
         </m:r>
         <m:r>
           <m:rPr>
             <m:sty m:val="p"/>
           </m:rPr>
-          <w:rPr>
-            <w:rFonts w:ascii="Cambria Math" w:hAnsi="Cambria Math"/>
-          </w:rPr>
           <m:t>×</m:t>
         </m:r>
         <m:r>
-          <w:rPr>
-            <w:rFonts w:ascii="Cambria Math" w:hAnsi="Cambria Math"/>
-          </w:rPr>
           <m:t>m</m:t>
         </m:r>
       </m:oMath>
       <w:r>
-        <w:t xml:space="preserve">, representing the shared evolutionary branch lengths between the </w:t>
-      </w:r>
-      <m:oMath>
-        <m:r>
-          <w:rPr>
-            <w:rFonts w:ascii="Cambria Math" w:hAnsi="Cambria Math"/>
-          </w:rPr>
+        <w:t xml:space="preserve">, representing the shared evolutionary branch lengths between the</w:t>
+      </w:r>
+      <w:r>
+        <w:t xml:space="preserve"> </w:t>
+      </w:r>
+      <m:oMath>
+        <m:r>
           <m:t>n</m:t>
         </m:r>
       </m:oMath>
       <w:r>
-        <w:t xml:space="preserve"> extant training species and the </w:t>
-      </w:r>
-      <m:oMath>
-        <m:r>
-          <w:rPr>
-            <w:rFonts w:ascii="Cambria Math" w:hAnsi="Cambria Math"/>
-          </w:rPr>
+        <w:t xml:space="preserve"> </w:t>
+      </w:r>
+      <w:r>
+        <w:t xml:space="preserve">extant training species and the</w:t>
+      </w:r>
+      <w:r>
+        <w:t xml:space="preserve"> </w:t>
+      </w:r>
+      <m:oMath>
+        <m:r>
           <m:t>m</m:t>
         </m:r>
       </m:oMath>
       <w:r>
-        <w:t xml:space="preserve"> fossil entries. Because no fossil species appears in the extant training dataset, the modern and fossil tip sets are disjoint with respect to the VCV the model was trained on. Every entry of </w:t>
+        <w:t xml:space="preserve"> </w:t>
+      </w:r>
+      <w:r>
+        <w:t xml:space="preserve">fossil entries. Because no fossil species appears in the extant training dataset, the modern and fossil tip sets are disjoint with respect to the VCV the model was trained on. Every entry of</w:t>
+      </w:r>
+      <w:r>
+        <w:t xml:space="preserve"> </w:t>
       </w:r>
       <m:oMath>
         <m:sSub>
-          <m:sSubPr>
-            <m:ctrlPr>
-              <w:rPr>
-                <w:rFonts w:ascii="Cambria Math" w:hAnsi="Cambria Math"/>
-              </w:rPr>
-            </m:ctrlPr>
-          </m:sSubPr>
           <m:e>
             <m:r>
-              <w:rPr>
-                <w:rFonts w:ascii="Cambria Math" w:hAnsi="Cambria Math"/>
-              </w:rPr>
               <m:t>V</m:t>
             </m:r>
           </m:e>
           <m:sub>
             <m:r>
-              <w:rPr>
-                <w:rFonts w:ascii="Cambria Math" w:hAnsi="Cambria Math"/>
-              </w:rPr>
-              <m:t>cross</m:t>
+              <m:t>c</m:t>
+            </m:r>
+            <m:r>
+              <m:t>r</m:t>
+            </m:r>
+            <m:r>
+              <m:t>o</m:t>
+            </m:r>
+            <m:r>
+              <m:t>s</m:t>
+            </m:r>
+            <m:r>
+              <m:t>s</m:t>
             </m:r>
           </m:sub>
         </m:sSub>
       </m:oMath>
       <w:r>
-        <w:t xml:space="preserve"> is therefore an off-diagonal cell of the full VCV (a shared branch length between two different taxa, never a self-covariance). This means the entire block is uniformly scaled by </w:t>
-      </w:r>
-      <m:oMath>
-        <m:r>
-          <w:rPr>
-            <w:rFonts w:ascii="Cambria Math" w:hAnsi="Cambria Math"/>
-          </w:rPr>
+        <w:t xml:space="preserve"> </w:t>
+      </w:r>
+      <w:r>
+        <w:t xml:space="preserve">is therefore an off-diagonal cell of the full VCV (a shared branch length between two different taxa, never a self-covariance). This means the entire block is uniformly scaled by</w:t>
+      </w:r>
+      <w:r>
+        <w:t xml:space="preserve"> </w:t>
+      </w:r>
+      <m:oMath>
+        <m:r>
           <m:t>λ</m:t>
         </m:r>
       </m:oMath>
       <w:r>
-        <w:t xml:space="preserve"> with no diagonal exception, consistent with the </w:t>
-      </w:r>
-      <m:oMath>
-        <m:r>
-          <w:rPr>
-            <w:rFonts w:ascii="Cambria Math" w:hAnsi="Cambria Math"/>
-          </w:rPr>
+        <w:t xml:space="preserve"> </w:t>
+      </w:r>
+      <w:r>
+        <w:t xml:space="preserve">with no diagonal exception, consistent with the</w:t>
+      </w:r>
+      <w:r>
+        <w:t xml:space="preserve"> </w:t>
+      </w:r>
+      <m:oMath>
+        <m:r>
           <m:t>λ</m:t>
         </m:r>
       </m:oMath>
       <w:r>
-        <w:t xml:space="preserve">-scaling already implicit in </w:t>
+        <w:t xml:space="preserve">-scaling already implicit in</w:t>
+      </w:r>
+      <w:r>
+        <w:t xml:space="preserve"> </w:t>
       </w:r>
       <m:oMath>
         <m:sSub>
-          <m:sSubPr>
-            <m:ctrlPr>
-              <w:rPr>
-                <w:rFonts w:ascii="Cambria Math" w:hAnsi="Cambria Math"/>
-              </w:rPr>
-            </m:ctrlPr>
-          </m:sSubPr>
           <m:e>
             <m:r>
-              <w:rPr>
-                <w:rFonts w:ascii="Cambria Math" w:hAnsi="Cambria Math"/>
-              </w:rPr>
               <m:t>V</m:t>
             </m:r>
           </m:e>
           <m:sub>
             <m:r>
-              <w:rPr>
-                <w:rFonts w:ascii="Cambria Math" w:hAnsi="Cambria Math"/>
-              </w:rPr>
-              <m:t>inv</m:t>
+              <m:t>i</m:t>
+            </m:r>
+            <m:r>
+              <m:t>n</m:t>
+            </m:r>
+            <m:r>
+              <m:t>v</m:t>
             </m:r>
           </m:sub>
         </m:sSub>
       </m:oMath>
       <w:r>
-        <w:t>.</w:t>
+        <w:t xml:space="preserve">.</w:t>
       </w:r>
     </w:p>
     <w:p>
@@ -838,231 +756,208 @@
         <w:pStyle w:val="BodyText"/>
       </w:pPr>
       <w:r>
-        <w:t xml:space="preserve">To calculate the phylogenetic adjustment, </w:t>
+        <w:t xml:space="preserve">To calculate the phylogenetic adjustment,</w:t>
+      </w:r>
+      <w:r>
+        <w:t xml:space="preserve"> </w:t>
       </w:r>
       <m:oMath>
         <m:sSub>
-          <m:sSubPr>
-            <m:ctrlPr>
-              <w:rPr>
-                <w:rFonts w:ascii="Cambria Math" w:hAnsi="Cambria Math"/>
-              </w:rPr>
-            </m:ctrlPr>
-          </m:sSubPr>
           <m:e>
             <m:r>
-              <w:rPr>
-                <w:rFonts w:ascii="Cambria Math" w:hAnsi="Cambria Math"/>
-              </w:rPr>
               <m:t>V</m:t>
             </m:r>
           </m:e>
           <m:sub>
             <m:r>
-              <w:rPr>
-                <w:rFonts w:ascii="Cambria Math" w:hAnsi="Cambria Math"/>
-              </w:rPr>
-              <m:t>inv</m:t>
+              <m:t>i</m:t>
+            </m:r>
+            <m:r>
+              <m:t>n</m:t>
+            </m:r>
+            <m:r>
+              <m:t>v</m:t>
             </m:r>
           </m:sub>
         </m:sSub>
       </m:oMath>
       <w:r>
-        <w:t xml:space="preserve"> is first multiplied by the modern residuals (</w:t>
+        <w:t xml:space="preserve"> </w:t>
+      </w:r>
+      <w:r>
+        <w:t xml:space="preserve">is first multiplied by the modern residuals (</w:t>
       </w:r>
       <m:oMath>
         <m:sSub>
-          <m:sSubPr>
-            <m:ctrlPr>
-              <w:rPr>
-                <w:rFonts w:ascii="Cambria Math" w:hAnsi="Cambria Math"/>
-              </w:rPr>
-            </m:ctrlPr>
-          </m:sSubPr>
           <m:e>
             <m:r>
-              <w:rPr>
-                <w:rFonts w:ascii="Cambria Math" w:hAnsi="Cambria Math"/>
-              </w:rPr>
               <m:t>V</m:t>
             </m:r>
           </m:e>
           <m:sub>
             <m:r>
-              <w:rPr>
-                <w:rFonts w:ascii="Cambria Math" w:hAnsi="Cambria Math"/>
-              </w:rPr>
-              <m:t>inv</m:t>
+              <m:t>i</m:t>
+            </m:r>
+            <m:r>
+              <m:t>n</m:t>
+            </m:r>
+            <m:r>
+              <m:t>v</m:t>
             </m:r>
           </m:sub>
         </m:sSub>
         <m:r>
-          <w:rPr>
-            <w:rFonts w:ascii="Cambria Math" w:hAnsi="Cambria Math"/>
-          </w:rPr>
           <m:t>e</m:t>
         </m:r>
       </m:oMath>
       <w:r>
-        <w:t xml:space="preserve">). This is the GLS “whitening” step (refs). It solves </w:t>
-      </w:r>
-      <m:oMath>
-        <m:r>
-          <w:rPr>
-            <w:rFonts w:ascii="Cambria Math" w:hAnsi="Cambria Math"/>
-          </w:rPr>
-          <m:t>Vx</m:t>
+        <w:t xml:space="preserve">). This is the GLS</w:t>
+      </w:r>
+      <w:r>
+        <w:t xml:space="preserve"> </w:t>
+      </w:r>
+      <w:r>
+        <w:t xml:space="preserve">“whitening”</w:t>
+      </w:r>
+      <w:r>
+        <w:t xml:space="preserve"> </w:t>
+      </w:r>
+      <w:r>
+        <w:t xml:space="preserve">step (refs). It solves</w:t>
+      </w:r>
+      <w:r>
+        <w:t xml:space="preserve"> </w:t>
+      </w:r>
+      <m:oMath>
+        <m:r>
+          <m:t>V</m:t>
+        </m:r>
+        <m:r>
+          <m:t>x</m:t>
         </m:r>
         <m:r>
           <m:rPr>
             <m:sty m:val="p"/>
           </m:rPr>
-          <w:rPr>
-            <w:rFonts w:ascii="Cambria Math" w:hAnsi="Cambria Math"/>
-          </w:rPr>
           <m:t>=</m:t>
         </m:r>
         <m:r>
-          <w:rPr>
-            <w:rFonts w:ascii="Cambria Math" w:hAnsi="Cambria Math"/>
-          </w:rPr>
           <m:t>e</m:t>
         </m:r>
       </m:oMath>
       <w:r>
-        <w:t xml:space="preserve">, decorrelating the residuals so that variance shared via common ancestry among the modern species is not double-counted when projected onto the fossils. The result is an </w:t>
-      </w:r>
-      <m:oMath>
-        <m:r>
-          <w:rPr>
-            <w:rFonts w:ascii="Cambria Math" w:hAnsi="Cambria Math"/>
-          </w:rPr>
+        <w:t xml:space="preserve">, decorrelating the residuals so that variance shared via common ancestry among the modern species is not double-counted when projected onto the fossils. The result is an</w:t>
+      </w:r>
+      <w:r>
+        <w:t xml:space="preserve"> </w:t>
+      </w:r>
+      <m:oMath>
+        <m:r>
           <m:t>n</m:t>
         </m:r>
         <m:r>
           <m:rPr>
             <m:sty m:val="p"/>
           </m:rPr>
-          <w:rPr>
-            <w:rFonts w:ascii="Cambria Math" w:hAnsi="Cambria Math"/>
-          </w:rPr>
           <m:t>×</m:t>
         </m:r>
         <m:r>
-          <w:rPr>
-            <w:rFonts w:ascii="Cambria Math" w:hAnsi="Cambria Math"/>
-          </w:rPr>
           <m:t>1</m:t>
         </m:r>
       </m:oMath>
       <w:r>
-        <w:t xml:space="preserve"> vector. The transposed cross-covariance matrix is then multiplied by the decorrelated modern errors (</w:t>
+        <w:t xml:space="preserve"> </w:t>
+      </w:r>
+      <w:r>
+        <w:t xml:space="preserve">vector. The transposed cross-covariance matrix is then multiplied by the decorrelated modern errors (</w:t>
       </w:r>
       <m:oMath>
         <m:sSubSup>
-          <m:sSubSupPr>
-            <m:ctrlPr>
-              <w:rPr>
-                <w:rFonts w:ascii="Cambria Math" w:hAnsi="Cambria Math"/>
-              </w:rPr>
-            </m:ctrlPr>
-          </m:sSubSupPr>
           <m:e>
             <m:r>
-              <w:rPr>
-                <w:rFonts w:ascii="Cambria Math" w:hAnsi="Cambria Math"/>
-              </w:rPr>
               <m:t>V</m:t>
             </m:r>
           </m:e>
           <m:sub>
             <m:r>
-              <w:rPr>
-                <w:rFonts w:ascii="Cambria Math" w:hAnsi="Cambria Math"/>
-              </w:rPr>
-              <m:t>cross</m:t>
+              <m:t>c</m:t>
+            </m:r>
+            <m:r>
+              <m:t>r</m:t>
+            </m:r>
+            <m:r>
+              <m:t>o</m:t>
+            </m:r>
+            <m:r>
+              <m:t>s</m:t>
+            </m:r>
+            <m:r>
+              <m:t>s</m:t>
             </m:r>
           </m:sub>
           <m:sup>
             <m:r>
-              <w:rPr>
-                <w:rFonts w:ascii="Cambria Math" w:hAnsi="Cambria Math"/>
-              </w:rPr>
               <m:t>T</m:t>
             </m:r>
           </m:sup>
         </m:sSubSup>
         <m:d>
           <m:dPr>
-            <m:ctrlPr>
-              <w:rPr>
-                <w:rFonts w:ascii="Cambria Math" w:hAnsi="Cambria Math"/>
-              </w:rPr>
-            </m:ctrlPr>
+            <m:begChr m:val="("/>
+            <m:sepChr m:val=""/>
+            <m:endChr m:val=")"/>
+            <m:grow/>
           </m:dPr>
           <m:e>
             <m:sSub>
-              <m:sSubPr>
-                <m:ctrlPr>
-                  <w:rPr>
-                    <w:rFonts w:ascii="Cambria Math" w:hAnsi="Cambria Math"/>
-                  </w:rPr>
-                </m:ctrlPr>
-              </m:sSubPr>
               <m:e>
                 <m:r>
-                  <w:rPr>
-                    <w:rFonts w:ascii="Cambria Math" w:hAnsi="Cambria Math"/>
-                  </w:rPr>
                   <m:t>V</m:t>
                 </m:r>
               </m:e>
               <m:sub>
                 <m:r>
-                  <w:rPr>
-                    <w:rFonts w:ascii="Cambria Math" w:hAnsi="Cambria Math"/>
-                  </w:rPr>
-                  <m:t>inv</m:t>
+                  <m:t>i</m:t>
+                </m:r>
+                <m:r>
+                  <m:t>n</m:t>
+                </m:r>
+                <m:r>
+                  <m:t>v</m:t>
                 </m:r>
               </m:sub>
             </m:sSub>
             <m:r>
-              <w:rPr>
-                <w:rFonts w:ascii="Cambria Math" w:hAnsi="Cambria Math"/>
-              </w:rPr>
               <m:t>e</m:t>
             </m:r>
           </m:e>
         </m:d>
       </m:oMath>
       <w:r>
-        <w:t xml:space="preserve">), projecting them onto the fossil entries. If a fossil shares a long evolutionary branch with a specific modern species, a larger proportion of that modern species’ decorrelated residual is applied as an adjustment to the fossil’s prediction. The final result is an </w:t>
-      </w:r>
-      <m:oMath>
-        <m:r>
-          <w:rPr>
-            <w:rFonts w:ascii="Cambria Math" w:hAnsi="Cambria Math"/>
-          </w:rPr>
+        <w:t xml:space="preserve">), projecting them onto the fossil entries. If a fossil shares a long evolutionary branch with a specific modern species, a larger proportion of that modern species’ decorrelated residual is applied as an adjustment to the fossil’s prediction. The final result is an</w:t>
+      </w:r>
+      <w:r>
+        <w:t xml:space="preserve"> </w:t>
+      </w:r>
+      <m:oMath>
+        <m:r>
           <m:t>m</m:t>
         </m:r>
         <m:r>
           <m:rPr>
             <m:sty m:val="p"/>
           </m:rPr>
-          <w:rPr>
-            <w:rFonts w:ascii="Cambria Math" w:hAnsi="Cambria Math"/>
-          </w:rPr>
           <m:t>×</m:t>
         </m:r>
         <m:r>
-          <w:rPr>
-            <w:rFonts w:ascii="Cambria Math" w:hAnsi="Cambria Math"/>
-          </w:rPr>
           <m:t>1</m:t>
         </m:r>
       </m:oMath>
       <w:r>
-        <w:t xml:space="preserve"> vector.</w:t>
+        <w:t xml:space="preserve"> </w:t>
+      </w:r>
+      <w:r>
+        <w:t xml:space="preserve">vector.</w:t>
       </w:r>
     </w:p>
     <w:p>
@@ -1070,22 +965,18 @@
         <w:pStyle w:val="BodyText"/>
       </w:pPr>
       <w:r>
-        <w:t xml:space="preserve">The two components are then added together for each species-by-site row to yield </w:t>
+        <w:t xml:space="preserve">The two components are then added together to yield</w:t>
+      </w:r>
+      <w:r>
+        <w:t xml:space="preserve"> </w:t>
       </w:r>
       <m:oMath>
         <m:acc>
           <m:accPr>
-            <m:ctrlPr>
-              <w:rPr>
-                <w:rFonts w:ascii="Cambria Math" w:hAnsi="Cambria Math"/>
-              </w:rPr>
-            </m:ctrlPr>
+            <m:chr m:val="̂"/>
           </m:accPr>
           <m:e>
             <m:r>
-              <w:rPr>
-                <w:rFonts w:ascii="Cambria Math" w:hAnsi="Cambria Math"/>
-              </w:rPr>
               <m:t>y</m:t>
             </m:r>
           </m:e>
@@ -1094,399 +985,533 @@
           <m:rPr>
             <m:sty m:val="p"/>
           </m:rPr>
-          <w:rPr>
-            <w:rFonts w:ascii="Cambria Math" w:hAnsi="Cambria Math"/>
-          </w:rPr>
           <m:t>=</m:t>
         </m:r>
         <m:r>
-          <w:rPr>
-            <w:rFonts w:ascii="Cambria Math" w:hAnsi="Cambria Math"/>
-          </w:rPr>
-          <m:t>Xβ</m:t>
+          <m:t>X</m:t>
+        </m:r>
+        <m:r>
+          <m:t>β</m:t>
         </m:r>
         <m:r>
           <m:rPr>
             <m:sty m:val="p"/>
           </m:rPr>
-          <w:rPr>
-            <w:rFonts w:ascii="Cambria Math" w:hAnsi="Cambria Math"/>
-          </w:rPr>
           <m:t>+</m:t>
         </m:r>
         <m:sSubSup>
-          <m:sSubSupPr>
-            <m:ctrlPr>
-              <w:rPr>
-                <w:rFonts w:ascii="Cambria Math" w:hAnsi="Cambria Math"/>
-              </w:rPr>
-            </m:ctrlPr>
-          </m:sSubSupPr>
           <m:e>
             <m:r>
-              <w:rPr>
-                <w:rFonts w:ascii="Cambria Math" w:hAnsi="Cambria Math"/>
-              </w:rPr>
               <m:t>V</m:t>
             </m:r>
           </m:e>
           <m:sub>
             <m:r>
-              <w:rPr>
-                <w:rFonts w:ascii="Cambria Math" w:hAnsi="Cambria Math"/>
-              </w:rPr>
-              <m:t>cross</m:t>
+              <m:t>c</m:t>
+            </m:r>
+            <m:r>
+              <m:t>r</m:t>
+            </m:r>
+            <m:r>
+              <m:t>o</m:t>
+            </m:r>
+            <m:r>
+              <m:t>s</m:t>
+            </m:r>
+            <m:r>
+              <m:t>s</m:t>
             </m:r>
           </m:sub>
           <m:sup>
             <m:r>
-              <w:rPr>
-                <w:rFonts w:ascii="Cambria Math" w:hAnsi="Cambria Math"/>
-              </w:rPr>
               <m:t>T</m:t>
             </m:r>
           </m:sup>
         </m:sSubSup>
         <m:sSub>
-          <m:sSubPr>
-            <m:ctrlPr>
-              <w:rPr>
-                <w:rFonts w:ascii="Cambria Math" w:hAnsi="Cambria Math"/>
-              </w:rPr>
-            </m:ctrlPr>
-          </m:sSubPr>
           <m:e>
             <m:r>
-              <w:rPr>
-                <w:rFonts w:ascii="Cambria Math" w:hAnsi="Cambria Math"/>
-              </w:rPr>
               <m:t>V</m:t>
             </m:r>
           </m:e>
           <m:sub>
             <m:r>
-              <w:rPr>
-                <w:rFonts w:ascii="Cambria Math" w:hAnsi="Cambria Math"/>
-              </w:rPr>
-              <m:t>inv</m:t>
+              <m:t>i</m:t>
+            </m:r>
+            <m:r>
+              <m:t>n</m:t>
+            </m:r>
+            <m:r>
+              <m:t>v</m:t>
             </m:r>
           </m:sub>
         </m:sSub>
         <m:r>
-          <w:rPr>
-            <w:rFonts w:ascii="Cambria Math" w:hAnsi="Cambria Math"/>
-          </w:rPr>
           <m:t>e</m:t>
         </m:r>
       </m:oMath>
       <w:r>
-        <w:t xml:space="preserve">. This produces an </w:t>
-      </w:r>
-      <m:oMath>
-        <m:r>
-          <w:rPr>
-            <w:rFonts w:ascii="Cambria Math" w:hAnsi="Cambria Math"/>
-          </w:rPr>
+        <w:t xml:space="preserve">, an</w:t>
+      </w:r>
+      <w:r>
+        <w:t xml:space="preserve"> </w:t>
+      </w:r>
+      <m:oMath>
+        <m:r>
           <m:t>m</m:t>
         </m:r>
         <m:r>
           <m:rPr>
             <m:sty m:val="p"/>
           </m:rPr>
-          <w:rPr>
-            <w:rFonts w:ascii="Cambria Math" w:hAnsi="Cambria Math"/>
-          </w:rPr>
           <m:t>×</m:t>
         </m:r>
         <m:r>
-          <w:rPr>
-            <w:rFonts w:ascii="Cambria Math" w:hAnsi="Cambria Math"/>
-          </w:rPr>
           <m:t>1</m:t>
         </m:r>
       </m:oMath>
       <w:r>
-        <w:t xml:space="preserve"> vector of per-(species, site) predictions, which are averaged within each fossil site to obtain site-level MAT and MAP estimates. Because the precipitation model operates on </w:t>
+        <w:t xml:space="preserve"> </w:t>
+      </w:r>
+      <w:r>
+        <w:t xml:space="preserve">vector of predictions. Where the target variable is log-transformed, predictions are back-transformed to the original scale before site-averaging. Predictions are then averaged within each fossil site to obtain site-level estimates.</w:t>
+      </w:r>
+    </w:p>
+    <w:p>
+      <w:pPr>
+        <w:pStyle w:val="BodyText"/>
+      </w:pPr>
+      <w:r>
+        <w:t xml:space="preserve">This framework is applied to three targets: MAT (°C), log(MAP) (log cm), and log₁₀(LMA) (log₁₀ g m⁻²). For MAT and MAP, twelve fossil-measurable leaf traits serve as predictors and separate PGLS models are fitted for each target; the MAP model applies</w:t>
+      </w:r>
+      <w:r>
+        <w:t xml:space="preserve"> </w:t>
       </w:r>
       <m:oMath>
         <m:r>
           <m:rPr>
             <m:sty m:val="p"/>
           </m:rPr>
-          <w:rPr>
-            <w:rFonts w:ascii="Cambria Math" w:hAnsi="Cambria Math"/>
-          </w:rPr>
-          <m:t>log</m:t>
+          <m:t>exp</m:t>
         </m:r>
         <m:d>
           <m:dPr>
-            <m:ctrlPr>
-              <w:rPr>
-                <w:rFonts w:ascii="Cambria Math" w:hAnsi="Cambria Math"/>
-              </w:rPr>
-            </m:ctrlPr>
+            <m:begChr m:val="("/>
+            <m:sepChr m:val=""/>
+            <m:endChr m:val=")"/>
+            <m:grow/>
+          </m:dPr>
+          <m:e/>
+        </m:d>
+      </m:oMath>
+      <w:r>
+        <w:t xml:space="preserve"> </w:t>
+      </w:r>
+      <w:r>
+        <w:t xml:space="preserve">and the LMA model applies</w:t>
+      </w:r>
+      <w:r>
+        <w:t xml:space="preserve"> </w:t>
+      </w:r>
+      <m:oMath>
+        <m:sSup>
+          <m:e>
+            <m:r>
+              <m:t>10</m:t>
+            </m:r>
+          </m:e>
+          <m:sup>
+            <m:acc>
+              <m:accPr>
+                <m:chr m:val="̂"/>
+              </m:accPr>
+              <m:e>
+                <m:r>
+                  <m:t>y</m:t>
+                </m:r>
+              </m:e>
+            </m:acc>
+          </m:sup>
+        </m:sSup>
+      </m:oMath>
+      <w:r>
+        <w:t xml:space="preserve"> </w:t>
+      </w:r>
+      <w:r>
+        <w:t xml:space="preserve">before site-averaging to return predictions to a linear scale. For LMA, the single predictor is</w:t>
+      </w:r>
+      <w:r>
+        <w:t xml:space="preserve"> </w:t>
+      </w:r>
+      <m:oMath>
+        <m:sSub>
+          <m:e>
+            <m:r>
+              <m:rPr>
+                <m:sty m:val="p"/>
+              </m:rPr>
+              <m:t>log</m:t>
+            </m:r>
+          </m:e>
+          <m:sub>
+            <m:r>
+              <m:t>10</m:t>
+            </m:r>
+          </m:sub>
+        </m:sSub>
+        <m:d>
+          <m:dPr>
+            <m:begChr m:val="("/>
+            <m:sepChr m:val=""/>
+            <m:endChr m:val=")"/>
+            <m:grow/>
           </m:dPr>
           <m:e>
+            <m:sSup>
+              <m:e>
+                <m:r>
+                  <m:rPr>
+                    <m:nor/>
+                    <m:sty m:val="p"/>
+                  </m:rPr>
+                  <m:t>PW</m:t>
+                </m:r>
+              </m:e>
+              <m:sup>
+                <m:r>
+                  <m:t>2</m:t>
+                </m:r>
+              </m:sup>
+            </m:sSup>
             <m:r>
               <m:rPr>
-                <m:nor/>
+                <m:sty m:val="p"/>
               </m:rPr>
-              <m:t>MAP</m:t>
+              <m:t>/</m:t>
+            </m:r>
+            <m:r>
+              <m:t>A</m:t>
             </m:r>
           </m:e>
         </m:d>
       </m:oMath>
       <w:r>
-        <w:t xml:space="preserve">, </w:t>
-      </w:r>
-      <m:oMath>
+        <w:t xml:space="preserve"> </w:t>
+      </w:r>
+      <w:r>
+        <w:t xml:space="preserve">(petiole width squared divided by blade area), following Dana Royer (pers. comm.) who established that LMA scales linearly with this ratio in log–log space. In all other respects the pipeline is identical:</w:t>
+      </w:r>
+      <w:r>
+        <w:t xml:space="preserve"> </w:t>
+      </w:r>
+      <m:oMath>
+        <m:r>
+          <m:t>X</m:t>
+        </m:r>
+      </m:oMath>
+      <w:r>
+        <w:t xml:space="preserve"> </w:t>
+      </w:r>
+      <w:r>
+        <w:t xml:space="preserve">is built from species-within-site means, predictions are made per species, and averaged within each fossil site. One thing worth noting is thatb ecause PIP uses a phylogenetic covariance structure,</w:t>
+      </w:r>
+      <w:r>
+        <w:t xml:space="preserve"> </w:t>
+      </w:r>
+      <m:oMath>
+        <m:r>
+          <m:t>β</m:t>
+        </m:r>
+      </m:oMath>
+      <w:r>
+        <w:t xml:space="preserve">,</w:t>
+      </w:r>
+      <w:r>
+        <w:t xml:space="preserve"> </w:t>
+      </w:r>
+      <m:oMath>
+        <m:sSub>
+          <m:e>
+            <m:r>
+              <m:t>V</m:t>
+            </m:r>
+          </m:e>
+          <m:sub>
+            <m:r>
+              <m:t>i</m:t>
+            </m:r>
+            <m:r>
+              <m:t>n</m:t>
+            </m:r>
+            <m:r>
+              <m:t>v</m:t>
+            </m:r>
+          </m:sub>
+        </m:sSub>
+      </m:oMath>
+      <w:r>
+        <w:t xml:space="preserve">, and</w:t>
+      </w:r>
+      <w:r>
+        <w:t xml:space="preserve"> </w:t>
+      </w:r>
+      <m:oMath>
+        <m:r>
+          <m:t>e</m:t>
+        </m:r>
+      </m:oMath>
+      <w:r>
+        <w:t xml:space="preserve"> </w:t>
+      </w:r>
+      <w:r>
+        <w:t xml:space="preserve">are all estimated from extant species-level means (one row per species as required for PGLS). At prediction time,</w:t>
+      </w:r>
+      <w:r>
+        <w:t xml:space="preserve"> </w:t>
+      </w:r>
+      <m:oMath>
+        <m:r>
+          <m:t>X</m:t>
+        </m:r>
+      </m:oMath>
+      <w:r>
+        <w:t xml:space="preserve"> </w:t>
+      </w:r>
+      <w:r>
+        <w:t xml:space="preserve">is constructed from fossil trait values aggregated to the level appropriate for the prediction target. The phylogenetic adjustment is indexed by species alone and is therefore the same for every site occurrence of a given fossil species. Predictions are averaged within each fossil site to obtain site-level estimates.</w:t>
+      </w:r>
+    </w:p>
+    <w:bookmarkEnd w:id="20"/>
+    <w:bookmarkStart w:id="25" w:name="part-2"/>
+    <w:p>
+      <w:pPr>
+        <w:pStyle w:val="Heading1"/>
+      </w:pPr>
+      <w:r>
+        <w:t xml:space="preserve">PART 2</w:t>
+      </w:r>
+    </w:p>
+    <w:p>
+      <w:pPr>
+        <w:pStyle w:val="FirstParagraph"/>
+      </w:pPr>
+      <w:r>
+        <w:t xml:space="preserve">This example calculates a Phylogenetically-Informed Prediction (PIP) for the Mean Annual Temperature (MAT) of a single fossil species.</w:t>
+      </w:r>
+    </w:p>
+    <w:p>
+      <w:pPr>
+        <w:pStyle w:val="BodyText"/>
+      </w:pPr>
+      <w:r>
+        <w:t xml:space="preserve">Assume the biological trait measured is the proportion of leaves with toothed margins, designated as Tooth Proportion (TP).</w:t>
+      </w:r>
+    </w:p>
+    <w:p>
+      <w:pPr>
+        <w:pStyle w:val="BodyText"/>
+      </w:pPr>
+      <w:r>
+        <w:t xml:space="preserve">For simplicity, assume Pagel’s</w:t>
+      </w:r>
+      <w:r>
+        <w:t xml:space="preserve"> </w:t>
+      </w:r>
+      <m:oMath>
+        <m:r>
+          <m:t>λ</m:t>
+        </m:r>
         <m:r>
           <m:rPr>
             <m:sty m:val="p"/>
           </m:rPr>
-          <w:rPr>
-            <w:rFonts w:ascii="Cambria Math" w:hAnsi="Cambria Math"/>
-          </w:rPr>
-          <m:t>exp</m:t>
-        </m:r>
-        <m:d>
-          <m:dPr>
-            <m:ctrlPr>
-              <w:rPr>
-                <w:rFonts w:ascii="Cambria Math" w:hAnsi="Cambria Math"/>
-              </w:rPr>
-            </m:ctrlPr>
-          </m:dPr>
-          <m:e/>
-        </m:d>
-      </m:oMath>
-      <w:r>
-        <w:t xml:space="preserve"> is applied before site-averaging to return values to a linear scale.</w:t>
-      </w:r>
-      <w:r>
-        <w:t xml:space="preserve"> </w:t>
-      </w:r>
-    </w:p>
-    <w:p>
-      <w:pPr>
-        <w:pStyle w:val="Heading1"/>
-      </w:pPr>
-      <w:bookmarkStart w:id="1" w:name="part-2"/>
-      <w:bookmarkEnd w:id="0"/>
-      <w:r>
-        <w:t>PART 2</w:t>
-      </w:r>
-    </w:p>
-    <w:p>
-      <w:pPr>
-        <w:pStyle w:val="FirstParagraph"/>
-      </w:pPr>
-      <w:r>
-        <w:t>This example calculates a Phylogenetically-Informed Prediction (PIP) for the Mean Annual Temperature (MAT) of a single fossil species.</w:t>
-      </w:r>
-    </w:p>
-    <w:p>
-      <w:pPr>
-        <w:pStyle w:val="BodyText"/>
-      </w:pPr>
-      <w:r>
-        <w:t>Assume the biological trait measured is the proportion of leaves with toothed margins, designated as Tooth Proportion (TP).</w:t>
-      </w:r>
-    </w:p>
-    <w:p>
-      <w:pPr>
-        <w:pStyle w:val="BodyText"/>
-      </w:pPr>
-      <w:r>
-        <w:t xml:space="preserve">For simplicity, assume Pagel’s </w:t>
-      </w:r>
-      <m:oMath>
-        <m:r>
-          <w:rPr>
-            <w:rFonts w:ascii="Cambria Math" w:hAnsi="Cambria Math"/>
-          </w:rPr>
-          <m:t>λ</m:t>
-        </m:r>
-        <m:r>
-          <m:rPr>
-            <m:sty m:val="p"/>
-          </m:rPr>
-          <w:rPr>
-            <w:rFonts w:ascii="Cambria Math" w:hAnsi="Cambria Math"/>
-          </w:rPr>
           <m:t>=</m:t>
         </m:r>
         <m:r>
-          <w:rPr>
-            <w:rFonts w:ascii="Cambria Math" w:hAnsi="Cambria Math"/>
-          </w:rPr>
           <m:t>1</m:t>
         </m:r>
       </m:oMath>
       <w:r>
-        <w:t xml:space="preserve">, so </w:t>
+        <w:t xml:space="preserve">, so</w:t>
+      </w:r>
+      <w:r>
+        <w:t xml:space="preserve"> </w:t>
       </w:r>
       <m:oMath>
         <m:sSub>
-          <m:sSubPr>
-            <m:ctrlPr>
-              <w:rPr>
-                <w:rFonts w:ascii="Cambria Math" w:hAnsi="Cambria Math"/>
-              </w:rPr>
-            </m:ctrlPr>
-          </m:sSubPr>
           <m:e>
             <m:r>
-              <w:rPr>
-                <w:rFonts w:ascii="Cambria Math" w:hAnsi="Cambria Math"/>
-              </w:rPr>
               <m:t>V</m:t>
             </m:r>
           </m:e>
           <m:sub>
             <m:r>
-              <w:rPr>
-                <w:rFonts w:ascii="Cambria Math" w:hAnsi="Cambria Math"/>
-              </w:rPr>
-              <m:t>cross</m:t>
+              <m:t>c</m:t>
+            </m:r>
+            <m:r>
+              <m:t>r</m:t>
+            </m:r>
+            <m:r>
+              <m:t>o</m:t>
+            </m:r>
+            <m:r>
+              <m:t>s</m:t>
+            </m:r>
+            <m:r>
+              <m:t>s</m:t>
             </m:r>
           </m:sub>
         </m:sSub>
       </m:oMath>
       <w:r>
-        <w:t xml:space="preserve"> and </w:t>
+        <w:t xml:space="preserve"> </w:t>
+      </w:r>
+      <w:r>
+        <w:t xml:space="preserve">and</w:t>
+      </w:r>
+      <w:r>
+        <w:t xml:space="preserve"> </w:t>
       </w:r>
       <m:oMath>
         <m:sSub>
-          <m:sSubPr>
-            <m:ctrlPr>
-              <w:rPr>
-                <w:rFonts w:ascii="Cambria Math" w:hAnsi="Cambria Math"/>
-              </w:rPr>
-            </m:ctrlPr>
-          </m:sSubPr>
           <m:e>
             <m:r>
-              <w:rPr>
-                <w:rFonts w:ascii="Cambria Math" w:hAnsi="Cambria Math"/>
-              </w:rPr>
               <m:t>V</m:t>
             </m:r>
           </m:e>
           <m:sub>
             <m:r>
-              <w:rPr>
-                <w:rFonts w:ascii="Cambria Math" w:hAnsi="Cambria Math"/>
-              </w:rPr>
-              <m:t>inv</m:t>
+              <m:t>i</m:t>
+            </m:r>
+            <m:r>
+              <m:t>n</m:t>
+            </m:r>
+            <m:r>
+              <m:t>v</m:t>
             </m:r>
           </m:sub>
         </m:sSub>
       </m:oMath>
       <w:r>
-        <w:t xml:space="preserve"> are unscaled (scaling by </w:t>
-      </w:r>
-      <m:oMath>
-        <m:r>
-          <w:rPr>
-            <w:rFonts w:ascii="Cambria Math" w:hAnsi="Cambria Math"/>
-          </w:rPr>
+        <w:t xml:space="preserve"> </w:t>
+      </w:r>
+      <w:r>
+        <w:t xml:space="preserve">are unscaled (scaling by</w:t>
+      </w:r>
+      <w:r>
+        <w:t xml:space="preserve"> </w:t>
+      </w:r>
+      <m:oMath>
+        <m:r>
           <m:t>λ</m:t>
         </m:r>
       </m:oMath>
       <w:r>
-        <w:t xml:space="preserve"> would multiply </w:t>
+        <w:t xml:space="preserve"> </w:t>
+      </w:r>
+      <w:r>
+        <w:t xml:space="preserve">would multiply</w:t>
+      </w:r>
+      <w:r>
+        <w:t xml:space="preserve"> </w:t>
       </w:r>
       <m:oMath>
         <m:sSub>
-          <m:sSubPr>
-            <m:ctrlPr>
-              <w:rPr>
-                <w:rFonts w:ascii="Cambria Math" w:hAnsi="Cambria Math"/>
-              </w:rPr>
-            </m:ctrlPr>
-          </m:sSubPr>
           <m:e>
             <m:r>
-              <w:rPr>
-                <w:rFonts w:ascii="Cambria Math" w:hAnsi="Cambria Math"/>
-              </w:rPr>
               <m:t>V</m:t>
             </m:r>
           </m:e>
           <m:sub>
             <m:r>
-              <w:rPr>
-                <w:rFonts w:ascii="Cambria Math" w:hAnsi="Cambria Math"/>
-              </w:rPr>
-              <m:t>cross</m:t>
+              <m:t>c</m:t>
+            </m:r>
+            <m:r>
+              <m:t>r</m:t>
+            </m:r>
+            <m:r>
+              <m:t>o</m:t>
+            </m:r>
+            <m:r>
+              <m:t>s</m:t>
+            </m:r>
+            <m:r>
+              <m:t>s</m:t>
             </m:r>
           </m:sub>
         </m:sSub>
       </m:oMath>
       <w:r>
-        <w:t xml:space="preserve"> entry-wise by </w:t>
-      </w:r>
-      <m:oMath>
-        <m:r>
-          <w:rPr>
-            <w:rFonts w:ascii="Cambria Math" w:hAnsi="Cambria Math"/>
-          </w:rPr>
+        <w:t xml:space="preserve"> </w:t>
+      </w:r>
+      <w:r>
+        <w:t xml:space="preserve">entry-wise by</w:t>
+      </w:r>
+      <w:r>
+        <w:t xml:space="preserve"> </w:t>
+      </w:r>
+      <m:oMath>
+        <m:r>
           <m:t>λ</m:t>
         </m:r>
       </m:oMath>
       <w:r>
-        <w:t xml:space="preserve"> and replace </w:t>
-      </w:r>
-      <m:oMath>
-        <m:r>
-          <w:rPr>
-            <w:rFonts w:ascii="Cambria Math" w:hAnsi="Cambria Math"/>
-          </w:rPr>
+        <w:t xml:space="preserve"> </w:t>
+      </w:r>
+      <w:r>
+        <w:t xml:space="preserve">and replace</w:t>
+      </w:r>
+      <w:r>
+        <w:t xml:space="preserve"> </w:t>
+      </w:r>
+      <m:oMath>
+        <m:r>
           <m:t>V</m:t>
         </m:r>
       </m:oMath>
       <w:r>
-        <w:t xml:space="preserve"> with </w:t>
+        <w:t xml:space="preserve"> </w:t>
+      </w:r>
+      <w:r>
+        <w:t xml:space="preserve">with</w:t>
+      </w:r>
+      <w:r>
+        <w:t xml:space="preserve"> </w:t>
       </w:r>
       <m:oMath>
         <m:sSub>
-          <m:sSubPr>
-            <m:ctrlPr>
-              <w:rPr>
-                <w:rFonts w:ascii="Cambria Math" w:hAnsi="Cambria Math"/>
-              </w:rPr>
-            </m:ctrlPr>
-          </m:sSubPr>
           <m:e>
             <m:r>
-              <w:rPr>
-                <w:rFonts w:ascii="Cambria Math" w:hAnsi="Cambria Math"/>
-              </w:rPr>
               <m:t>V</m:t>
             </m:r>
           </m:e>
           <m:sub>
             <m:r>
-              <w:rPr>
-                <w:rFonts w:ascii="Cambria Math" w:hAnsi="Cambria Math"/>
-              </w:rPr>
-              <m:t>lam</m:t>
+              <m:t>l</m:t>
+            </m:r>
+            <m:r>
+              <m:t>a</m:t>
+            </m:r>
+            <m:r>
+              <m:t>m</m:t>
             </m:r>
           </m:sub>
         </m:sSub>
       </m:oMath>
       <w:r>
-        <w:t xml:space="preserve"> before inversion).</w:t>
+        <w:t xml:space="preserve"> </w:t>
+      </w:r>
+      <w:r>
+        <w:t xml:space="preserve">before inversion).</w:t>
       </w:r>
     </w:p>
+    <w:bookmarkStart w:id="21" w:name="initial-parameters-and-data"/>
     <w:p>
       <w:pPr>
         <w:pStyle w:val="Heading3"/>
       </w:pPr>
-      <w:bookmarkStart w:id="2" w:name="initial-parameters-and-data"/>
-      <w:r>
-        <w:t>1. Initial Parameters and Data</w:t>
+      <w:r>
+        <w:t xml:space="preserve">1. Initial Parameters and Data</w:t>
       </w:r>
     </w:p>
     <w:p>
@@ -1498,17 +1523,29 @@
           <w:b/>
           <w:bCs/>
         </w:rPr>
-        <w:t>Modern Species Data</w:t>
-      </w:r>
-      <w:r>
-        <w:t xml:space="preserve"> There are two extant (modern) species, A and B. Their exact environmental MAT and leaf trait (TP) values are known. * </w:t>
+        <w:t xml:space="preserve">Modern Species Data</w:t>
+      </w:r>
+      <w:r>
+        <w:t xml:space="preserve"> </w:t>
+      </w:r>
+      <w:r>
+        <w:t xml:space="preserve">There are two extant (modern) species, A and B. Their exact environmental MAT and leaf trait (TP) values are known.</w:t>
+      </w:r>
+      <w:r>
+        <w:t xml:space="preserve"> </w:t>
+      </w:r>
+      <w:r>
+        <w:t xml:space="preserve">*</w:t>
+      </w:r>
+      <w:r>
+        <w:t xml:space="preserve"> </w:t>
       </w:r>
       <w:r>
         <w:rPr>
           <w:b/>
           <w:bCs/>
         </w:rPr>
-        <w:t>Species A:</w:t>
+        <w:t xml:space="preserve">Species A:</w:t>
       </w:r>
       <w:r>
         <w:t xml:space="preserve"> </w:t>
@@ -1517,6 +1554,7 @@
         <m:r>
           <m:rPr>
             <m:nor/>
+            <m:sty m:val="p"/>
           </m:rPr>
           <m:t>TP</m:t>
         </m:r>
@@ -1524,25 +1562,23 @@
           <m:rPr>
             <m:sty m:val="p"/>
           </m:rPr>
-          <w:rPr>
-            <w:rFonts w:ascii="Cambria Math" w:hAnsi="Cambria Math"/>
-          </w:rPr>
           <m:t>=</m:t>
         </m:r>
         <m:r>
-          <w:rPr>
-            <w:rFonts w:ascii="Cambria Math" w:hAnsi="Cambria Math"/>
-          </w:rPr>
           <m:t>0.8</m:t>
         </m:r>
       </m:oMath>
       <w:r>
-        <w:t xml:space="preserve">, </w:t>
+        <w:t xml:space="preserve">,</w:t>
+      </w:r>
+      <w:r>
+        <w:t xml:space="preserve"> </w:t>
       </w:r>
       <m:oMath>
         <m:r>
           <m:rPr>
             <m:nor/>
+            <m:sty m:val="p"/>
           </m:rPr>
           <m:t>MAT</m:t>
         </m:r>
@@ -1550,24 +1586,11 @@
           <m:rPr>
             <m:sty m:val="p"/>
           </m:rPr>
-          <w:rPr>
-            <w:rFonts w:ascii="Cambria Math" w:hAnsi="Cambria Math"/>
-          </w:rPr>
           <m:t>=</m:t>
         </m:r>
         <m:sSup>
-          <m:sSupPr>
-            <m:ctrlPr>
-              <w:rPr>
-                <w:rFonts w:ascii="Cambria Math" w:hAnsi="Cambria Math"/>
-              </w:rPr>
-            </m:ctrlPr>
-          </m:sSupPr>
           <m:e>
             <m:r>
-              <w:rPr>
-                <w:rFonts w:ascii="Cambria Math" w:hAnsi="Cambria Math"/>
-              </w:rPr>
               <m:t>10</m:t>
             </m:r>
           </m:e>
@@ -1576,9 +1599,6 @@
               <m:rPr>
                 <m:sty m:val="p"/>
               </m:rPr>
-              <w:rPr>
-                <w:rFonts w:ascii="Cambria Math" w:hAnsi="Cambria Math"/>
-              </w:rPr>
               <m:t>∘</m:t>
             </m:r>
           </m:sup>
@@ -1586,19 +1606,26 @@
         <m:r>
           <m:rPr>
             <m:nor/>
+            <m:sty m:val="p"/>
           </m:rPr>
           <m:t>C</m:t>
         </m:r>
       </m:oMath>
       <w:r>
-        <w:t xml:space="preserve"> * </w:t>
+        <w:t xml:space="preserve"> </w:t>
+      </w:r>
+      <w:r>
+        <w:t xml:space="preserve">*</w:t>
+      </w:r>
+      <w:r>
+        <w:t xml:space="preserve"> </w:t>
       </w:r>
       <w:r>
         <w:rPr>
           <w:b/>
           <w:bCs/>
         </w:rPr>
-        <w:t>Species B:</w:t>
+        <w:t xml:space="preserve">Species B:</w:t>
       </w:r>
       <w:r>
         <w:t xml:space="preserve"> </w:t>
@@ -1607,6 +1634,7 @@
         <m:r>
           <m:rPr>
             <m:nor/>
+            <m:sty m:val="p"/>
           </m:rPr>
           <m:t>TP</m:t>
         </m:r>
@@ -1614,25 +1642,23 @@
           <m:rPr>
             <m:sty m:val="p"/>
           </m:rPr>
-          <w:rPr>
-            <w:rFonts w:ascii="Cambria Math" w:hAnsi="Cambria Math"/>
-          </w:rPr>
           <m:t>=</m:t>
         </m:r>
         <m:r>
-          <w:rPr>
-            <w:rFonts w:ascii="Cambria Math" w:hAnsi="Cambria Math"/>
-          </w:rPr>
           <m:t>0.2</m:t>
         </m:r>
       </m:oMath>
       <w:r>
-        <w:t xml:space="preserve">, </w:t>
+        <w:t xml:space="preserve">,</w:t>
+      </w:r>
+      <w:r>
+        <w:t xml:space="preserve"> </w:t>
       </w:r>
       <m:oMath>
         <m:r>
           <m:rPr>
             <m:nor/>
+            <m:sty m:val="p"/>
           </m:rPr>
           <m:t>MAT</m:t>
         </m:r>
@@ -1640,24 +1666,11 @@
           <m:rPr>
             <m:sty m:val="p"/>
           </m:rPr>
-          <w:rPr>
-            <w:rFonts w:ascii="Cambria Math" w:hAnsi="Cambria Math"/>
-          </w:rPr>
           <m:t>=</m:t>
         </m:r>
         <m:sSup>
-          <m:sSupPr>
-            <m:ctrlPr>
-              <w:rPr>
-                <w:rFonts w:ascii="Cambria Math" w:hAnsi="Cambria Math"/>
-              </w:rPr>
-            </m:ctrlPr>
-          </m:sSupPr>
           <m:e>
             <m:r>
-              <w:rPr>
-                <w:rFonts w:ascii="Cambria Math" w:hAnsi="Cambria Math"/>
-              </w:rPr>
               <m:t>20</m:t>
             </m:r>
           </m:e>
@@ -1666,9 +1679,6 @@
               <m:rPr>
                 <m:sty m:val="p"/>
               </m:rPr>
-              <w:rPr>
-                <w:rFonts w:ascii="Cambria Math" w:hAnsi="Cambria Math"/>
-              </w:rPr>
               <m:t>∘</m:t>
             </m:r>
           </m:sup>
@@ -1676,6 +1686,7 @@
         <m:r>
           <m:rPr>
             <m:nor/>
+            <m:sty m:val="p"/>
           </m:rPr>
           <m:t>C</m:t>
         </m:r>
@@ -1690,17 +1701,29 @@
           <w:b/>
           <w:bCs/>
         </w:rPr>
-        <w:t>Fossil Species Data</w:t>
-      </w:r>
-      <w:r>
-        <w:t xml:space="preserve"> There is one fossil species, F. Its trait is measured from the fossil record, but its MAT is unknown. * </w:t>
+        <w:t xml:space="preserve">Fossil Species Data</w:t>
+      </w:r>
+      <w:r>
+        <w:t xml:space="preserve"> </w:t>
+      </w:r>
+      <w:r>
+        <w:t xml:space="preserve">There is one fossil species, F. Its trait is measured from the fossil record, but its MAT is unknown.</w:t>
+      </w:r>
+      <w:r>
+        <w:t xml:space="preserve"> </w:t>
+      </w:r>
+      <w:r>
+        <w:t xml:space="preserve">*</w:t>
+      </w:r>
+      <w:r>
+        <w:t xml:space="preserve"> </w:t>
       </w:r>
       <w:r>
         <w:rPr>
           <w:b/>
           <w:bCs/>
         </w:rPr>
-        <w:t>Species F:</w:t>
+        <w:t xml:space="preserve">Species F:</w:t>
       </w:r>
       <w:r>
         <w:t xml:space="preserve"> </w:t>
@@ -1709,6 +1732,7 @@
         <m:r>
           <m:rPr>
             <m:nor/>
+            <m:sty m:val="p"/>
           </m:rPr>
           <m:t>TP</m:t>
         </m:r>
@@ -1716,25 +1740,23 @@
           <m:rPr>
             <m:sty m:val="p"/>
           </m:rPr>
-          <w:rPr>
-            <w:rFonts w:ascii="Cambria Math" w:hAnsi="Cambria Math"/>
-          </w:rPr>
           <m:t>=</m:t>
         </m:r>
         <m:r>
-          <w:rPr>
-            <w:rFonts w:ascii="Cambria Math" w:hAnsi="Cambria Math"/>
-          </w:rPr>
           <m:t>0.5</m:t>
         </m:r>
       </m:oMath>
       <w:r>
-        <w:t xml:space="preserve">, </w:t>
+        <w:t xml:space="preserve">,</w:t>
+      </w:r>
+      <w:r>
+        <w:t xml:space="preserve"> </w:t>
       </w:r>
       <m:oMath>
         <m:r>
           <m:rPr>
             <m:nor/>
+            <m:sty m:val="p"/>
           </m:rPr>
           <m:t>MAT</m:t>
         </m:r>
@@ -1742,10 +1764,13 @@
           <m:rPr>
             <m:sty m:val="p"/>
           </m:rPr>
-          <w:rPr>
-            <w:rFonts w:ascii="Cambria Math" w:hAnsi="Cambria Math"/>
-          </w:rPr>
-          <m:t>=?</m:t>
+          <m:t>=</m:t>
+        </m:r>
+        <m:r>
+          <m:rPr>
+            <m:sty m:val="p"/>
+          </m:rPr>
+          <m:t>?</m:t>
         </m:r>
       </m:oMath>
     </w:p>
@@ -1758,13 +1783,10 @@
           <w:b/>
           <w:bCs/>
         </w:rPr>
-        <w:t>The Regression Model (</w:t>
-      </w:r>
-      <m:oMath>
-        <m:r>
-          <w:rPr>
-            <w:rFonts w:ascii="Cambria Math" w:hAnsi="Cambria Math"/>
-          </w:rPr>
+        <w:t xml:space="preserve">The Regression Model (</w:t>
+      </w:r>
+      <m:oMath>
+        <m:r>
           <m:t>β</m:t>
         </m:r>
       </m:oMath>
@@ -1773,34 +1795,42 @@
           <w:b/>
           <w:bCs/>
         </w:rPr>
-        <w:t>)</w:t>
-      </w:r>
-      <w:r>
-        <w:t xml:space="preserve"> Take the PGLS coefficients as given for this illustration: intercept = 25 and slope = -15. (In the actual pipeline, </w:t>
-      </w:r>
-      <m:oMath>
-        <m:r>
-          <w:rPr>
-            <w:rFonts w:ascii="Cambria Math" w:hAnsi="Cambria Math"/>
-          </w:rPr>
+        <w:t xml:space="preserve">)</w:t>
+      </w:r>
+      <w:r>
+        <w:t xml:space="preserve"> </w:t>
+      </w:r>
+      <w:r>
+        <w:t xml:space="preserve">Take the PGLS coefficients as given for this illustration: intercept = 25 and slope = -15. (In the actual pipeline,</w:t>
+      </w:r>
+      <w:r>
+        <w:t xml:space="preserve"> </w:t>
+      </w:r>
+      <m:oMath>
+        <m:r>
           <m:t>β</m:t>
         </m:r>
       </m:oMath>
       <w:r>
-        <w:t xml:space="preserve"> comes from </w:t>
+        <w:t xml:space="preserve"> </w:t>
+      </w:r>
+      <w:r>
+        <w:t xml:space="preserve">comes from</w:t>
+      </w:r>
+      <w:r>
+        <w:t xml:space="preserve"> </w:t>
       </w:r>
       <w:r>
         <w:rPr>
           <w:rStyle w:val="VerbatimChar"/>
         </w:rPr>
-        <w:t>pglmEstLambda()</w:t>
-      </w:r>
-      <w:r>
-        <w:t xml:space="preserve"> fit </w:t>
-      </w:r>
-      <w:r>
-        <w:lastRenderedPageBreak/>
-        <w:t>on the full extant species dataset; here we just adopt fixed values so the rest of the algebra is concrete.)</w:t>
+        <w:t xml:space="preserve">pglmEstLambda()</w:t>
+      </w:r>
+      <w:r>
+        <w:t xml:space="preserve"> </w:t>
+      </w:r>
+      <w:r>
+        <w:t xml:space="preserve">fit on the full extant species dataset; here we just adopt fixed values so the rest of the algebra is concrete.)</w:t>
       </w:r>
     </w:p>
     <w:p>
@@ -1813,54 +1843,38 @@
         </m:oMathParaPr>
         <m:oMath>
           <m:r>
-            <w:rPr>
-              <w:rFonts w:ascii="Cambria Math" w:hAnsi="Cambria Math"/>
-            </w:rPr>
             <m:t>β</m:t>
           </m:r>
           <m:r>
             <m:rPr>
               <m:sty m:val="p"/>
             </m:rPr>
-            <w:rPr>
-              <w:rFonts w:ascii="Cambria Math" w:hAnsi="Cambria Math"/>
-            </w:rPr>
             <m:t>=</m:t>
           </m:r>
           <m:d>
             <m:dPr>
               <m:begChr m:val="["/>
+              <m:sepChr m:val=""/>
               <m:endChr m:val="]"/>
-              <m:ctrlPr>
-                <w:rPr>
-                  <w:rFonts w:ascii="Cambria Math" w:hAnsi="Cambria Math"/>
-                </w:rPr>
-              </m:ctrlPr>
+              <m:grow/>
             </m:dPr>
             <m:e>
               <m:m>
                 <m:mPr>
-                  <m:plcHide m:val="1"/>
+                  <m:baseJc m:val="center"/>
+                  <m:plcHide m:val="on"/>
                   <m:mcs>
                     <m:mc>
                       <m:mcPr>
+                        <m:mcJc m:val="center"/>
                         <m:count m:val="1"/>
-                        <m:mcJc m:val="center"/>
                       </m:mcPr>
                     </m:mc>
                   </m:mcs>
-                  <m:ctrlPr>
-                    <w:rPr>
-                      <w:rFonts w:ascii="Cambria Math" w:hAnsi="Cambria Math"/>
-                    </w:rPr>
-                  </m:ctrlPr>
                 </m:mPr>
                 <m:mr>
                   <m:e>
                     <m:r>
-                      <w:rPr>
-                        <w:rFonts w:ascii="Cambria Math" w:hAnsi="Cambria Math"/>
-                      </w:rPr>
                       <m:t>25</m:t>
                     </m:r>
                   </m:e>
@@ -1871,15 +1885,9 @@
                       <m:rPr>
                         <m:sty m:val="p"/>
                       </m:rPr>
-                      <w:rPr>
-                        <w:rFonts w:ascii="Cambria Math" w:hAnsi="Cambria Math"/>
-                      </w:rPr>
-                      <m:t>-</m:t>
+                      <m:t>−</m:t>
                     </m:r>
                     <m:r>
-                      <w:rPr>
-                        <w:rFonts w:ascii="Cambria Math" w:hAnsi="Cambria Math"/>
-                      </w:rPr>
                       <m:t>15</m:t>
                     </m:r>
                   </m:e>
@@ -1890,25 +1898,25 @@
         </m:oMath>
       </m:oMathPara>
     </w:p>
+    <w:bookmarkEnd w:id="21"/>
+    <w:bookmarkStart w:id="22" w:name="X17ea13a5eb3eaca27ca7aa984dfd0272099c6b5"/>
     <w:p>
       <w:pPr>
         <w:pStyle w:val="Heading3"/>
       </w:pPr>
-      <w:bookmarkStart w:id="3" w:name="X17ea13a5eb3eaca27ca7aa984dfd0272099c6b5"/>
-      <w:bookmarkEnd w:id="2"/>
-      <w:r>
-        <w:t>2. Computing the Trait-Based Prediction (</w:t>
-      </w:r>
-      <m:oMath>
-        <m:r>
-          <w:rPr>
-            <w:rFonts w:ascii="Cambria Math" w:hAnsi="Cambria Math"/>
-          </w:rPr>
-          <m:t>Xβ</m:t>
-        </m:r>
-      </m:oMath>
-      <w:r>
-        <w:t>)</w:t>
+      <w:r>
+        <w:t xml:space="preserve">2. Computing the Trait-Based Prediction (</w:t>
+      </w:r>
+      <m:oMath>
+        <m:r>
+          <m:t>X</m:t>
+        </m:r>
+        <m:r>
+          <m:t>β</m:t>
+        </m:r>
+      </m:oMath>
+      <w:r>
+        <w:t xml:space="preserve">)</w:t>
       </w:r>
     </w:p>
     <w:p>
@@ -1916,18 +1924,21 @@
         <w:pStyle w:val="FirstParagraph"/>
       </w:pPr>
       <w:r>
-        <w:t xml:space="preserve">The design matrix </w:t>
-      </w:r>
-      <m:oMath>
-        <m:r>
-          <w:rPr>
-            <w:rFonts w:ascii="Cambria Math" w:hAnsi="Cambria Math"/>
-          </w:rPr>
+        <w:t xml:space="preserve">The design matrix</w:t>
+      </w:r>
+      <w:r>
+        <w:t xml:space="preserve"> </w:t>
+      </w:r>
+      <m:oMath>
+        <m:r>
           <m:t>X</m:t>
         </m:r>
       </m:oMath>
       <w:r>
-        <w:t xml:space="preserve"> for the fossil species contains a column for the intercept (always 1) and a column for the measured trait (TP = 0.5).</w:t>
+        <w:t xml:space="preserve"> </w:t>
+      </w:r>
+      <w:r>
+        <w:t xml:space="preserve">for the fossil species contains a column for the intercept (always 1) and a column for the measured trait (TP = 0.5).</w:t>
       </w:r>
     </w:p>
     <w:p>
@@ -1940,62 +1951,49 @@
         </m:oMathParaPr>
         <m:oMath>
           <m:r>
-            <w:rPr>
-              <w:rFonts w:ascii="Cambria Math" w:hAnsi="Cambria Math"/>
-            </w:rPr>
             <m:t>X</m:t>
           </m:r>
           <m:r>
             <m:rPr>
               <m:sty m:val="p"/>
             </m:rPr>
-            <w:rPr>
-              <w:rFonts w:ascii="Cambria Math" w:hAnsi="Cambria Math"/>
-            </w:rPr>
             <m:t>=</m:t>
           </m:r>
           <m:d>
             <m:dPr>
               <m:begChr m:val="["/>
+              <m:sepChr m:val=""/>
               <m:endChr m:val="]"/>
-              <m:ctrlPr>
-                <w:rPr>
-                  <w:rFonts w:ascii="Cambria Math" w:hAnsi="Cambria Math"/>
-                </w:rPr>
-              </m:ctrlPr>
+              <m:grow/>
             </m:dPr>
             <m:e>
               <m:m>
                 <m:mPr>
-                  <m:plcHide m:val="1"/>
+                  <m:baseJc m:val="center"/>
+                  <m:plcHide m:val="on"/>
                   <m:mcs>
                     <m:mc>
                       <m:mcPr>
-                        <m:count m:val="2"/>
                         <m:mcJc m:val="center"/>
+                        <m:count m:val="1"/>
+                      </m:mcPr>
+                    </m:mc>
+                    <m:mc>
+                      <m:mcPr>
+                        <m:mcJc m:val="center"/>
+                        <m:count m:val="1"/>
                       </m:mcPr>
                     </m:mc>
                   </m:mcs>
-                  <m:ctrlPr>
-                    <w:rPr>
-                      <w:rFonts w:ascii="Cambria Math" w:hAnsi="Cambria Math"/>
-                    </w:rPr>
-                  </m:ctrlPr>
                 </m:mPr>
                 <m:mr>
                   <m:e>
                     <m:r>
-                      <w:rPr>
-                        <w:rFonts w:ascii="Cambria Math" w:hAnsi="Cambria Math"/>
-                      </w:rPr>
                       <m:t>1</m:t>
                     </m:r>
                   </m:e>
                   <m:e>
                     <m:r>
-                      <w:rPr>
-                        <w:rFonts w:ascii="Cambria Math" w:hAnsi="Cambria Math"/>
-                      </w:rPr>
                       <m:t>0.5</m:t>
                     </m:r>
                   </m:e>
@@ -2011,7 +2009,7 @@
         <w:pStyle w:val="FirstParagraph"/>
       </w:pPr>
       <w:r>
-        <w:t>The expected MAT based strictly on the fossil’s physical morphology is calculated via matrix multiplication:</w:t>
+        <w:t xml:space="preserve">The expected MAT based strictly on the fossil’s physical morphology is calculated via matrix multiplication:</w:t>
       </w:r>
     </w:p>
     <w:p>
@@ -2024,62 +2022,52 @@
         </m:oMathParaPr>
         <m:oMath>
           <m:r>
-            <w:rPr>
-              <w:rFonts w:ascii="Cambria Math" w:hAnsi="Cambria Math"/>
-            </w:rPr>
-            <m:t>Xβ</m:t>
+            <m:t>X</m:t>
+          </m:r>
+          <m:r>
+            <m:t>β</m:t>
           </m:r>
           <m:r>
             <m:rPr>
               <m:sty m:val="p"/>
             </m:rPr>
-            <w:rPr>
-              <w:rFonts w:ascii="Cambria Math" w:hAnsi="Cambria Math"/>
-            </w:rPr>
             <m:t>=</m:t>
           </m:r>
           <m:d>
             <m:dPr>
               <m:begChr m:val="["/>
+              <m:sepChr m:val=""/>
               <m:endChr m:val="]"/>
-              <m:ctrlPr>
-                <w:rPr>
-                  <w:rFonts w:ascii="Cambria Math" w:hAnsi="Cambria Math"/>
-                </w:rPr>
-              </m:ctrlPr>
+              <m:grow/>
             </m:dPr>
             <m:e>
               <m:m>
                 <m:mPr>
-                  <m:plcHide m:val="1"/>
+                  <m:baseJc m:val="center"/>
+                  <m:plcHide m:val="on"/>
                   <m:mcs>
                     <m:mc>
                       <m:mcPr>
-                        <m:count m:val="2"/>
                         <m:mcJc m:val="center"/>
+                        <m:count m:val="1"/>
+                      </m:mcPr>
+                    </m:mc>
+                    <m:mc>
+                      <m:mcPr>
+                        <m:mcJc m:val="center"/>
+                        <m:count m:val="1"/>
                       </m:mcPr>
                     </m:mc>
                   </m:mcs>
-                  <m:ctrlPr>
-                    <w:rPr>
-                      <w:rFonts w:ascii="Cambria Math" w:hAnsi="Cambria Math"/>
-                    </w:rPr>
-                  </m:ctrlPr>
                 </m:mPr>
                 <m:mr>
                   <m:e>
                     <m:r>
-                      <w:rPr>
-                        <w:rFonts w:ascii="Cambria Math" w:hAnsi="Cambria Math"/>
-                      </w:rPr>
                       <m:t>1</m:t>
                     </m:r>
                   </m:e>
                   <m:e>
                     <m:r>
-                      <w:rPr>
-                        <w:rFonts w:ascii="Cambria Math" w:hAnsi="Cambria Math"/>
-                      </w:rPr>
                       <m:t>0.5</m:t>
                     </m:r>
                   </m:e>
@@ -2090,37 +2078,27 @@
           <m:d>
             <m:dPr>
               <m:begChr m:val="["/>
+              <m:sepChr m:val=""/>
               <m:endChr m:val="]"/>
-              <m:ctrlPr>
-                <w:rPr>
-                  <w:rFonts w:ascii="Cambria Math" w:hAnsi="Cambria Math"/>
-                </w:rPr>
-              </m:ctrlPr>
+              <m:grow/>
             </m:dPr>
             <m:e>
               <m:m>
                 <m:mPr>
-                  <m:plcHide m:val="1"/>
+                  <m:baseJc m:val="center"/>
+                  <m:plcHide m:val="on"/>
                   <m:mcs>
                     <m:mc>
                       <m:mcPr>
+                        <m:mcJc m:val="center"/>
                         <m:count m:val="1"/>
-                        <m:mcJc m:val="center"/>
                       </m:mcPr>
                     </m:mc>
                   </m:mcs>
-                  <m:ctrlPr>
-                    <w:rPr>
-                      <w:rFonts w:ascii="Cambria Math" w:hAnsi="Cambria Math"/>
-                    </w:rPr>
-                  </m:ctrlPr>
                 </m:mPr>
                 <m:mr>
                   <m:e>
                     <m:r>
-                      <w:rPr>
-                        <w:rFonts w:ascii="Cambria Math" w:hAnsi="Cambria Math"/>
-                      </w:rPr>
                       <m:t>25</m:t>
                     </m:r>
                   </m:e>
@@ -2131,15 +2109,9 @@
                       <m:rPr>
                         <m:sty m:val="p"/>
                       </m:rPr>
-                      <w:rPr>
-                        <w:rFonts w:ascii="Cambria Math" w:hAnsi="Cambria Math"/>
-                      </w:rPr>
-                      <m:t>-</m:t>
+                      <m:t>−</m:t>
                     </m:r>
                     <m:r>
-                      <w:rPr>
-                        <w:rFonts w:ascii="Cambria Math" w:hAnsi="Cambria Math"/>
-                      </w:rPr>
                       <m:t>15</m:t>
                     </m:r>
                   </m:e>
@@ -2151,39 +2123,26 @@
             <m:rPr>
               <m:sty m:val="p"/>
             </m:rPr>
-            <w:rPr>
-              <w:rFonts w:ascii="Cambria Math" w:hAnsi="Cambria Math"/>
-            </w:rPr>
             <m:t>=</m:t>
           </m:r>
           <m:d>
             <m:dPr>
-              <m:ctrlPr>
-                <w:rPr>
-                  <w:rFonts w:ascii="Cambria Math" w:hAnsi="Cambria Math"/>
-                </w:rPr>
-              </m:ctrlPr>
+              <m:begChr m:val="("/>
+              <m:sepChr m:val=""/>
+              <m:endChr m:val=")"/>
+              <m:grow/>
             </m:dPr>
             <m:e>
               <m:r>
-                <w:rPr>
-                  <w:rFonts w:ascii="Cambria Math" w:hAnsi="Cambria Math"/>
-                </w:rPr>
                 <m:t>1</m:t>
               </m:r>
               <m:r>
                 <m:rPr>
                   <m:sty m:val="p"/>
                 </m:rPr>
-                <w:rPr>
-                  <w:rFonts w:ascii="Cambria Math" w:hAnsi="Cambria Math"/>
-                </w:rPr>
                 <m:t>×</m:t>
               </m:r>
               <m:r>
-                <w:rPr>
-                  <w:rFonts w:ascii="Cambria Math" w:hAnsi="Cambria Math"/>
-                </w:rPr>
                 <m:t>25</m:t>
               </m:r>
             </m:e>
@@ -2192,39 +2151,32 @@
             <m:rPr>
               <m:sty m:val="p"/>
             </m:rPr>
-            <w:rPr>
-              <w:rFonts w:ascii="Cambria Math" w:hAnsi="Cambria Math"/>
-            </w:rPr>
             <m:t>+</m:t>
           </m:r>
           <m:d>
             <m:dPr>
-              <m:ctrlPr>
-                <w:rPr>
-                  <w:rFonts w:ascii="Cambria Math" w:hAnsi="Cambria Math"/>
-                </w:rPr>
-              </m:ctrlPr>
+              <m:begChr m:val="("/>
+              <m:sepChr m:val=""/>
+              <m:endChr m:val=")"/>
+              <m:grow/>
             </m:dPr>
             <m:e>
               <m:r>
-                <w:rPr>
-                  <w:rFonts w:ascii="Cambria Math" w:hAnsi="Cambria Math"/>
-                </w:rPr>
                 <m:t>0.5</m:t>
               </m:r>
               <m:r>
                 <m:rPr>
                   <m:sty m:val="p"/>
                 </m:rPr>
-                <w:rPr>
-                  <w:rFonts w:ascii="Cambria Math" w:hAnsi="Cambria Math"/>
-                </w:rPr>
-                <m:t>×-</m:t>
-              </m:r>
-              <m:r>
-                <w:rPr>
-                  <w:rFonts w:ascii="Cambria Math" w:hAnsi="Cambria Math"/>
-                </w:rPr>
+                <m:t>×</m:t>
+              </m:r>
+              <m:r>
+                <m:rPr>
+                  <m:sty m:val="p"/>
+                </m:rPr>
+                <m:t>−</m:t>
+              </m:r>
+              <m:r>
                 <m:t>15</m:t>
               </m:r>
             </m:e>
@@ -2233,24 +2185,11 @@
             <m:rPr>
               <m:sty m:val="p"/>
             </m:rPr>
-            <w:rPr>
-              <w:rFonts w:ascii="Cambria Math" w:hAnsi="Cambria Math"/>
-            </w:rPr>
             <m:t>=</m:t>
           </m:r>
           <m:sSup>
-            <m:sSupPr>
-              <m:ctrlPr>
-                <w:rPr>
-                  <w:rFonts w:ascii="Cambria Math" w:hAnsi="Cambria Math"/>
-                </w:rPr>
-              </m:ctrlPr>
-            </m:sSupPr>
             <m:e>
               <m:r>
-                <w:rPr>
-                  <w:rFonts w:ascii="Cambria Math" w:hAnsi="Cambria Math"/>
-                </w:rPr>
                 <m:t>17.5</m:t>
               </m:r>
             </m:e>
@@ -2259,9 +2198,6 @@
                 <m:rPr>
                   <m:sty m:val="p"/>
                 </m:rPr>
-                <w:rPr>
-                  <w:rFonts w:ascii="Cambria Math" w:hAnsi="Cambria Math"/>
-                </w:rPr>
                 <m:t>∘</m:t>
               </m:r>
             </m:sup>
@@ -2269,6 +2205,7 @@
           <m:r>
             <m:rPr>
               <m:nor/>
+              <m:sty m:val="p"/>
             </m:rPr>
             <m:t>C</m:t>
           </m:r>
@@ -2280,86 +2217,72 @@
         <w:pStyle w:val="FirstParagraph"/>
       </w:pPr>
       <w:r>
-        <w:t>If evolutionary history is ignored, the predicted MAT for Fossil F is 17.5°C.</w:t>
+        <w:t xml:space="preserve">If evolutionary history is ignored, the predicted MAT for Fossil F is 17.5°C.</w:t>
       </w:r>
     </w:p>
+    <w:bookmarkEnd w:id="22"/>
+    <w:bookmarkStart w:id="23" w:name="X37ff28fc8a3ffd10d08723829bf2d067d3c2ce5"/>
     <w:p>
       <w:pPr>
         <w:pStyle w:val="Heading3"/>
       </w:pPr>
-      <w:bookmarkStart w:id="4" w:name="X37ff28fc8a3ffd10d08723829bf2d067d3c2ce5"/>
-      <w:bookmarkEnd w:id="3"/>
-      <w:r>
-        <w:t>3. Computing the Phylogenetic Adjustment (</w:t>
+      <w:r>
+        <w:t xml:space="preserve">3. Computing the Phylogenetic Adjustment (</w:t>
       </w:r>
       <m:oMath>
         <m:sSubSup>
-          <m:sSubSupPr>
-            <m:ctrlPr>
-              <w:rPr>
-                <w:rFonts w:ascii="Cambria Math" w:hAnsi="Cambria Math"/>
-              </w:rPr>
-            </m:ctrlPr>
-          </m:sSubSupPr>
           <m:e>
             <m:r>
-              <w:rPr>
-                <w:rFonts w:ascii="Cambria Math" w:hAnsi="Cambria Math"/>
-              </w:rPr>
               <m:t>V</m:t>
             </m:r>
           </m:e>
           <m:sub>
             <m:r>
-              <w:rPr>
-                <w:rFonts w:ascii="Cambria Math" w:hAnsi="Cambria Math"/>
-              </w:rPr>
-              <m:t>cross</m:t>
+              <m:t>c</m:t>
+            </m:r>
+            <m:r>
+              <m:t>r</m:t>
+            </m:r>
+            <m:r>
+              <m:t>o</m:t>
+            </m:r>
+            <m:r>
+              <m:t>s</m:t>
+            </m:r>
+            <m:r>
+              <m:t>s</m:t>
             </m:r>
           </m:sub>
           <m:sup>
             <m:r>
-              <w:rPr>
-                <w:rFonts w:ascii="Cambria Math" w:hAnsi="Cambria Math"/>
-              </w:rPr>
               <m:t>T</m:t>
             </m:r>
           </m:sup>
         </m:sSubSup>
         <m:sSub>
-          <m:sSubPr>
-            <m:ctrlPr>
-              <w:rPr>
-                <w:rFonts w:ascii="Cambria Math" w:hAnsi="Cambria Math"/>
-              </w:rPr>
-            </m:ctrlPr>
-          </m:sSubPr>
           <m:e>
             <m:r>
-              <w:rPr>
-                <w:rFonts w:ascii="Cambria Math" w:hAnsi="Cambria Math"/>
-              </w:rPr>
               <m:t>V</m:t>
             </m:r>
           </m:e>
           <m:sub>
             <m:r>
-              <w:rPr>
-                <w:rFonts w:ascii="Cambria Math" w:hAnsi="Cambria Math"/>
-              </w:rPr>
-              <m:t>inv</m:t>
+              <m:t>i</m:t>
+            </m:r>
+            <m:r>
+              <m:t>n</m:t>
+            </m:r>
+            <m:r>
+              <m:t>v</m:t>
             </m:r>
           </m:sub>
         </m:sSub>
         <m:r>
-          <w:rPr>
-            <w:rFonts w:ascii="Cambria Math" w:hAnsi="Cambria Math"/>
-          </w:rPr>
           <m:t>e</m:t>
         </m:r>
       </m:oMath>
       <w:r>
-        <w:t>)</w:t>
+        <w:t xml:space="preserve">)</w:t>
       </w:r>
     </w:p>
     <w:p>
@@ -2367,7 +2290,7 @@
         <w:pStyle w:val="FirstParagraph"/>
       </w:pPr>
       <w:r>
-        <w:t>To adjust the 17.5°C prediction, the model calculates the error in the modern species and applies it to the fossil species based on their evolutionary relatedness.</w:t>
+        <w:t xml:space="preserve">To adjust the 17.5°C prediction, the model calculates the error in the modern species and applies it to the fossil species based on their evolutionary relatedness.</w:t>
       </w:r>
     </w:p>
     <w:p>
@@ -2379,13 +2302,10 @@
           <w:b/>
           <w:bCs/>
         </w:rPr>
-        <w:t>Step 3a: Calculate Modern Residuals (</w:t>
-      </w:r>
-      <m:oMath>
-        <m:r>
-          <w:rPr>
-            <w:rFonts w:ascii="Cambria Math" w:hAnsi="Cambria Math"/>
-          </w:rPr>
+        <w:t xml:space="preserve">Step 3a: Calculate Modern Residuals (</w:t>
+      </w:r>
+      <m:oMath>
+        <m:r>
           <m:t>e</m:t>
         </m:r>
       </m:oMath>
@@ -2394,44 +2314,50 @@
           <w:b/>
           <w:bCs/>
         </w:rPr>
-        <w:t>)</w:t>
-      </w:r>
-      <w:r>
-        <w:t xml:space="preserve"> First, calculate the base trait prediction for the modern species using the same </w:t>
-      </w:r>
-      <m:oMath>
-        <m:r>
-          <w:rPr>
-            <w:rFonts w:ascii="Cambria Math" w:hAnsi="Cambria Math"/>
-          </w:rPr>
+        <w:t xml:space="preserve">)</w:t>
+      </w:r>
+      <w:r>
+        <w:t xml:space="preserve"> </w:t>
+      </w:r>
+      <w:r>
+        <w:t xml:space="preserve">First, calculate the base trait prediction for the modern species using the same</w:t>
+      </w:r>
+      <w:r>
+        <w:t xml:space="preserve"> </w:t>
+      </w:r>
+      <m:oMath>
+        <m:r>
           <m:t>β</m:t>
         </m:r>
       </m:oMath>
       <w:r>
-        <w:t xml:space="preserve"> coefficients. * Predicted </w:t>
+        <w:t xml:space="preserve"> </w:t>
+      </w:r>
+      <w:r>
+        <w:t xml:space="preserve">coefficients.</w:t>
+      </w:r>
+      <w:r>
+        <w:t xml:space="preserve"> </w:t>
+      </w:r>
+      <w:r>
+        <w:t xml:space="preserve">* Predicted</w:t>
+      </w:r>
+      <w:r>
+        <w:t xml:space="preserve"> </w:t>
       </w:r>
       <m:oMath>
         <m:sSub>
-          <m:sSubPr>
-            <m:ctrlPr>
-              <w:rPr>
-                <w:rFonts w:ascii="Cambria Math" w:hAnsi="Cambria Math"/>
-              </w:rPr>
-            </m:ctrlPr>
-          </m:sSubPr>
           <m:e>
             <m:r>
               <m:rPr>
                 <m:nor/>
+                <m:sty m:val="p"/>
               </m:rPr>
               <m:t>MAT</m:t>
             </m:r>
           </m:e>
           <m:sub>
             <m:r>
-              <w:rPr>
-                <w:rFonts w:ascii="Cambria Math" w:hAnsi="Cambria Math"/>
-              </w:rPr>
               <m:t>A</m:t>
             </m:r>
           </m:sub>
@@ -2440,45 +2366,29 @@
           <m:rPr>
             <m:sty m:val="p"/>
           </m:rPr>
-          <w:rPr>
-            <w:rFonts w:ascii="Cambria Math" w:hAnsi="Cambria Math"/>
-          </w:rPr>
           <m:t>=</m:t>
         </m:r>
         <m:r>
-          <w:rPr>
-            <w:rFonts w:ascii="Cambria Math" w:hAnsi="Cambria Math"/>
-          </w:rPr>
           <m:t>25</m:t>
         </m:r>
         <m:r>
           <m:rPr>
             <m:sty m:val="p"/>
           </m:rPr>
-          <w:rPr>
-            <w:rFonts w:ascii="Cambria Math" w:hAnsi="Cambria Math"/>
-          </w:rPr>
-          <m:t>-</m:t>
-        </m:r>
-        <m:r>
-          <w:rPr>
-            <w:rFonts w:ascii="Cambria Math" w:hAnsi="Cambria Math"/>
-          </w:rPr>
+          <m:t>−</m:t>
+        </m:r>
+        <m:r>
           <m:t>15</m:t>
         </m:r>
         <m:d>
           <m:dPr>
-            <m:ctrlPr>
-              <w:rPr>
-                <w:rFonts w:ascii="Cambria Math" w:hAnsi="Cambria Math"/>
-              </w:rPr>
-            </m:ctrlPr>
+            <m:begChr m:val="("/>
+            <m:sepChr m:val=""/>
+            <m:endChr m:val=")"/>
+            <m:grow/>
           </m:dPr>
           <m:e>
             <m:r>
-              <w:rPr>
-                <w:rFonts w:ascii="Cambria Math" w:hAnsi="Cambria Math"/>
-              </w:rPr>
               <m:t>0.8</m:t>
             </m:r>
           </m:e>
@@ -2487,24 +2397,11 @@
           <m:rPr>
             <m:sty m:val="p"/>
           </m:rPr>
-          <w:rPr>
-            <w:rFonts w:ascii="Cambria Math" w:hAnsi="Cambria Math"/>
-          </w:rPr>
           <m:t>=</m:t>
         </m:r>
         <m:sSup>
-          <m:sSupPr>
-            <m:ctrlPr>
-              <w:rPr>
-                <w:rFonts w:ascii="Cambria Math" w:hAnsi="Cambria Math"/>
-              </w:rPr>
-            </m:ctrlPr>
-          </m:sSupPr>
           <m:e>
             <m:r>
-              <w:rPr>
-                <w:rFonts w:ascii="Cambria Math" w:hAnsi="Cambria Math"/>
-              </w:rPr>
               <m:t>13</m:t>
             </m:r>
           </m:e>
@@ -2513,9 +2410,6 @@
               <m:rPr>
                 <m:sty m:val="p"/>
               </m:rPr>
-              <w:rPr>
-                <w:rFonts w:ascii="Cambria Math" w:hAnsi="Cambria Math"/>
-              </w:rPr>
               <m:t>∘</m:t>
             </m:r>
           </m:sup>
@@ -2523,35 +2417,33 @@
         <m:r>
           <m:rPr>
             <m:nor/>
+            <m:sty m:val="p"/>
           </m:rPr>
           <m:t>C</m:t>
         </m:r>
       </m:oMath>
       <w:r>
-        <w:t xml:space="preserve"> * Predicted </w:t>
+        <w:t xml:space="preserve"> </w:t>
+      </w:r>
+      <w:r>
+        <w:t xml:space="preserve">* Predicted</w:t>
+      </w:r>
+      <w:r>
+        <w:t xml:space="preserve"> </w:t>
       </w:r>
       <m:oMath>
         <m:sSub>
-          <m:sSubPr>
-            <m:ctrlPr>
-              <w:rPr>
-                <w:rFonts w:ascii="Cambria Math" w:hAnsi="Cambria Math"/>
-              </w:rPr>
-            </m:ctrlPr>
-          </m:sSubPr>
           <m:e>
             <m:r>
               <m:rPr>
                 <m:nor/>
+                <m:sty m:val="p"/>
               </m:rPr>
               <m:t>MAT</m:t>
             </m:r>
           </m:e>
           <m:sub>
             <m:r>
-              <w:rPr>
-                <w:rFonts w:ascii="Cambria Math" w:hAnsi="Cambria Math"/>
-              </w:rPr>
               <m:t>B</m:t>
             </m:r>
           </m:sub>
@@ -2560,45 +2452,29 @@
           <m:rPr>
             <m:sty m:val="p"/>
           </m:rPr>
-          <w:rPr>
-            <w:rFonts w:ascii="Cambria Math" w:hAnsi="Cambria Math"/>
-          </w:rPr>
           <m:t>=</m:t>
         </m:r>
         <m:r>
-          <w:rPr>
-            <w:rFonts w:ascii="Cambria Math" w:hAnsi="Cambria Math"/>
-          </w:rPr>
           <m:t>25</m:t>
         </m:r>
         <m:r>
           <m:rPr>
             <m:sty m:val="p"/>
           </m:rPr>
-          <w:rPr>
-            <w:rFonts w:ascii="Cambria Math" w:hAnsi="Cambria Math"/>
-          </w:rPr>
-          <m:t>-</m:t>
-        </m:r>
-        <m:r>
-          <w:rPr>
-            <w:rFonts w:ascii="Cambria Math" w:hAnsi="Cambria Math"/>
-          </w:rPr>
+          <m:t>−</m:t>
+        </m:r>
+        <m:r>
           <m:t>15</m:t>
         </m:r>
         <m:d>
           <m:dPr>
-            <m:ctrlPr>
-              <w:rPr>
-                <w:rFonts w:ascii="Cambria Math" w:hAnsi="Cambria Math"/>
-              </w:rPr>
-            </m:ctrlPr>
+            <m:begChr m:val="("/>
+            <m:sepChr m:val=""/>
+            <m:endChr m:val=")"/>
+            <m:grow/>
           </m:dPr>
           <m:e>
             <m:r>
-              <w:rPr>
-                <w:rFonts w:ascii="Cambria Math" w:hAnsi="Cambria Math"/>
-              </w:rPr>
               <m:t>0.2</m:t>
             </m:r>
           </m:e>
@@ -2607,24 +2483,11 @@
           <m:rPr>
             <m:sty m:val="p"/>
           </m:rPr>
-          <w:rPr>
-            <w:rFonts w:ascii="Cambria Math" w:hAnsi="Cambria Math"/>
-          </w:rPr>
           <m:t>=</m:t>
         </m:r>
         <m:sSup>
-          <m:sSupPr>
-            <m:ctrlPr>
-              <w:rPr>
-                <w:rFonts w:ascii="Cambria Math" w:hAnsi="Cambria Math"/>
-              </w:rPr>
-            </m:ctrlPr>
-          </m:sSupPr>
           <m:e>
             <m:r>
-              <w:rPr>
-                <w:rFonts w:ascii="Cambria Math" w:hAnsi="Cambria Math"/>
-              </w:rPr>
               <m:t>22</m:t>
             </m:r>
           </m:e>
@@ -2633,9 +2496,6 @@
               <m:rPr>
                 <m:sty m:val="p"/>
               </m:rPr>
-              <w:rPr>
-                <w:rFonts w:ascii="Cambria Math" w:hAnsi="Cambria Math"/>
-              </w:rPr>
               <m:t>∘</m:t>
             </m:r>
           </m:sup>
@@ -2643,6 +2503,7 @@
         <m:r>
           <m:rPr>
             <m:nor/>
+            <m:sty m:val="p"/>
           </m:rPr>
           <m:t>C</m:t>
         </m:r>
@@ -2653,41 +2514,34 @@
         <w:pStyle w:val="BodyText"/>
       </w:pPr>
       <w:r>
-        <w:t>The residual error (</w:t>
-      </w:r>
-      <m:oMath>
-        <m:r>
-          <w:rPr>
-            <w:rFonts w:ascii="Cambria Math" w:hAnsi="Cambria Math"/>
-          </w:rPr>
+        <w:t xml:space="preserve">The residual error (</w:t>
+      </w:r>
+      <m:oMath>
+        <m:r>
           <m:t>e</m:t>
         </m:r>
       </m:oMath>
       <w:r>
-        <w:t xml:space="preserve">) is the actual MAT minus the predicted MAT. * </w:t>
+        <w:t xml:space="preserve">) is the actual MAT minus the predicted MAT.</w:t>
+      </w:r>
+      <w:r>
+        <w:t xml:space="preserve"> </w:t>
+      </w:r>
+      <w:r>
+        <w:t xml:space="preserve">*</w:t>
+      </w:r>
+      <w:r>
+        <w:t xml:space="preserve"> </w:t>
       </w:r>
       <m:oMath>
         <m:sSub>
-          <m:sSubPr>
-            <m:ctrlPr>
-              <w:rPr>
-                <w:rFonts w:ascii="Cambria Math" w:hAnsi="Cambria Math"/>
-              </w:rPr>
-            </m:ctrlPr>
-          </m:sSubPr>
           <m:e>
             <m:r>
-              <w:rPr>
-                <w:rFonts w:ascii="Cambria Math" w:hAnsi="Cambria Math"/>
-              </w:rPr>
               <m:t>e</m:t>
             </m:r>
           </m:e>
           <m:sub>
             <m:r>
-              <w:rPr>
-                <w:rFonts w:ascii="Cambria Math" w:hAnsi="Cambria Math"/>
-              </w:rPr>
               <m:t>A</m:t>
             </m:r>
           </m:sub>
@@ -2696,120 +2550,89 @@
           <m:rPr>
             <m:sty m:val="p"/>
           </m:rPr>
-          <w:rPr>
-            <w:rFonts w:ascii="Cambria Math" w:hAnsi="Cambria Math"/>
-          </w:rPr>
           <m:t>=</m:t>
         </m:r>
         <m:r>
-          <w:rPr>
-            <w:rFonts w:ascii="Cambria Math" w:hAnsi="Cambria Math"/>
-          </w:rPr>
           <m:t>10</m:t>
         </m:r>
         <m:r>
           <m:rPr>
             <m:sty m:val="p"/>
           </m:rPr>
-          <w:rPr>
-            <w:rFonts w:ascii="Cambria Math" w:hAnsi="Cambria Math"/>
-          </w:rPr>
-          <m:t>-</m:t>
-        </m:r>
-        <m:r>
-          <w:rPr>
-            <w:rFonts w:ascii="Cambria Math" w:hAnsi="Cambria Math"/>
-          </w:rPr>
+          <m:t>−</m:t>
+        </m:r>
+        <m:r>
           <m:t>13</m:t>
         </m:r>
         <m:r>
           <m:rPr>
             <m:sty m:val="p"/>
           </m:rPr>
-          <w:rPr>
-            <w:rFonts w:ascii="Cambria Math" w:hAnsi="Cambria Math"/>
-          </w:rPr>
-          <m:t>=-</m:t>
-        </m:r>
-        <m:r>
-          <w:rPr>
-            <w:rFonts w:ascii="Cambria Math" w:hAnsi="Cambria Math"/>
-          </w:rPr>
-          <m:t>3</m:t>
-        </m:r>
-      </m:oMath>
-      <w:r>
-        <w:t xml:space="preserve"> * </w:t>
-      </w:r>
-      <m:oMath>
-        <m:sSub>
-          <m:sSubPr>
-            <m:ctrlPr>
-              <w:rPr>
-                <w:rFonts w:ascii="Cambria Math" w:hAnsi="Cambria Math"/>
-              </w:rPr>
-            </m:ctrlPr>
-          </m:sSubPr>
-          <m:e>
-            <m:r>
-              <w:rPr>
-                <w:rFonts w:ascii="Cambria Math" w:hAnsi="Cambria Math"/>
-              </w:rPr>
-              <m:t>e</m:t>
-            </m:r>
-          </m:e>
-          <m:sub>
-            <m:r>
-              <w:rPr>
-                <w:rFonts w:ascii="Cambria Math" w:hAnsi="Cambria Math"/>
-              </w:rPr>
-              <m:t>B</m:t>
-            </m:r>
-          </m:sub>
-        </m:sSub>
+          <m:t>=</m:t>
+        </m:r>
         <m:r>
           <m:rPr>
             <m:sty m:val="p"/>
           </m:rPr>
-          <w:rPr>
-            <w:rFonts w:ascii="Cambria Math" w:hAnsi="Cambria Math"/>
-          </w:rPr>
-          <m:t>=</m:t>
-        </m:r>
-        <m:r>
-          <w:rPr>
-            <w:rFonts w:ascii="Cambria Math" w:hAnsi="Cambria Math"/>
-          </w:rPr>
-          <m:t>20</m:t>
-        </m:r>
+          <m:t>−</m:t>
+        </m:r>
+        <m:r>
+          <m:t>3</m:t>
+        </m:r>
+      </m:oMath>
+      <w:r>
+        <w:t xml:space="preserve"> </w:t>
+      </w:r>
+      <w:r>
+        <w:t xml:space="preserve">*</w:t>
+      </w:r>
+      <w:r>
+        <w:t xml:space="preserve"> </w:t>
+      </w:r>
+      <m:oMath>
+        <m:sSub>
+          <m:e>
+            <m:r>
+              <m:t>e</m:t>
+            </m:r>
+          </m:e>
+          <m:sub>
+            <m:r>
+              <m:t>B</m:t>
+            </m:r>
+          </m:sub>
+        </m:sSub>
         <m:r>
           <m:rPr>
             <m:sty m:val="p"/>
           </m:rPr>
-          <w:rPr>
-            <w:rFonts w:ascii="Cambria Math" w:hAnsi="Cambria Math"/>
-          </w:rPr>
-          <m:t>-</m:t>
-        </m:r>
-        <m:r>
-          <w:rPr>
-            <w:rFonts w:ascii="Cambria Math" w:hAnsi="Cambria Math"/>
-          </w:rPr>
-          <m:t>22</m:t>
+          <m:t>=</m:t>
+        </m:r>
+        <m:r>
+          <m:t>20</m:t>
         </m:r>
         <m:r>
           <m:rPr>
             <m:sty m:val="p"/>
           </m:rPr>
-          <w:rPr>
-            <w:rFonts w:ascii="Cambria Math" w:hAnsi="Cambria Math"/>
-          </w:rPr>
-          <m:t>=-</m:t>
-        </m:r>
-        <m:r>
-          <w:rPr>
-            <w:rFonts w:ascii="Cambria Math" w:hAnsi="Cambria Math"/>
-          </w:rPr>
+          <m:t>−</m:t>
+        </m:r>
+        <m:r>
+          <m:t>22</m:t>
+        </m:r>
+        <m:r>
+          <m:rPr>
+            <m:sty m:val="p"/>
+          </m:rPr>
+          <m:t>=</m:t>
+        </m:r>
+        <m:r>
+          <m:rPr>
+            <m:sty m:val="p"/>
+          </m:rPr>
+          <m:t>−</m:t>
+        </m:r>
+        <m:r>
           <m:t>2</m:t>
         </m:r>
       </m:oMath>
@@ -2824,47 +2647,34 @@
         </m:oMathParaPr>
         <m:oMath>
           <m:r>
-            <w:rPr>
-              <w:rFonts w:ascii="Cambria Math" w:hAnsi="Cambria Math"/>
-            </w:rPr>
             <m:t>e</m:t>
           </m:r>
           <m:r>
             <m:rPr>
               <m:sty m:val="p"/>
             </m:rPr>
-            <w:rPr>
-              <w:rFonts w:ascii="Cambria Math" w:hAnsi="Cambria Math"/>
-            </w:rPr>
             <m:t>=</m:t>
           </m:r>
           <m:d>
             <m:dPr>
               <m:begChr m:val="["/>
+              <m:sepChr m:val=""/>
               <m:endChr m:val="]"/>
-              <m:ctrlPr>
-                <w:rPr>
-                  <w:rFonts w:ascii="Cambria Math" w:hAnsi="Cambria Math"/>
-                </w:rPr>
-              </m:ctrlPr>
+              <m:grow/>
             </m:dPr>
             <m:e>
               <m:m>
                 <m:mPr>
-                  <m:plcHide m:val="1"/>
+                  <m:baseJc m:val="center"/>
+                  <m:plcHide m:val="on"/>
                   <m:mcs>
                     <m:mc>
                       <m:mcPr>
+                        <m:mcJc m:val="center"/>
                         <m:count m:val="1"/>
-                        <m:mcJc m:val="center"/>
                       </m:mcPr>
                     </m:mc>
                   </m:mcs>
-                  <m:ctrlPr>
-                    <w:rPr>
-                      <w:rFonts w:ascii="Cambria Math" w:hAnsi="Cambria Math"/>
-                    </w:rPr>
-                  </m:ctrlPr>
                 </m:mPr>
                 <m:mr>
                   <m:e>
@@ -2872,15 +2682,9 @@
                       <m:rPr>
                         <m:sty m:val="p"/>
                       </m:rPr>
-                      <w:rPr>
-                        <w:rFonts w:ascii="Cambria Math" w:hAnsi="Cambria Math"/>
-                      </w:rPr>
-                      <m:t>-</m:t>
+                      <m:t>−</m:t>
                     </m:r>
                     <m:r>
-                      <w:rPr>
-                        <w:rFonts w:ascii="Cambria Math" w:hAnsi="Cambria Math"/>
-                      </w:rPr>
                       <m:t>3</m:t>
                     </m:r>
                   </m:e>
@@ -2891,15 +2695,9 @@
                       <m:rPr>
                         <m:sty m:val="p"/>
                       </m:rPr>
-                      <w:rPr>
-                        <w:rFonts w:ascii="Cambria Math" w:hAnsi="Cambria Math"/>
-                      </w:rPr>
-                      <m:t>-</m:t>
+                      <m:t>−</m:t>
                     </m:r>
                     <m:r>
-                      <w:rPr>
-                        <w:rFonts w:ascii="Cambria Math" w:hAnsi="Cambria Math"/>
-                      </w:rPr>
                       <m:t>2</m:t>
                     </m:r>
                   </m:e>
@@ -2919,13 +2717,10 @@
           <w:b/>
           <w:bCs/>
         </w:rPr>
-        <w:t>Step 3b: Define Evolutionary Relationships (</w:t>
-      </w:r>
-      <m:oMath>
-        <m:r>
-          <w:rPr>
-            <w:rFonts w:ascii="Cambria Math" w:hAnsi="Cambria Math"/>
-          </w:rPr>
+        <w:t xml:space="preserve">Step 3b: Define Evolutionary Relationships (</w:t>
+      </w:r>
+      <m:oMath>
+        <m:r>
           <m:t>V</m:t>
         </m:r>
       </m:oMath>
@@ -2934,44 +2729,72 @@
           <w:b/>
           <w:bCs/>
         </w:rPr>
-        <w:t xml:space="preserve"> and </w:t>
-      </w:r>
-      <m:oMath>
-        <m:sSub>
-          <m:sSubPr>
-            <m:ctrlPr>
-              <w:rPr>
-                <w:rFonts w:ascii="Cambria Math" w:hAnsi="Cambria Math"/>
-              </w:rPr>
-            </m:ctrlPr>
-          </m:sSubPr>
-          <m:e>
-            <m:r>
-              <w:rPr>
-                <w:rFonts w:ascii="Cambria Math" w:hAnsi="Cambria Math"/>
-              </w:rPr>
-              <m:t>V</m:t>
-            </m:r>
-          </m:e>
-          <m:sub>
-            <m:r>
-              <w:rPr>
-                <w:rFonts w:ascii="Cambria Math" w:hAnsi="Cambria Math"/>
-              </w:rPr>
-              <m:t>cross</m:t>
-            </m:r>
-          </m:sub>
-        </m:sSub>
-      </m:oMath>
+        <w:t xml:space="preserve"> </w:t>
+      </w:r>
       <w:r>
         <w:rPr>
           <w:b/>
           <w:bCs/>
         </w:rPr>
-        <w:t>)</w:t>
-      </w:r>
-      <w:r>
-        <w:t xml:space="preserve"> Assume the total height of the evolutionary tree from root to tip is 1.0 unit of time. * Species A and B share an evolutionary branch for 0.4 units of time before diverging. * Fossil F is closely related to Species A, sharing 0.7 units of time with A, but only 0.4 units of time with B.</w:t>
+        <w:t xml:space="preserve">and</w:t>
+      </w:r>
+      <w:r>
+        <w:rPr>
+          <w:b/>
+          <w:bCs/>
+        </w:rPr>
+        <w:t xml:space="preserve"> </w:t>
+      </w:r>
+      <m:oMath>
+        <m:sSub>
+          <m:e>
+            <m:r>
+              <m:t>V</m:t>
+            </m:r>
+          </m:e>
+          <m:sub>
+            <m:r>
+              <m:t>c</m:t>
+            </m:r>
+            <m:r>
+              <m:t>r</m:t>
+            </m:r>
+            <m:r>
+              <m:t>o</m:t>
+            </m:r>
+            <m:r>
+              <m:t>s</m:t>
+            </m:r>
+            <m:r>
+              <m:t>s</m:t>
+            </m:r>
+          </m:sub>
+        </m:sSub>
+      </m:oMath>
+      <w:r>
+        <w:rPr>
+          <w:b/>
+          <w:bCs/>
+        </w:rPr>
+        <w:t xml:space="preserve">)</w:t>
+      </w:r>
+      <w:r>
+        <w:t xml:space="preserve"> </w:t>
+      </w:r>
+      <w:r>
+        <w:t xml:space="preserve">Assume the total height of the evolutionary tree from root to tip is 1.0 unit of time.</w:t>
+      </w:r>
+      <w:r>
+        <w:t xml:space="preserve"> </w:t>
+      </w:r>
+      <w:r>
+        <w:t xml:space="preserve">* Species A and B share an evolutionary branch for 0.4 units of time before diverging.</w:t>
+      </w:r>
+      <w:r>
+        <w:t xml:space="preserve"> </w:t>
+      </w:r>
+      <w:r>
+        <w:t xml:space="preserve">* Fossil F is closely related to Species A, sharing 0.7 units of time with A, but only 0.4 units of time with B.</w:t>
       </w:r>
     </w:p>
     <w:p>
@@ -2979,48 +2802,38 @@
         <w:pStyle w:val="BodyText"/>
       </w:pPr>
       <w:r>
-        <w:t>The variance-covariance matrix for the modern species (</w:t>
-      </w:r>
-      <m:oMath>
-        <m:r>
-          <w:rPr>
-            <w:rFonts w:ascii="Cambria Math" w:hAnsi="Cambria Math"/>
-          </w:rPr>
+        <w:t xml:space="preserve">The variance-covariance matrix for the modern species (</w:t>
+      </w:r>
+      <m:oMath>
+        <m:r>
           <m:t>V</m:t>
         </m:r>
       </m:oMath>
       <w:r>
-        <w:t>) and its inverse (</w:t>
+        <w:t xml:space="preserve">) and its inverse (</w:t>
       </w:r>
       <m:oMath>
         <m:sSub>
-          <m:sSubPr>
-            <m:ctrlPr>
-              <w:rPr>
-                <w:rFonts w:ascii="Cambria Math" w:hAnsi="Cambria Math"/>
-              </w:rPr>
-            </m:ctrlPr>
-          </m:sSubPr>
           <m:e>
             <m:r>
-              <w:rPr>
-                <w:rFonts w:ascii="Cambria Math" w:hAnsi="Cambria Math"/>
-              </w:rPr>
               <m:t>V</m:t>
             </m:r>
           </m:e>
           <m:sub>
             <m:r>
-              <w:rPr>
-                <w:rFonts w:ascii="Cambria Math" w:hAnsi="Cambria Math"/>
-              </w:rPr>
-              <m:t>inv</m:t>
+              <m:t>i</m:t>
+            </m:r>
+            <m:r>
+              <m:t>n</m:t>
+            </m:r>
+            <m:r>
+              <m:t>v</m:t>
             </m:r>
           </m:sub>
         </m:sSub>
       </m:oMath>
       <w:r>
-        <w:t>) are:</w:t>
+        <w:t xml:space="preserve">) are:</w:t>
       </w:r>
     </w:p>
     <w:p>
@@ -3033,62 +2846,49 @@
         </m:oMathParaPr>
         <m:oMath>
           <m:r>
-            <w:rPr>
-              <w:rFonts w:ascii="Cambria Math" w:hAnsi="Cambria Math"/>
-            </w:rPr>
             <m:t>V</m:t>
           </m:r>
           <m:r>
             <m:rPr>
               <m:sty m:val="p"/>
             </m:rPr>
-            <w:rPr>
-              <w:rFonts w:ascii="Cambria Math" w:hAnsi="Cambria Math"/>
-            </w:rPr>
             <m:t>=</m:t>
           </m:r>
           <m:d>
             <m:dPr>
               <m:begChr m:val="["/>
+              <m:sepChr m:val=""/>
               <m:endChr m:val="]"/>
-              <m:ctrlPr>
-                <w:rPr>
-                  <w:rFonts w:ascii="Cambria Math" w:hAnsi="Cambria Math"/>
-                </w:rPr>
-              </m:ctrlPr>
+              <m:grow/>
             </m:dPr>
             <m:e>
               <m:m>
                 <m:mPr>
-                  <m:plcHide m:val="1"/>
+                  <m:baseJc m:val="center"/>
+                  <m:plcHide m:val="on"/>
                   <m:mcs>
                     <m:mc>
                       <m:mcPr>
-                        <m:count m:val="2"/>
                         <m:mcJc m:val="center"/>
+                        <m:count m:val="1"/>
+                      </m:mcPr>
+                    </m:mc>
+                    <m:mc>
+                      <m:mcPr>
+                        <m:mcJc m:val="center"/>
+                        <m:count m:val="1"/>
                       </m:mcPr>
                     </m:mc>
                   </m:mcs>
-                  <m:ctrlPr>
-                    <w:rPr>
-                      <w:rFonts w:ascii="Cambria Math" w:hAnsi="Cambria Math"/>
-                    </w:rPr>
-                  </m:ctrlPr>
                 </m:mPr>
                 <m:mr>
                   <m:e>
                     <m:r>
-                      <w:rPr>
-                        <w:rFonts w:ascii="Cambria Math" w:hAnsi="Cambria Math"/>
-                      </w:rPr>
                       <m:t>1.0</m:t>
                     </m:r>
                   </m:e>
                   <m:e>
                     <m:r>
-                      <w:rPr>
-                        <w:rFonts w:ascii="Cambria Math" w:hAnsi="Cambria Math"/>
-                      </w:rPr>
                       <m:t>0.4</m:t>
                     </m:r>
                   </m:e>
@@ -3096,17 +2896,11 @@
                 <m:mr>
                   <m:e>
                     <m:r>
-                      <w:rPr>
-                        <w:rFonts w:ascii="Cambria Math" w:hAnsi="Cambria Math"/>
-                      </w:rPr>
                       <m:t>0.4</m:t>
                     </m:r>
                   </m:e>
                   <m:e>
                     <m:r>
-                      <w:rPr>
-                        <w:rFonts w:ascii="Cambria Math" w:hAnsi="Cambria Math"/>
-                      </w:rPr>
                       <m:t>1.0</m:t>
                     </m:r>
                   </m:e>
@@ -3127,27 +2921,20 @@
         </m:oMathParaPr>
         <m:oMath>
           <m:sSub>
-            <m:sSubPr>
-              <m:ctrlPr>
-                <w:rPr>
-                  <w:rFonts w:ascii="Cambria Math" w:hAnsi="Cambria Math"/>
-                </w:rPr>
-              </m:ctrlPr>
-            </m:sSubPr>
             <m:e>
               <m:r>
-                <w:rPr>
-                  <w:rFonts w:ascii="Cambria Math" w:hAnsi="Cambria Math"/>
-                </w:rPr>
                 <m:t>V</m:t>
               </m:r>
             </m:e>
             <m:sub>
               <m:r>
-                <w:rPr>
-                  <w:rFonts w:ascii="Cambria Math" w:hAnsi="Cambria Math"/>
-                </w:rPr>
-                <m:t>inv</m:t>
+                <m:t>i</m:t>
+              </m:r>
+              <m:r>
+                <m:t>n</m:t>
+              </m:r>
+              <m:r>
+                <m:t>v</m:t>
               </m:r>
             </m:sub>
           </m:sSub>
@@ -3155,45 +2942,38 @@
             <m:rPr>
               <m:sty m:val="p"/>
             </m:rPr>
-            <w:rPr>
-              <w:rFonts w:ascii="Cambria Math" w:hAnsi="Cambria Math"/>
-            </w:rPr>
             <m:t>≈</m:t>
           </m:r>
           <m:d>
             <m:dPr>
               <m:begChr m:val="["/>
+              <m:sepChr m:val=""/>
               <m:endChr m:val="]"/>
-              <m:ctrlPr>
-                <w:rPr>
-                  <w:rFonts w:ascii="Cambria Math" w:hAnsi="Cambria Math"/>
-                </w:rPr>
-              </m:ctrlPr>
+              <m:grow/>
             </m:dPr>
             <m:e>
               <m:m>
                 <m:mPr>
-                  <m:plcHide m:val="1"/>
+                  <m:baseJc m:val="center"/>
+                  <m:plcHide m:val="on"/>
                   <m:mcs>
                     <m:mc>
                       <m:mcPr>
-                        <m:count m:val="2"/>
                         <m:mcJc m:val="center"/>
+                        <m:count m:val="1"/>
+                      </m:mcPr>
+                    </m:mc>
+                    <m:mc>
+                      <m:mcPr>
+                        <m:mcJc m:val="center"/>
+                        <m:count m:val="1"/>
                       </m:mcPr>
                     </m:mc>
                   </m:mcs>
-                  <m:ctrlPr>
-                    <w:rPr>
-                      <w:rFonts w:ascii="Cambria Math" w:hAnsi="Cambria Math"/>
-                    </w:rPr>
-                  </m:ctrlPr>
                 </m:mPr>
                 <m:mr>
                   <m:e>
                     <m:r>
-                      <w:rPr>
-                        <w:rFonts w:ascii="Cambria Math" w:hAnsi="Cambria Math"/>
-                      </w:rPr>
                       <m:t>1.19</m:t>
                     </m:r>
                   </m:e>
@@ -3202,15 +2982,9 @@
                       <m:rPr>
                         <m:sty m:val="p"/>
                       </m:rPr>
-                      <w:rPr>
-                        <w:rFonts w:ascii="Cambria Math" w:hAnsi="Cambria Math"/>
-                      </w:rPr>
-                      <m:t>-</m:t>
+                      <m:t>−</m:t>
                     </m:r>
                     <m:r>
-                      <w:rPr>
-                        <w:rFonts w:ascii="Cambria Math" w:hAnsi="Cambria Math"/>
-                      </w:rPr>
                       <m:t>0.48</m:t>
                     </m:r>
                   </m:e>
@@ -3221,23 +2995,14 @@
                       <m:rPr>
                         <m:sty m:val="p"/>
                       </m:rPr>
-                      <w:rPr>
-                        <w:rFonts w:ascii="Cambria Math" w:hAnsi="Cambria Math"/>
-                      </w:rPr>
-                      <m:t>-</m:t>
+                      <m:t>−</m:t>
                     </m:r>
                     <m:r>
-                      <w:rPr>
-                        <w:rFonts w:ascii="Cambria Math" w:hAnsi="Cambria Math"/>
-                      </w:rPr>
                       <m:t>0.48</m:t>
                     </m:r>
                   </m:e>
                   <m:e>
                     <m:r>
-                      <w:rPr>
-                        <w:rFonts w:ascii="Cambria Math" w:hAnsi="Cambria Math"/>
-                      </w:rPr>
                       <m:t>1.19</m:t>
                     </m:r>
                   </m:e>
@@ -3253,45 +3018,41 @@
         <w:pStyle w:val="FirstParagraph"/>
       </w:pPr>
       <w:r>
-        <w:t>The transposed cross-covariance matrix (</w:t>
+        <w:t xml:space="preserve">The transposed cross-covariance matrix (</w:t>
       </w:r>
       <m:oMath>
         <m:sSubSup>
-          <m:sSubSupPr>
-            <m:ctrlPr>
-              <w:rPr>
-                <w:rFonts w:ascii="Cambria Math" w:hAnsi="Cambria Math"/>
-              </w:rPr>
-            </m:ctrlPr>
-          </m:sSubSupPr>
           <m:e>
             <m:r>
-              <w:rPr>
-                <w:rFonts w:ascii="Cambria Math" w:hAnsi="Cambria Math"/>
-              </w:rPr>
               <m:t>V</m:t>
             </m:r>
           </m:e>
           <m:sub>
             <m:r>
-              <w:rPr>
-                <w:rFonts w:ascii="Cambria Math" w:hAnsi="Cambria Math"/>
-              </w:rPr>
-              <m:t>cross</m:t>
+              <m:t>c</m:t>
+            </m:r>
+            <m:r>
+              <m:t>r</m:t>
+            </m:r>
+            <m:r>
+              <m:t>o</m:t>
+            </m:r>
+            <m:r>
+              <m:t>s</m:t>
+            </m:r>
+            <m:r>
+              <m:t>s</m:t>
             </m:r>
           </m:sub>
           <m:sup>
             <m:r>
-              <w:rPr>
-                <w:rFonts w:ascii="Cambria Math" w:hAnsi="Cambria Math"/>
-              </w:rPr>
               <m:t>T</m:t>
             </m:r>
           </m:sup>
         </m:sSubSup>
       </m:oMath>
       <w:r>
-        <w:t>) linking the fossil to the modern species is:</w:t>
+        <w:t xml:space="preserve">) linking the fossil to the modern species is:</w:t>
       </w:r>
     </w:p>
     <w:p>
@@ -3304,34 +3065,30 @@
         </m:oMathParaPr>
         <m:oMath>
           <m:sSubSup>
-            <m:sSubSupPr>
-              <m:ctrlPr>
-                <w:rPr>
-                  <w:rFonts w:ascii="Cambria Math" w:hAnsi="Cambria Math"/>
-                </w:rPr>
-              </m:ctrlPr>
-            </m:sSubSupPr>
             <m:e>
               <m:r>
-                <w:rPr>
-                  <w:rFonts w:ascii="Cambria Math" w:hAnsi="Cambria Math"/>
-                </w:rPr>
                 <m:t>V</m:t>
               </m:r>
             </m:e>
             <m:sub>
               <m:r>
-                <w:rPr>
-                  <w:rFonts w:ascii="Cambria Math" w:hAnsi="Cambria Math"/>
-                </w:rPr>
-                <m:t>cross</m:t>
+                <m:t>c</m:t>
+              </m:r>
+              <m:r>
+                <m:t>r</m:t>
+              </m:r>
+              <m:r>
+                <m:t>o</m:t>
+              </m:r>
+              <m:r>
+                <m:t>s</m:t>
+              </m:r>
+              <m:r>
+                <m:t>s</m:t>
               </m:r>
             </m:sub>
             <m:sup>
               <m:r>
-                <w:rPr>
-                  <w:rFonts w:ascii="Cambria Math" w:hAnsi="Cambria Math"/>
-                </w:rPr>
                 <m:t>T</m:t>
               </m:r>
             </m:sup>
@@ -3340,53 +3097,43 @@
             <m:rPr>
               <m:sty m:val="p"/>
             </m:rPr>
-            <w:rPr>
-              <w:rFonts w:ascii="Cambria Math" w:hAnsi="Cambria Math"/>
-            </w:rPr>
             <m:t>=</m:t>
           </m:r>
           <m:d>
             <m:dPr>
               <m:begChr m:val="["/>
+              <m:sepChr m:val=""/>
               <m:endChr m:val="]"/>
-              <m:ctrlPr>
-                <w:rPr>
-                  <w:rFonts w:ascii="Cambria Math" w:hAnsi="Cambria Math"/>
-                </w:rPr>
-              </m:ctrlPr>
+              <m:grow/>
             </m:dPr>
             <m:e>
               <m:m>
                 <m:mPr>
-                  <m:plcHide m:val="1"/>
+                  <m:baseJc m:val="center"/>
+                  <m:plcHide m:val="on"/>
                   <m:mcs>
                     <m:mc>
                       <m:mcPr>
-                        <m:count m:val="2"/>
                         <m:mcJc m:val="center"/>
+                        <m:count m:val="1"/>
+                      </m:mcPr>
+                    </m:mc>
+                    <m:mc>
+                      <m:mcPr>
+                        <m:mcJc m:val="center"/>
+                        <m:count m:val="1"/>
                       </m:mcPr>
                     </m:mc>
                   </m:mcs>
-                  <m:ctrlPr>
-                    <w:rPr>
-                      <w:rFonts w:ascii="Cambria Math" w:hAnsi="Cambria Math"/>
-                    </w:rPr>
-                  </m:ctrlPr>
                 </m:mPr>
                 <m:mr>
                   <m:e>
                     <m:r>
-                      <w:rPr>
-                        <w:rFonts w:ascii="Cambria Math" w:hAnsi="Cambria Math"/>
-                      </w:rPr>
                       <m:t>0.7</m:t>
                     </m:r>
                   </m:e>
                   <m:e>
                     <m:r>
-                      <w:rPr>
-                        <w:rFonts w:ascii="Cambria Math" w:hAnsi="Cambria Math"/>
-                      </w:rPr>
                       <m:t>0.4</m:t>
                     </m:r>
                   </m:e>
@@ -3406,11 +3153,13 @@
           <w:b/>
           <w:bCs/>
         </w:rPr>
-        <w:lastRenderedPageBreak/>
-        <w:t>Step 3c: Execute the Adjustment Algebra</w:t>
-      </w:r>
-      <w:r>
-        <w:t xml:space="preserve"> Multiply the inverse covariance matrix by the modern residuals to isolate the independent phylogenetic error.</w:t>
+        <w:t xml:space="preserve">Step 3c: Execute the Adjustment Algebra</w:t>
+      </w:r>
+      <w:r>
+        <w:t xml:space="preserve"> </w:t>
+      </w:r>
+      <w:r>
+        <w:t xml:space="preserve">Multiply the inverse covariance matrix by the modern residuals to isolate the independent phylogenetic error.</w:t>
       </w:r>
     </w:p>
     <w:p>
@@ -3423,79 +3172,62 @@
         </m:oMathParaPr>
         <m:oMath>
           <m:sSub>
-            <m:sSubPr>
-              <m:ctrlPr>
-                <w:rPr>
-                  <w:rFonts w:ascii="Cambria Math" w:hAnsi="Cambria Math"/>
-                </w:rPr>
-              </m:ctrlPr>
-            </m:sSubPr>
             <m:e>
               <m:r>
-                <w:rPr>
-                  <w:rFonts w:ascii="Cambria Math" w:hAnsi="Cambria Math"/>
-                </w:rPr>
                 <m:t>V</m:t>
               </m:r>
             </m:e>
             <m:sub>
               <m:r>
-                <w:rPr>
-                  <w:rFonts w:ascii="Cambria Math" w:hAnsi="Cambria Math"/>
-                </w:rPr>
-                <m:t>inv</m:t>
+                <m:t>i</m:t>
+              </m:r>
+              <m:r>
+                <m:t>n</m:t>
+              </m:r>
+              <m:r>
+                <m:t>v</m:t>
               </m:r>
             </m:sub>
           </m:sSub>
           <m:r>
-            <w:rPr>
-              <w:rFonts w:ascii="Cambria Math" w:hAnsi="Cambria Math"/>
-            </w:rPr>
             <m:t>e</m:t>
           </m:r>
           <m:r>
             <m:rPr>
               <m:sty m:val="p"/>
             </m:rPr>
-            <w:rPr>
-              <w:rFonts w:ascii="Cambria Math" w:hAnsi="Cambria Math"/>
-            </w:rPr>
             <m:t>=</m:t>
           </m:r>
           <m:d>
             <m:dPr>
               <m:begChr m:val="["/>
+              <m:sepChr m:val=""/>
               <m:endChr m:val="]"/>
-              <m:ctrlPr>
-                <w:rPr>
-                  <w:rFonts w:ascii="Cambria Math" w:hAnsi="Cambria Math"/>
-                </w:rPr>
-              </m:ctrlPr>
+              <m:grow/>
             </m:dPr>
             <m:e>
               <m:m>
                 <m:mPr>
-                  <m:plcHide m:val="1"/>
+                  <m:baseJc m:val="center"/>
+                  <m:plcHide m:val="on"/>
                   <m:mcs>
                     <m:mc>
                       <m:mcPr>
-                        <m:count m:val="2"/>
                         <m:mcJc m:val="center"/>
+                        <m:count m:val="1"/>
+                      </m:mcPr>
+                    </m:mc>
+                    <m:mc>
+                      <m:mcPr>
+                        <m:mcJc m:val="center"/>
+                        <m:count m:val="1"/>
                       </m:mcPr>
                     </m:mc>
                   </m:mcs>
-                  <m:ctrlPr>
-                    <w:rPr>
-                      <w:rFonts w:ascii="Cambria Math" w:hAnsi="Cambria Math"/>
-                    </w:rPr>
-                  </m:ctrlPr>
                 </m:mPr>
                 <m:mr>
                   <m:e>
                     <m:r>
-                      <w:rPr>
-                        <w:rFonts w:ascii="Cambria Math" w:hAnsi="Cambria Math"/>
-                      </w:rPr>
                       <m:t>1.19</m:t>
                     </m:r>
                   </m:e>
@@ -3504,15 +3236,9 @@
                       <m:rPr>
                         <m:sty m:val="p"/>
                       </m:rPr>
-                      <w:rPr>
-                        <w:rFonts w:ascii="Cambria Math" w:hAnsi="Cambria Math"/>
-                      </w:rPr>
-                      <m:t>-</m:t>
+                      <m:t>−</m:t>
                     </m:r>
                     <m:r>
-                      <w:rPr>
-                        <w:rFonts w:ascii="Cambria Math" w:hAnsi="Cambria Math"/>
-                      </w:rPr>
                       <m:t>0.48</m:t>
                     </m:r>
                   </m:e>
@@ -3523,23 +3249,14 @@
                       <m:rPr>
                         <m:sty m:val="p"/>
                       </m:rPr>
-                      <w:rPr>
-                        <w:rFonts w:ascii="Cambria Math" w:hAnsi="Cambria Math"/>
-                      </w:rPr>
-                      <m:t>-</m:t>
+                      <m:t>−</m:t>
                     </m:r>
                     <m:r>
-                      <w:rPr>
-                        <w:rFonts w:ascii="Cambria Math" w:hAnsi="Cambria Math"/>
-                      </w:rPr>
                       <m:t>0.48</m:t>
                     </m:r>
                   </m:e>
                   <m:e>
                     <m:r>
-                      <w:rPr>
-                        <w:rFonts w:ascii="Cambria Math" w:hAnsi="Cambria Math"/>
-                      </w:rPr>
                       <m:t>1.19</m:t>
                     </m:r>
                   </m:e>
@@ -3550,30 +3267,23 @@
           <m:d>
             <m:dPr>
               <m:begChr m:val="["/>
+              <m:sepChr m:val=""/>
               <m:endChr m:val="]"/>
-              <m:ctrlPr>
-                <w:rPr>
-                  <w:rFonts w:ascii="Cambria Math" w:hAnsi="Cambria Math"/>
-                </w:rPr>
-              </m:ctrlPr>
+              <m:grow/>
             </m:dPr>
             <m:e>
               <m:m>
                 <m:mPr>
-                  <m:plcHide m:val="1"/>
+                  <m:baseJc m:val="center"/>
+                  <m:plcHide m:val="on"/>
                   <m:mcs>
                     <m:mc>
                       <m:mcPr>
+                        <m:mcJc m:val="center"/>
                         <m:count m:val="1"/>
-                        <m:mcJc m:val="center"/>
                       </m:mcPr>
                     </m:mc>
                   </m:mcs>
-                  <m:ctrlPr>
-                    <w:rPr>
-                      <w:rFonts w:ascii="Cambria Math" w:hAnsi="Cambria Math"/>
-                    </w:rPr>
-                  </m:ctrlPr>
                 </m:mPr>
                 <m:mr>
                   <m:e>
@@ -3581,15 +3291,9 @@
                       <m:rPr>
                         <m:sty m:val="p"/>
                       </m:rPr>
-                      <w:rPr>
-                        <w:rFonts w:ascii="Cambria Math" w:hAnsi="Cambria Math"/>
-                      </w:rPr>
-                      <m:t>-</m:t>
+                      <m:t>−</m:t>
                     </m:r>
                     <m:r>
-                      <w:rPr>
-                        <w:rFonts w:ascii="Cambria Math" w:hAnsi="Cambria Math"/>
-                      </w:rPr>
                       <m:t>3</m:t>
                     </m:r>
                   </m:e>
@@ -3600,15 +3304,9 @@
                       <m:rPr>
                         <m:sty m:val="p"/>
                       </m:rPr>
-                      <w:rPr>
-                        <w:rFonts w:ascii="Cambria Math" w:hAnsi="Cambria Math"/>
-                      </w:rPr>
-                      <m:t>-</m:t>
+                      <m:t>−</m:t>
                     </m:r>
                     <m:r>
-                      <w:rPr>
-                        <w:rFonts w:ascii="Cambria Math" w:hAnsi="Cambria Math"/>
-                      </w:rPr>
                       <m:t>2</m:t>
                     </m:r>
                   </m:e>
@@ -3620,38 +3318,28 @@
             <m:rPr>
               <m:sty m:val="p"/>
             </m:rPr>
-            <w:rPr>
-              <w:rFonts w:ascii="Cambria Math" w:hAnsi="Cambria Math"/>
-            </w:rPr>
             <m:t>=</m:t>
           </m:r>
           <m:d>
             <m:dPr>
               <m:begChr m:val="["/>
+              <m:sepChr m:val=""/>
               <m:endChr m:val="]"/>
-              <m:ctrlPr>
-                <w:rPr>
-                  <w:rFonts w:ascii="Cambria Math" w:hAnsi="Cambria Math"/>
-                </w:rPr>
-              </m:ctrlPr>
+              <m:grow/>
             </m:dPr>
             <m:e>
               <m:m>
                 <m:mPr>
-                  <m:plcHide m:val="1"/>
+                  <m:baseJc m:val="center"/>
+                  <m:plcHide m:val="on"/>
                   <m:mcs>
                     <m:mc>
                       <m:mcPr>
+                        <m:mcJc m:val="center"/>
                         <m:count m:val="1"/>
-                        <m:mcJc m:val="center"/>
                       </m:mcPr>
                     </m:mc>
                   </m:mcs>
-                  <m:ctrlPr>
-                    <w:rPr>
-                      <w:rFonts w:ascii="Cambria Math" w:hAnsi="Cambria Math"/>
-                    </w:rPr>
-                  </m:ctrlPr>
                 </m:mPr>
                 <m:mr>
                   <m:e>
@@ -3659,15 +3347,9 @@
                       <m:rPr>
                         <m:sty m:val="p"/>
                       </m:rPr>
-                      <w:rPr>
-                        <w:rFonts w:ascii="Cambria Math" w:hAnsi="Cambria Math"/>
-                      </w:rPr>
-                      <m:t>-</m:t>
+                      <m:t>−</m:t>
                     </m:r>
                     <m:r>
-                      <w:rPr>
-                        <w:rFonts w:ascii="Cambria Math" w:hAnsi="Cambria Math"/>
-                      </w:rPr>
                       <m:t>2.61</m:t>
                     </m:r>
                   </m:e>
@@ -3678,15 +3360,9 @@
                       <m:rPr>
                         <m:sty m:val="p"/>
                       </m:rPr>
-                      <w:rPr>
-                        <w:rFonts w:ascii="Cambria Math" w:hAnsi="Cambria Math"/>
-                      </w:rPr>
-                      <m:t>-</m:t>
+                      <m:t>−</m:t>
                     </m:r>
                     <m:r>
-                      <w:rPr>
-                        <w:rFonts w:ascii="Cambria Math" w:hAnsi="Cambria Math"/>
-                      </w:rPr>
                       <m:t>0.94</m:t>
                     </m:r>
                   </m:e>
@@ -3702,7 +3378,7 @@
         <w:pStyle w:val="FirstParagraph"/>
       </w:pPr>
       <w:r>
-        <w:t>Multiply the cross-covariance matrix by the isolated error to project the adjustment onto the fossil species.</w:t>
+        <w:t xml:space="preserve">Multiply the cross-covariance matrix by the isolated error to project the adjustment onto the fossil species.</w:t>
       </w:r>
     </w:p>
     <w:p>
@@ -3715,76 +3391,61 @@
         </m:oMathParaPr>
         <m:oMath>
           <m:sSubSup>
-            <m:sSubSupPr>
-              <m:ctrlPr>
-                <w:rPr>
-                  <w:rFonts w:ascii="Cambria Math" w:hAnsi="Cambria Math"/>
-                </w:rPr>
-              </m:ctrlPr>
-            </m:sSubSupPr>
             <m:e>
               <m:r>
-                <w:rPr>
-                  <w:rFonts w:ascii="Cambria Math" w:hAnsi="Cambria Math"/>
-                </w:rPr>
                 <m:t>V</m:t>
               </m:r>
             </m:e>
             <m:sub>
               <m:r>
-                <w:rPr>
-                  <w:rFonts w:ascii="Cambria Math" w:hAnsi="Cambria Math"/>
-                </w:rPr>
-                <m:t>cross</m:t>
+                <m:t>c</m:t>
+              </m:r>
+              <m:r>
+                <m:t>r</m:t>
+              </m:r>
+              <m:r>
+                <m:t>o</m:t>
+              </m:r>
+              <m:r>
+                <m:t>s</m:t>
+              </m:r>
+              <m:r>
+                <m:t>s</m:t>
               </m:r>
             </m:sub>
             <m:sup>
               <m:r>
-                <w:rPr>
-                  <w:rFonts w:ascii="Cambria Math" w:hAnsi="Cambria Math"/>
-                </w:rPr>
                 <m:t>T</m:t>
               </m:r>
             </m:sup>
           </m:sSubSup>
           <m:d>
             <m:dPr>
-              <m:ctrlPr>
-                <w:rPr>
-                  <w:rFonts w:ascii="Cambria Math" w:hAnsi="Cambria Math"/>
-                </w:rPr>
-              </m:ctrlPr>
+              <m:begChr m:val="("/>
+              <m:sepChr m:val=""/>
+              <m:endChr m:val=")"/>
+              <m:grow/>
             </m:dPr>
             <m:e>
               <m:sSub>
-                <m:sSubPr>
-                  <m:ctrlPr>
-                    <w:rPr>
-                      <w:rFonts w:ascii="Cambria Math" w:hAnsi="Cambria Math"/>
-                    </w:rPr>
-                  </m:ctrlPr>
-                </m:sSubPr>
                 <m:e>
                   <m:r>
-                    <w:rPr>
-                      <w:rFonts w:ascii="Cambria Math" w:hAnsi="Cambria Math"/>
-                    </w:rPr>
                     <m:t>V</m:t>
                   </m:r>
                 </m:e>
                 <m:sub>
                   <m:r>
-                    <w:rPr>
-                      <w:rFonts w:ascii="Cambria Math" w:hAnsi="Cambria Math"/>
-                    </w:rPr>
-                    <m:t>inv</m:t>
+                    <m:t>i</m:t>
+                  </m:r>
+                  <m:r>
+                    <m:t>n</m:t>
+                  </m:r>
+                  <m:r>
+                    <m:t>v</m:t>
                   </m:r>
                 </m:sub>
               </m:sSub>
               <m:r>
-                <w:rPr>
-                  <w:rFonts w:ascii="Cambria Math" w:hAnsi="Cambria Math"/>
-                </w:rPr>
                 <m:t>e</m:t>
               </m:r>
             </m:e>
@@ -3793,53 +3454,43 @@
             <m:rPr>
               <m:sty m:val="p"/>
             </m:rPr>
-            <w:rPr>
-              <w:rFonts w:ascii="Cambria Math" w:hAnsi="Cambria Math"/>
-            </w:rPr>
             <m:t>=</m:t>
           </m:r>
           <m:d>
             <m:dPr>
               <m:begChr m:val="["/>
+              <m:sepChr m:val=""/>
               <m:endChr m:val="]"/>
-              <m:ctrlPr>
-                <w:rPr>
-                  <w:rFonts w:ascii="Cambria Math" w:hAnsi="Cambria Math"/>
-                </w:rPr>
-              </m:ctrlPr>
+              <m:grow/>
             </m:dPr>
             <m:e>
               <m:m>
                 <m:mPr>
-                  <m:plcHide m:val="1"/>
+                  <m:baseJc m:val="center"/>
+                  <m:plcHide m:val="on"/>
                   <m:mcs>
                     <m:mc>
                       <m:mcPr>
-                        <m:count m:val="2"/>
                         <m:mcJc m:val="center"/>
+                        <m:count m:val="1"/>
+                      </m:mcPr>
+                    </m:mc>
+                    <m:mc>
+                      <m:mcPr>
+                        <m:mcJc m:val="center"/>
+                        <m:count m:val="1"/>
                       </m:mcPr>
                     </m:mc>
                   </m:mcs>
-                  <m:ctrlPr>
-                    <w:rPr>
-                      <w:rFonts w:ascii="Cambria Math" w:hAnsi="Cambria Math"/>
-                    </w:rPr>
-                  </m:ctrlPr>
                 </m:mPr>
                 <m:mr>
                   <m:e>
                     <m:r>
-                      <w:rPr>
-                        <w:rFonts w:ascii="Cambria Math" w:hAnsi="Cambria Math"/>
-                      </w:rPr>
                       <m:t>0.7</m:t>
                     </m:r>
                   </m:e>
                   <m:e>
                     <m:r>
-                      <w:rPr>
-                        <w:rFonts w:ascii="Cambria Math" w:hAnsi="Cambria Math"/>
-                      </w:rPr>
                       <m:t>0.4</m:t>
                     </m:r>
                   </m:e>
@@ -3850,30 +3501,23 @@
           <m:d>
             <m:dPr>
               <m:begChr m:val="["/>
+              <m:sepChr m:val=""/>
               <m:endChr m:val="]"/>
-              <m:ctrlPr>
-                <w:rPr>
-                  <w:rFonts w:ascii="Cambria Math" w:hAnsi="Cambria Math"/>
-                </w:rPr>
-              </m:ctrlPr>
+              <m:grow/>
             </m:dPr>
             <m:e>
               <m:m>
                 <m:mPr>
-                  <m:plcHide m:val="1"/>
+                  <m:baseJc m:val="center"/>
+                  <m:plcHide m:val="on"/>
                   <m:mcs>
                     <m:mc>
                       <m:mcPr>
+                        <m:mcJc m:val="center"/>
                         <m:count m:val="1"/>
-                        <m:mcJc m:val="center"/>
                       </m:mcPr>
                     </m:mc>
                   </m:mcs>
-                  <m:ctrlPr>
-                    <w:rPr>
-                      <w:rFonts w:ascii="Cambria Math" w:hAnsi="Cambria Math"/>
-                    </w:rPr>
-                  </m:ctrlPr>
                 </m:mPr>
                 <m:mr>
                   <m:e>
@@ -3881,15 +3525,9 @@
                       <m:rPr>
                         <m:sty m:val="p"/>
                       </m:rPr>
-                      <w:rPr>
-                        <w:rFonts w:ascii="Cambria Math" w:hAnsi="Cambria Math"/>
-                      </w:rPr>
-                      <m:t>-</m:t>
+                      <m:t>−</m:t>
                     </m:r>
                     <m:r>
-                      <w:rPr>
-                        <w:rFonts w:ascii="Cambria Math" w:hAnsi="Cambria Math"/>
-                      </w:rPr>
                       <m:t>2.61</m:t>
                     </m:r>
                   </m:e>
@@ -3900,15 +3538,9 @@
                       <m:rPr>
                         <m:sty m:val="p"/>
                       </m:rPr>
-                      <w:rPr>
-                        <w:rFonts w:ascii="Cambria Math" w:hAnsi="Cambria Math"/>
-                      </w:rPr>
-                      <m:t>-</m:t>
+                      <m:t>−</m:t>
                     </m:r>
                     <m:r>
-                      <w:rPr>
-                        <w:rFonts w:ascii="Cambria Math" w:hAnsi="Cambria Math"/>
-                      </w:rPr>
                       <m:t>0.94</m:t>
                     </m:r>
                   </m:e>
@@ -3932,39 +3564,32 @@
             <m:rPr>
               <m:sty m:val="p"/>
             </m:rPr>
-            <w:rPr>
-              <w:rFonts w:ascii="Cambria Math" w:hAnsi="Cambria Math"/>
-            </w:rPr>
             <m:t>=</m:t>
           </m:r>
           <m:d>
             <m:dPr>
-              <m:ctrlPr>
-                <w:rPr>
-                  <w:rFonts w:ascii="Cambria Math" w:hAnsi="Cambria Math"/>
-                </w:rPr>
-              </m:ctrlPr>
+              <m:begChr m:val="("/>
+              <m:sepChr m:val=""/>
+              <m:endChr m:val=")"/>
+              <m:grow/>
             </m:dPr>
             <m:e>
               <m:r>
-                <w:rPr>
-                  <w:rFonts w:ascii="Cambria Math" w:hAnsi="Cambria Math"/>
-                </w:rPr>
                 <m:t>0.7</m:t>
               </m:r>
               <m:r>
                 <m:rPr>
                   <m:sty m:val="p"/>
                 </m:rPr>
-                <w:rPr>
-                  <w:rFonts w:ascii="Cambria Math" w:hAnsi="Cambria Math"/>
-                </w:rPr>
-                <m:t>×-</m:t>
-              </m:r>
-              <m:r>
-                <w:rPr>
-                  <w:rFonts w:ascii="Cambria Math" w:hAnsi="Cambria Math"/>
-                </w:rPr>
+                <m:t>×</m:t>
+              </m:r>
+              <m:r>
+                <m:rPr>
+                  <m:sty m:val="p"/>
+                </m:rPr>
+                <m:t>−</m:t>
+              </m:r>
+              <m:r>
                 <m:t>2.61</m:t>
               </m:r>
             </m:e>
@@ -3973,39 +3598,32 @@
             <m:rPr>
               <m:sty m:val="p"/>
             </m:rPr>
-            <w:rPr>
-              <w:rFonts w:ascii="Cambria Math" w:hAnsi="Cambria Math"/>
-            </w:rPr>
             <m:t>+</m:t>
           </m:r>
           <m:d>
             <m:dPr>
-              <m:ctrlPr>
-                <w:rPr>
-                  <w:rFonts w:ascii="Cambria Math" w:hAnsi="Cambria Math"/>
-                </w:rPr>
-              </m:ctrlPr>
+              <m:begChr m:val="("/>
+              <m:sepChr m:val=""/>
+              <m:endChr m:val=")"/>
+              <m:grow/>
             </m:dPr>
             <m:e>
               <m:r>
-                <w:rPr>
-                  <w:rFonts w:ascii="Cambria Math" w:hAnsi="Cambria Math"/>
-                </w:rPr>
                 <m:t>0.4</m:t>
               </m:r>
               <m:r>
                 <m:rPr>
                   <m:sty m:val="p"/>
                 </m:rPr>
-                <w:rPr>
-                  <w:rFonts w:ascii="Cambria Math" w:hAnsi="Cambria Math"/>
-                </w:rPr>
-                <m:t>×-</m:t>
-              </m:r>
-              <m:r>
-                <w:rPr>
-                  <w:rFonts w:ascii="Cambria Math" w:hAnsi="Cambria Math"/>
-                </w:rPr>
+                <m:t>×</m:t>
+              </m:r>
+              <m:r>
+                <m:rPr>
+                  <m:sty m:val="p"/>
+                </m:rPr>
+                <m:t>−</m:t>
+              </m:r>
+              <m:r>
                 <m:t>0.94</m:t>
               </m:r>
             </m:e>
@@ -4014,54 +3632,41 @@
             <m:rPr>
               <m:sty m:val="p"/>
             </m:rPr>
-            <w:rPr>
-              <w:rFonts w:ascii="Cambria Math" w:hAnsi="Cambria Math"/>
-            </w:rPr>
-            <m:t>=-</m:t>
+            <m:t>=</m:t>
           </m:r>
           <m:r>
-            <w:rPr>
-              <w:rFonts w:ascii="Cambria Math" w:hAnsi="Cambria Math"/>
-            </w:rPr>
+            <m:rPr>
+              <m:sty m:val="p"/>
+            </m:rPr>
+            <m:t>−</m:t>
+          </m:r>
+          <m:r>
             <m:t>1.827</m:t>
           </m:r>
           <m:r>
             <m:rPr>
               <m:sty m:val="p"/>
             </m:rPr>
-            <w:rPr>
-              <w:rFonts w:ascii="Cambria Math" w:hAnsi="Cambria Math"/>
-            </w:rPr>
-            <m:t>-</m:t>
+            <m:t>−</m:t>
           </m:r>
           <m:r>
-            <w:rPr>
-              <w:rFonts w:ascii="Cambria Math" w:hAnsi="Cambria Math"/>
-            </w:rPr>
             <m:t>0.376</m:t>
           </m:r>
           <m:r>
             <m:rPr>
               <m:sty m:val="p"/>
             </m:rPr>
-            <w:rPr>
-              <w:rFonts w:ascii="Cambria Math" w:hAnsi="Cambria Math"/>
-            </w:rPr>
-            <m:t>=-</m:t>
+            <m:t>=</m:t>
+          </m:r>
+          <m:r>
+            <m:rPr>
+              <m:sty m:val="p"/>
+            </m:rPr>
+            <m:t>−</m:t>
           </m:r>
           <m:sSup>
-            <m:sSupPr>
-              <m:ctrlPr>
-                <w:rPr>
-                  <w:rFonts w:ascii="Cambria Math" w:hAnsi="Cambria Math"/>
-                </w:rPr>
-              </m:ctrlPr>
-            </m:sSupPr>
             <m:e>
               <m:r>
-                <w:rPr>
-                  <w:rFonts w:ascii="Cambria Math" w:hAnsi="Cambria Math"/>
-                </w:rPr>
                 <m:t>2.203</m:t>
               </m:r>
             </m:e>
@@ -4070,9 +3675,6 @@
                 <m:rPr>
                   <m:sty m:val="p"/>
                 </m:rPr>
-                <w:rPr>
-                  <w:rFonts w:ascii="Cambria Math" w:hAnsi="Cambria Math"/>
-                </w:rPr>
                 <m:t>∘</m:t>
               </m:r>
             </m:sup>
@@ -4080,6 +3682,7 @@
           <m:r>
             <m:rPr>
               <m:nor/>
+              <m:sty m:val="p"/>
             </m:rPr>
             <m:t>C</m:t>
           </m:r>
@@ -4091,25 +3694,25 @@
         <w:pStyle w:val="FirstParagraph"/>
       </w:pPr>
       <w:r>
-        <w:t>The phylogenetic adjustment for Fossil F is -2.203°C. This negative adjustment occurs because its closest relative, Species A, resides in an environment 3°C colder than its leaf traits alone would predict.</w:t>
+        <w:t xml:space="preserve">The phylogenetic adjustment for Fossil F is -2.203°C. This negative adjustment occurs because its closest relative, Species A, resides in an environment 3°C colder than its leaf traits alone would predict.</w:t>
+      </w:r>
+    </w:p>
+    <w:bookmarkEnd w:id="23"/>
+    <w:bookmarkStart w:id="24" w:name="the-final-prediction"/>
+    <w:p>
+      <w:pPr>
+        <w:pStyle w:val="Heading3"/>
+      </w:pPr>
+      <w:r>
+        <w:t xml:space="preserve">4. The Final Prediction</w:t>
       </w:r>
     </w:p>
     <w:p>
       <w:pPr>
-        <w:pStyle w:val="Heading3"/>
-      </w:pPr>
-      <w:bookmarkStart w:id="5" w:name="the-final-prediction"/>
-      <w:bookmarkEnd w:id="4"/>
-      <w:r>
-        <w:t>4. The Final Prediction</w:t>
-      </w:r>
-    </w:p>
-    <w:p>
-      <w:pPr>
         <w:pStyle w:val="FirstParagraph"/>
       </w:pPr>
       <w:r>
-        <w:t>Add the phylogenetic adjustment to the trait-based prediction.</w:t>
+        <w:t xml:space="preserve">Add the phylogenetic adjustment to the trait-based prediction.</w:t>
       </w:r>
     </w:p>
     <w:p>
@@ -4123,17 +3726,10 @@
         <m:oMath>
           <m:acc>
             <m:accPr>
-              <m:ctrlPr>
-                <w:rPr>
-                  <w:rFonts w:ascii="Cambria Math" w:hAnsi="Cambria Math"/>
-                </w:rPr>
-              </m:ctrlPr>
+              <m:chr m:val="̂"/>
             </m:accPr>
             <m:e>
               <m:r>
-                <w:rPr>
-                  <w:rFonts w:ascii="Cambria Math" w:hAnsi="Cambria Math"/>
-                </w:rPr>
                 <m:t>y</m:t>
               </m:r>
             </m:e>
@@ -4142,88 +3738,68 @@
             <m:rPr>
               <m:sty m:val="p"/>
             </m:rPr>
-            <w:rPr>
-              <w:rFonts w:ascii="Cambria Math" w:hAnsi="Cambria Math"/>
-            </w:rPr>
             <m:t>=</m:t>
           </m:r>
           <m:r>
-            <w:rPr>
-              <w:rFonts w:ascii="Cambria Math" w:hAnsi="Cambria Math"/>
-            </w:rPr>
-            <m:t>Xβ</m:t>
+            <m:t>X</m:t>
+          </m:r>
+          <m:r>
+            <m:t>β</m:t>
           </m:r>
           <m:r>
             <m:rPr>
               <m:sty m:val="p"/>
             </m:rPr>
-            <w:rPr>
-              <w:rFonts w:ascii="Cambria Math" w:hAnsi="Cambria Math"/>
-            </w:rPr>
             <m:t>+</m:t>
           </m:r>
           <m:sSubSup>
-            <m:sSubSupPr>
-              <m:ctrlPr>
-                <w:rPr>
-                  <w:rFonts w:ascii="Cambria Math" w:hAnsi="Cambria Math"/>
-                </w:rPr>
-              </m:ctrlPr>
-            </m:sSubSupPr>
             <m:e>
               <m:r>
-                <w:rPr>
-                  <w:rFonts w:ascii="Cambria Math" w:hAnsi="Cambria Math"/>
-                </w:rPr>
                 <m:t>V</m:t>
               </m:r>
             </m:e>
             <m:sub>
               <m:r>
-                <w:rPr>
-                  <w:rFonts w:ascii="Cambria Math" w:hAnsi="Cambria Math"/>
-                </w:rPr>
-                <m:t>cross</m:t>
+                <m:t>c</m:t>
+              </m:r>
+              <m:r>
+                <m:t>r</m:t>
+              </m:r>
+              <m:r>
+                <m:t>o</m:t>
+              </m:r>
+              <m:r>
+                <m:t>s</m:t>
+              </m:r>
+              <m:r>
+                <m:t>s</m:t>
               </m:r>
             </m:sub>
             <m:sup>
               <m:r>
-                <w:rPr>
-                  <w:rFonts w:ascii="Cambria Math" w:hAnsi="Cambria Math"/>
-                </w:rPr>
                 <m:t>T</m:t>
               </m:r>
             </m:sup>
           </m:sSubSup>
           <m:sSub>
-            <m:sSubPr>
-              <m:ctrlPr>
-                <w:rPr>
-                  <w:rFonts w:ascii="Cambria Math" w:hAnsi="Cambria Math"/>
-                </w:rPr>
-              </m:ctrlPr>
-            </m:sSubPr>
             <m:e>
               <m:r>
-                <w:rPr>
-                  <w:rFonts w:ascii="Cambria Math" w:hAnsi="Cambria Math"/>
-                </w:rPr>
                 <m:t>V</m:t>
               </m:r>
             </m:e>
             <m:sub>
               <m:r>
-                <w:rPr>
-                  <w:rFonts w:ascii="Cambria Math" w:hAnsi="Cambria Math"/>
-                </w:rPr>
-                <m:t>inv</m:t>
+                <m:t>i</m:t>
+              </m:r>
+              <m:r>
+                <m:t>n</m:t>
+              </m:r>
+              <m:r>
+                <m:t>v</m:t>
               </m:r>
             </m:sub>
           </m:sSub>
           <m:r>
-            <w:rPr>
-              <w:rFonts w:ascii="Cambria Math" w:hAnsi="Cambria Math"/>
-            </w:rPr>
             <m:t>e</m:t>
           </m:r>
         </m:oMath>
@@ -4240,17 +3816,10 @@
         <m:oMath>
           <m:acc>
             <m:accPr>
-              <m:ctrlPr>
-                <w:rPr>
-                  <w:rFonts w:ascii="Cambria Math" w:hAnsi="Cambria Math"/>
-                </w:rPr>
-              </m:ctrlPr>
+              <m:chr m:val="̂"/>
             </m:accPr>
             <m:e>
               <m:r>
-                <w:rPr>
-                  <w:rFonts w:ascii="Cambria Math" w:hAnsi="Cambria Math"/>
-                </w:rPr>
                 <m:t>y</m:t>
               </m:r>
             </m:e>
@@ -4259,48 +3828,32 @@
             <m:rPr>
               <m:sty m:val="p"/>
             </m:rPr>
-            <w:rPr>
-              <w:rFonts w:ascii="Cambria Math" w:hAnsi="Cambria Math"/>
-            </w:rPr>
             <m:t>=</m:t>
           </m:r>
           <m:r>
-            <w:rPr>
-              <w:rFonts w:ascii="Cambria Math" w:hAnsi="Cambria Math"/>
-            </w:rPr>
             <m:t>17.5</m:t>
           </m:r>
           <m:r>
             <m:rPr>
               <m:sty m:val="p"/>
             </m:rPr>
-            <w:rPr>
-              <w:rFonts w:ascii="Cambria Math" w:hAnsi="Cambria Math"/>
-            </w:rPr>
             <m:t>+</m:t>
           </m:r>
           <m:d>
             <m:dPr>
-              <m:ctrlPr>
-                <w:rPr>
-                  <w:rFonts w:ascii="Cambria Math" w:hAnsi="Cambria Math"/>
-                </w:rPr>
-              </m:ctrlPr>
+              <m:begChr m:val="("/>
+              <m:sepChr m:val=""/>
+              <m:endChr m:val=")"/>
+              <m:grow/>
             </m:dPr>
             <m:e>
               <m:r>
                 <m:rPr>
                   <m:sty m:val="p"/>
                 </m:rPr>
-                <w:rPr>
-                  <w:rFonts w:ascii="Cambria Math" w:hAnsi="Cambria Math"/>
-                </w:rPr>
-                <m:t>-</m:t>
-              </m:r>
-              <m:r>
-                <w:rPr>
-                  <w:rFonts w:ascii="Cambria Math" w:hAnsi="Cambria Math"/>
-                </w:rPr>
+                <m:t>−</m:t>
+              </m:r>
+              <m:r>
                 <m:t>2.203</m:t>
               </m:r>
             </m:e>
@@ -4309,24 +3862,11 @@
             <m:rPr>
               <m:sty m:val="p"/>
             </m:rPr>
-            <w:rPr>
-              <w:rFonts w:ascii="Cambria Math" w:hAnsi="Cambria Math"/>
-            </w:rPr>
             <m:t>=</m:t>
           </m:r>
           <m:sSup>
-            <m:sSupPr>
-              <m:ctrlPr>
-                <w:rPr>
-                  <w:rFonts w:ascii="Cambria Math" w:hAnsi="Cambria Math"/>
-                </w:rPr>
-              </m:ctrlPr>
-            </m:sSupPr>
             <m:e>
               <m:r>
-                <w:rPr>
-                  <w:rFonts w:ascii="Cambria Math" w:hAnsi="Cambria Math"/>
-                </w:rPr>
                 <m:t>15.297</m:t>
               </m:r>
             </m:e>
@@ -4335,9 +3875,6 @@
                 <m:rPr>
                   <m:sty m:val="p"/>
                 </m:rPr>
-                <w:rPr>
-                  <w:rFonts w:ascii="Cambria Math" w:hAnsi="Cambria Math"/>
-                </w:rPr>
                 <m:t>∘</m:t>
               </m:r>
             </m:sup>
@@ -4345,6 +3882,7 @@
           <m:r>
             <m:rPr>
               <m:nor/>
+              <m:sty m:val="p"/>
             </m:rPr>
             <m:t>C</m:t>
           </m:r>
@@ -4356,29 +3894,48 @@
         <w:pStyle w:val="FirstParagraph"/>
       </w:pPr>
       <w:r>
-        <w:t>The final Phylogenetically-Informed Prediction for the fossil species’ Mean Annual Temperature is 15.3°C.</w:t>
-      </w:r>
-      <w:bookmarkEnd w:id="1"/>
-      <w:bookmarkEnd w:id="5"/>
+        <w:t xml:space="preserve">The final Phylogenetically-Informed Prediction for the fossil species’ Mean Annual Temperature is 15.3°C.</w:t>
+      </w:r>
     </w:p>
+    <w:bookmarkEnd w:id="24"/>
+    <w:bookmarkEnd w:id="25"/>
     <w:sectPr>
       <w:footnotePr>
         <w:numRestart w:val="eachSect"/>
       </w:footnotePr>
-      <w:pgSz w:w="12240" w:h="15840"/>
-      <w:pgMar w:top="1440" w:right="1440" w:bottom="1440" w:left="1440" w:header="720" w:footer="720" w:gutter="0"/>
-      <w:cols w:space="720"/>
     </w:sectPr>
   </w:body>
 </w:document>
 </file>
 
+<file path=word/comments.xml><?xml version="1.0" encoding="utf-8"?>
+<w:comments xmlns:w="http://schemas.openxmlformats.org/wordprocessingml/2006/main" xmlns:m="http://schemas.openxmlformats.org/officeDocument/2006/math" xmlns:r="http://schemas.openxmlformats.org/officeDocument/2006/relationships" xmlns:o="urn:schemas-microsoft-com:office:office" xmlns:v="urn:schemas-microsoft-com:vml" xmlns:w10="urn:schemas-microsoft-com:office:word" xmlns:a="http://schemas.openxmlformats.org/drawingml/2006/main" xmlns:pic="http://schemas.openxmlformats.org/drawingml/2006/picture" xmlns:wp="http://schemas.openxmlformats.org/drawingml/2006/wordprocessingDrawing"/>
+</file>
+
+<file path=word/footnotes.xml><?xml version="1.0" encoding="utf-8"?>
+<w:footnotes xmlns:w="http://schemas.openxmlformats.org/wordprocessingml/2006/main" xmlns:m="http://schemas.openxmlformats.org/officeDocument/2006/math" xmlns:r="http://schemas.openxmlformats.org/officeDocument/2006/relationships" xmlns:o="urn:schemas-microsoft-com:office:office" xmlns:v="urn:schemas-microsoft-com:vml" xmlns:w10="urn:schemas-microsoft-com:office:word" xmlns:a="http://schemas.openxmlformats.org/drawingml/2006/main" xmlns:pic="http://schemas.openxmlformats.org/drawingml/2006/picture" xmlns:wp="http://schemas.openxmlformats.org/drawingml/2006/wordprocessingDrawing">
+  <w:footnote w:type="continuationSeparator" w:id="0">
+    <w:p>
+      <w:r>
+        <w:continuationSeparator/>
+      </w:r>
+    </w:p>
+  </w:footnote>
+  <w:footnote w:type="separator" w:id="-1">
+    <w:p>
+      <w:r>
+        <w:separator/>
+      </w:r>
+    </w:p>
+  </w:footnote>
+</w:footnotes>
+</file>
+
 <file path=word/numbering.xml><?xml version="1.0" encoding="utf-8"?>
-<w:numbering xmlns:wpc="http://schemas.microsoft.com/office/word/2010/wordprocessingCanvas" xmlns:cx="http://schemas.microsoft.com/office/drawing/2014/chartex" xmlns:cx1="http://schemas.microsoft.com/office/drawing/2015/9/8/chartex" xmlns:cx2="http://schemas.microsoft.com/office/drawing/2015/10/21/chartex" xmlns:cx3="http://schemas.microsoft.com/office/drawing/2016/5/9/chartex" xmlns:cx4="http://schemas.microsoft.com/office/drawing/2016/5/10/chartex" xmlns:cx5="http://schemas.microsoft.com/office/drawing/2016/5/11/chartex" xmlns:cx6="http://schemas.microsoft.com/office/drawing/2016/5/12/chartex" xmlns:cx7="http://schemas.microsoft.com/office/drawing/2016/5/13/chartex" xmlns:cx8="http://schemas.microsoft.com/office/drawing/2016/5/14/chartex" xmlns:mc="http://schemas.openxmlformats.org/markup-compatibility/2006" xmlns:aink="http://schemas.microsoft.com/office/drawing/2016/ink" xmlns:am3d="http://schemas.microsoft.com/office/drawing/2017/model3d" xmlns:o="urn:schemas-microsoft-com:office:office" xmlns:oel="http://schemas.microsoft.com/office/2019/extlst" xmlns:r="http://schemas.openxmlformats.org/officeDocument/2006/relationships" xmlns:m="http://schemas.openxmlformats.org/officeDocument/2006/math" xmlns:v="urn:schemas-microsoft-com:vml" xmlns:wp14="http://schemas.microsoft.com/office/word/2010/wordprocessingDrawing" xmlns:wp="http://schemas.openxmlformats.org/drawingml/2006/wordprocessingDrawing" xmlns:w10="urn:schemas-microsoft-com:office:word" xmlns:w="http://schemas.openxmlformats.org/wordprocessingml/2006/main" xmlns:w14="http://schemas.microsoft.com/office/word/2010/wordml" xmlns:w15="http://schemas.microsoft.com/office/word/2012/wordml" xmlns:w16cex="http://schemas.microsoft.com/office/word/2018/wordml/cex" xmlns:w16cid="http://schemas.microsoft.com/office/word/2016/wordml/cid" xmlns:w16="http://schemas.microsoft.com/office/word/2018/wordml" xmlns:w16du="http://schemas.microsoft.com/office/word/2023/wordml/word16du" xmlns:w16sdtdh="http://schemas.microsoft.com/office/word/2020/wordml/sdtdatahash" xmlns:w16sdtfl="http://schemas.microsoft.com/office/word/2024/wordml/sdtformatlock" xmlns:w16se="http://schemas.microsoft.com/office/word/2015/wordml/symex" xmlns:wpg="http://schemas.microsoft.com/office/word/2010/wordprocessingGroup" xmlns:wpi="http://schemas.microsoft.com/office/word/2010/wordprocessingInk" xmlns:wne="http://schemas.microsoft.com/office/word/2006/wordml" xmlns:wps="http://schemas.microsoft.com/office/word/2010/wordprocessingShape" mc:Ignorable="w14 w15 w16se w16cid w16 w16cex w16sdtdh w16sdtfl w16du wp14">
-  <w:abstractNum w:abstractNumId="0" w15:restartNumberingAfterBreak="0">
+<w:numbering xmlns:w="http://schemas.openxmlformats.org/wordprocessingml/2006/main">
+  <w:abstractNum w:abstractNumId="990">
     <w:nsid w:val="0000A990"/>
     <w:multiLevelType w:val="multilevel"/>
-    <w:tmpl w:val="997A50B6"/>
     <w:lvl w:ilvl="0">
       <w:numFmt w:val="bullet"/>
       <w:lvlText w:val=" "/>
@@ -4452,21 +4009,21 @@
       </w:pPr>
     </w:lvl>
   </w:abstractNum>
-  <w:num w:numId="1" w16cid:durableId="2145658246">
-    <w:abstractNumId w:val="0"/>
+  <w:num w:numId="1000">
+    <w:abstractNumId w:val="990"/>
   </w:num>
 </w:numbering>
 </file>
 
 <file path=word/styles.xml><?xml version="1.0" encoding="utf-8"?>
-<w:styles xmlns:mc="http://schemas.openxmlformats.org/markup-compatibility/2006" xmlns:r="http://schemas.openxmlformats.org/officeDocument/2006/relationships" xmlns:w="http://schemas.openxmlformats.org/wordprocessingml/2006/main" xmlns:w14="http://schemas.microsoft.com/office/word/2010/wordml" xmlns:w15="http://schemas.microsoft.com/office/word/2012/wordml" xmlns:w16cex="http://schemas.microsoft.com/office/word/2018/wordml/cex" xmlns:w16cid="http://schemas.microsoft.com/office/word/2016/wordml/cid" xmlns:w16="http://schemas.microsoft.com/office/word/2018/wordml" xmlns:w16du="http://schemas.microsoft.com/office/word/2023/wordml/word16du" xmlns:w16sdtdh="http://schemas.microsoft.com/office/word/2020/wordml/sdtdatahash" xmlns:w16sdtfl="http://schemas.microsoft.com/office/word/2024/wordml/sdtformatlock" xmlns:w16se="http://schemas.microsoft.com/office/word/2015/wordml/symex" mc:Ignorable="w14 w15 w16se w16cid w16 w16cex w16sdtdh w16sdtfl w16du">
+<w:styles xmlns:r="http://schemas.openxmlformats.org/officeDocument/2006/relationships" xmlns:w="http://schemas.openxmlformats.org/wordprocessingml/2006/main">
   <w:docDefaults>
     <w:rPrDefault>
       <w:rPr>
-        <w:rFonts w:asciiTheme="minorHAnsi" w:eastAsiaTheme="minorHAnsi" w:hAnsiTheme="minorHAnsi" w:cstheme="minorBidi"/>
+        <w:rFonts w:asciiTheme="minorHAnsi" w:cstheme="minorBidi" w:eastAsiaTheme="minorHAnsi" w:hAnsiTheme="minorHAnsi"/>
         <w:sz w:val="24"/>
         <w:szCs w:val="24"/>
-        <w:lang w:val="en-US" w:eastAsia="en-US" w:bidi="ar-SA"/>
+        <w:lang w:bidi="ar-SA" w:eastAsia="en-US" w:val="en-US"/>
       </w:rPr>
     </w:rPrDefault>
     <w:pPrDefault>
@@ -4475,255 +4032,164 @@
       </w:pPr>
     </w:pPrDefault>
   </w:docDefaults>
-  <w:latentStyles w:defLockedState="0" w:defUIPriority="0" w:defSemiHidden="0" w:defUnhideWhenUsed="0" w:defQFormat="0" w:count="376">
-    <w:lsdException w:name="Normal Table" w:semiHidden="1" w:unhideWhenUsed="1"/>
-    <w:lsdException w:name="Table Simple 1" w:semiHidden="1" w:unhideWhenUsed="1"/>
-    <w:lsdException w:name="Table Simple 2" w:semiHidden="1" w:unhideWhenUsed="1"/>
-    <w:lsdException w:name="Table Simple 3" w:semiHidden="1" w:unhideWhenUsed="1"/>
-    <w:lsdException w:name="Table Classic 1" w:semiHidden="1" w:unhideWhenUsed="1"/>
-    <w:lsdException w:name="Table Classic 2" w:semiHidden="1" w:unhideWhenUsed="1"/>
-    <w:lsdException w:name="Table Classic 3" w:semiHidden="1" w:unhideWhenUsed="1"/>
-    <w:lsdException w:name="Table Classic 4" w:semiHidden="1" w:unhideWhenUsed="1"/>
-    <w:lsdException w:name="Table Colorful 1" w:semiHidden="1" w:unhideWhenUsed="1"/>
-    <w:lsdException w:name="Table Colorful 2" w:semiHidden="1" w:unhideWhenUsed="1"/>
-    <w:lsdException w:name="Table Colorful 3" w:semiHidden="1" w:unhideWhenUsed="1"/>
-    <w:lsdException w:name="Table Columns 1" w:semiHidden="1" w:unhideWhenUsed="1"/>
-    <w:lsdException w:name="Table Columns 2" w:semiHidden="1" w:unhideWhenUsed="1"/>
-    <w:lsdException w:name="Table Columns 3" w:semiHidden="1" w:unhideWhenUsed="1"/>
-    <w:lsdException w:name="Table Columns 4" w:semiHidden="1" w:unhideWhenUsed="1"/>
-    <w:lsdException w:name="Table Columns 5" w:semiHidden="1" w:unhideWhenUsed="1"/>
-    <w:lsdException w:name="Table Grid 1" w:semiHidden="1" w:unhideWhenUsed="1"/>
-    <w:lsdException w:name="Table Grid 2" w:semiHidden="1" w:unhideWhenUsed="1"/>
-    <w:lsdException w:name="Table Grid 3" w:semiHidden="1" w:unhideWhenUsed="1"/>
-    <w:lsdException w:name="Table Grid 4" w:semiHidden="1" w:unhideWhenUsed="1"/>
-    <w:lsdException w:name="Table Grid 5" w:semiHidden="1" w:unhideWhenUsed="1"/>
-    <w:lsdException w:name="Table Grid 6" w:semiHidden="1" w:unhideWhenUsed="1"/>
-    <w:lsdException w:name="Table Grid 7" w:semiHidden="1" w:unhideWhenUsed="1"/>
-    <w:lsdException w:name="Table Grid 8" w:semiHidden="1" w:unhideWhenUsed="1"/>
-    <w:lsdException w:name="Table List 1" w:semiHidden="1" w:unhideWhenUsed="1"/>
-    <w:lsdException w:name="Table List 2" w:semiHidden="1" w:unhideWhenUsed="1"/>
-    <w:lsdException w:name="Table List 3" w:semiHidden="1" w:unhideWhenUsed="1"/>
-    <w:lsdException w:name="Table List 4" w:semiHidden="1" w:unhideWhenUsed="1"/>
-    <w:lsdException w:name="Table List 5" w:semiHidden="1" w:unhideWhenUsed="1"/>
-    <w:lsdException w:name="Table List 6" w:semiHidden="1" w:unhideWhenUsed="1"/>
-    <w:lsdException w:name="Table List 7" w:semiHidden="1" w:unhideWhenUsed="1"/>
-    <w:lsdException w:name="Table List 8" w:semiHidden="1" w:unhideWhenUsed="1"/>
-    <w:lsdException w:name="Table 3D effects 1" w:semiHidden="1" w:unhideWhenUsed="1"/>
-    <w:lsdException w:name="Table 3D effects 2" w:semiHidden="1" w:unhideWhenUsed="1"/>
-    <w:lsdException w:name="Table 3D effects 3" w:semiHidden="1" w:unhideWhenUsed="1"/>
-    <w:lsdException w:name="Table Contemporary" w:semiHidden="1" w:unhideWhenUsed="1"/>
-    <w:lsdException w:name="Table Elegant" w:semiHidden="1" w:unhideWhenUsed="1"/>
-    <w:lsdException w:name="Table Professional" w:semiHidden="1" w:unhideWhenUsed="1"/>
-    <w:lsdException w:name="Table Subtle 1" w:semiHidden="1" w:unhideWhenUsed="1"/>
-    <w:lsdException w:name="Table Subtle 2" w:semiHidden="1" w:unhideWhenUsed="1"/>
-    <w:lsdException w:name="Table Web 1" w:semiHidden="1" w:unhideWhenUsed="1"/>
-    <w:lsdException w:name="Table Web 2" w:semiHidden="1" w:unhideWhenUsed="1"/>
-    <w:lsdException w:name="Table Web 3" w:semiHidden="1" w:unhideWhenUsed="1"/>
-    <w:lsdException w:name="Table Theme" w:semiHidden="1" w:unhideWhenUsed="1"/>
-    <w:lsdException w:name="Light Shading"/>
-    <w:lsdException w:name="Light List"/>
-    <w:lsdException w:name="Light Grid"/>
-    <w:lsdException w:name="Medium Shading 1"/>
-    <w:lsdException w:name="Medium Shading 2"/>
-    <w:lsdException w:name="Medium List 1"/>
-    <w:lsdException w:name="Medium List 2"/>
-    <w:lsdException w:name="Medium Grid 1"/>
-    <w:lsdException w:name="Medium Grid 2"/>
-    <w:lsdException w:name="Medium Grid 3"/>
-    <w:lsdException w:name="Dark List"/>
-    <w:lsdException w:name="Colorful Shading"/>
-    <w:lsdException w:name="Colorful List"/>
-    <w:lsdException w:name="Colorful Grid"/>
-    <w:lsdException w:name="Light Shading Accent 1"/>
-    <w:lsdException w:name="Light List Accent 1"/>
-    <w:lsdException w:name="Light Grid Accent 1"/>
-    <w:lsdException w:name="Medium Shading 1 Accent 1"/>
-    <w:lsdException w:name="Medium Shading 2 Accent 1"/>
-    <w:lsdException w:name="Medium List 1 Accent 1"/>
-    <w:lsdException w:name="Medium List 2 Accent 1"/>
-    <w:lsdException w:name="Medium Grid 1 Accent 1"/>
-    <w:lsdException w:name="Medium Grid 2 Accent 1"/>
-    <w:lsdException w:name="Medium Grid 3 Accent 1"/>
-    <w:lsdException w:name="Dark List Accent 1"/>
-    <w:lsdException w:name="Colorful Shading Accent 1"/>
-    <w:lsdException w:name="Colorful List Accent 1"/>
-    <w:lsdException w:name="Colorful Grid Accent 1"/>
-    <w:lsdException w:name="Light Shading Accent 2"/>
-    <w:lsdException w:name="Light List Accent 2"/>
-    <w:lsdException w:name="Light Grid Accent 2"/>
-    <w:lsdException w:name="Medium Shading 1 Accent 2"/>
-    <w:lsdException w:name="Medium Shading 2 Accent 2"/>
-    <w:lsdException w:name="Medium List 1 Accent 2"/>
-    <w:lsdException w:name="Medium List 2 Accent 2"/>
-    <w:lsdException w:name="Medium Grid 1 Accent 2"/>
-    <w:lsdException w:name="Medium Grid 2 Accent 2"/>
-    <w:lsdException w:name="Medium Grid 3 Accent 2"/>
-    <w:lsdException w:name="Dark List Accent 2"/>
-    <w:lsdException w:name="Colorful Shading Accent 2"/>
-    <w:lsdException w:name="Colorful List Accent 2"/>
-    <w:lsdException w:name="Colorful Grid Accent 2"/>
-    <w:lsdException w:name="Light Shading Accent 3"/>
-    <w:lsdException w:name="Light List Accent 3"/>
-    <w:lsdException w:name="Light Grid Accent 3"/>
-    <w:lsdException w:name="Medium Shading 1 Accent 3"/>
-    <w:lsdException w:name="Medium Shading 2 Accent 3"/>
-    <w:lsdException w:name="Medium List 1 Accent 3"/>
-    <w:lsdException w:name="Medium List 2 Accent 3"/>
-    <w:lsdException w:name="Medium Grid 1 Accent 3"/>
-    <w:lsdException w:name="Medium Grid 2 Accent 3"/>
-    <w:lsdException w:name="Medium Grid 3 Accent 3"/>
-    <w:lsdException w:name="Dark List Accent 3"/>
-    <w:lsdException w:name="Colorful Shading Accent 3"/>
-    <w:lsdException w:name="Colorful List Accent 3"/>
-    <w:lsdException w:name="Colorful Grid Accent 3"/>
-    <w:lsdException w:name="Light Shading Accent 4"/>
-    <w:lsdException w:name="Light List Accent 4"/>
-    <w:lsdException w:name="Light Grid Accent 4"/>
-    <w:lsdException w:name="Medium Shading 1 Accent 4"/>
-    <w:lsdException w:name="Medium Shading 2 Accent 4"/>
-    <w:lsdException w:name="Medium List 1 Accent 4"/>
-    <w:lsdException w:name="Medium List 2 Accent 4"/>
-    <w:lsdException w:name="Medium Grid 1 Accent 4"/>
-    <w:lsdException w:name="Medium Grid 2 Accent 4"/>
-    <w:lsdException w:name="Medium Grid 3 Accent 4"/>
-    <w:lsdException w:name="Dark List Accent 4"/>
-    <w:lsdException w:name="Colorful Shading Accent 4"/>
-    <w:lsdException w:name="Colorful List Accent 4"/>
-    <w:lsdException w:name="Colorful Grid Accent 4"/>
-    <w:lsdException w:name="Light Shading Accent 5"/>
-    <w:lsdException w:name="Light List Accent 5"/>
-    <w:lsdException w:name="Light Grid Accent 5"/>
-    <w:lsdException w:name="Medium Shading 1 Accent 5"/>
-    <w:lsdException w:name="Medium Shading 2 Accent 5"/>
-    <w:lsdException w:name="Medium List 1 Accent 5"/>
-    <w:lsdException w:name="Medium List 2 Accent 5"/>
-    <w:lsdException w:name="Medium Grid 1 Accent 5"/>
-    <w:lsdException w:name="Medium Grid 2 Accent 5"/>
-    <w:lsdException w:name="Medium Grid 3 Accent 5"/>
-    <w:lsdException w:name="Dark List Accent 5"/>
-    <w:lsdException w:name="Colorful Shading Accent 5"/>
-    <w:lsdException w:name="Colorful List Accent 5"/>
-    <w:lsdException w:name="Colorful Grid Accent 5"/>
-    <w:lsdException w:name="Light Shading Accent 6"/>
-    <w:lsdException w:name="Light List Accent 6"/>
-    <w:lsdException w:name="Light Grid Accent 6"/>
-    <w:lsdException w:name="Medium Shading 1 Accent 6"/>
-    <w:lsdException w:name="Medium Shading 2 Accent 6"/>
-    <w:lsdException w:name="Medium List 1 Accent 6"/>
-    <w:lsdException w:name="Medium List 2 Accent 6"/>
-    <w:lsdException w:name="Medium Grid 1 Accent 6"/>
-    <w:lsdException w:name="Medium Grid 2 Accent 6"/>
-    <w:lsdException w:name="Medium Grid 3 Accent 6"/>
-    <w:lsdException w:name="Dark List Accent 6"/>
-    <w:lsdException w:name="Colorful Shading Accent 6"/>
-    <w:lsdException w:name="Colorful List Accent 6"/>
-    <w:lsdException w:name="Colorful Grid Accent 6"/>
-    <w:lsdException w:name="Grid Table 4" w:uiPriority="49"/>
-    <w:lsdException w:name="Grid Table 5 Dark" w:uiPriority="50"/>
-    <w:lsdException w:name="Grid Table 6 Colorful" w:uiPriority="51"/>
-    <w:lsdException w:name="Grid Table 7 Colorful" w:uiPriority="52"/>
-    <w:lsdException w:name="Grid Table 1 Light Accent 1" w:uiPriority="46"/>
-    <w:lsdException w:name="Grid Table 2 Accent 1" w:uiPriority="47"/>
-    <w:lsdException w:name="Grid Table 3 Accent 1" w:uiPriority="48"/>
-    <w:lsdException w:name="Grid Table 4 Accent 1" w:uiPriority="49"/>
-    <w:lsdException w:name="Grid Table 5 Dark Accent 1" w:uiPriority="50"/>
-    <w:lsdException w:name="Grid Table 6 Colorful Accent 1" w:uiPriority="51"/>
-    <w:lsdException w:name="Grid Table 7 Colorful Accent 1" w:uiPriority="52"/>
-    <w:lsdException w:name="Grid Table 1 Light Accent 2" w:uiPriority="46"/>
-    <w:lsdException w:name="Grid Table 2 Accent 2" w:uiPriority="47"/>
-    <w:lsdException w:name="Grid Table 3 Accent 2" w:uiPriority="48"/>
-    <w:lsdException w:name="Grid Table 4 Accent 2" w:uiPriority="49"/>
-    <w:lsdException w:name="Grid Table 5 Dark Accent 2" w:uiPriority="50"/>
-    <w:lsdException w:name="Grid Table 6 Colorful Accent 2" w:uiPriority="51"/>
-    <w:lsdException w:name="Grid Table 7 Colorful Accent 2" w:uiPriority="52"/>
-    <w:lsdException w:name="Grid Table 1 Light Accent 3" w:uiPriority="46"/>
-    <w:lsdException w:name="Grid Table 2 Accent 3" w:uiPriority="47"/>
-    <w:lsdException w:name="Grid Table 3 Accent 3" w:uiPriority="48"/>
-    <w:lsdException w:name="Grid Table 4 Accent 3" w:uiPriority="49"/>
-    <w:lsdException w:name="Grid Table 5 Dark Accent 3" w:uiPriority="50"/>
-    <w:lsdException w:name="Grid Table 6 Colorful Accent 3" w:uiPriority="51"/>
-    <w:lsdException w:name="Grid Table 7 Colorful Accent 3" w:uiPriority="52"/>
-    <w:lsdException w:name="Grid Table 1 Light Accent 4" w:uiPriority="46"/>
-    <w:lsdException w:name="Grid Table 2 Accent 4" w:uiPriority="47"/>
-    <w:lsdException w:name="Grid Table 3 Accent 4" w:uiPriority="48"/>
-    <w:lsdException w:name="Grid Table 4 Accent 4" w:uiPriority="49"/>
-    <w:lsdException w:name="Grid Table 5 Dark Accent 4" w:uiPriority="50"/>
-    <w:lsdException w:name="Grid Table 6 Colorful Accent 4" w:uiPriority="51"/>
-    <w:lsdException w:name="Grid Table 7 Colorful Accent 4" w:uiPriority="52"/>
-    <w:lsdException w:name="Grid Table 1 Light Accent 5" w:uiPriority="46"/>
-    <w:lsdException w:name="Grid Table 2 Accent 5" w:uiPriority="47"/>
-    <w:lsdException w:name="Grid Table 3 Accent 5" w:uiPriority="48"/>
-    <w:lsdException w:name="Grid Table 4 Accent 5" w:uiPriority="49"/>
-    <w:lsdException w:name="Grid Table 5 Dark Accent 5" w:uiPriority="50"/>
-    <w:lsdException w:name="Grid Table 6 Colorful Accent 5" w:uiPriority="51"/>
-    <w:lsdException w:name="Grid Table 7 Colorful Accent 5" w:uiPriority="52"/>
-    <w:lsdException w:name="Grid Table 1 Light Accent 6" w:uiPriority="46"/>
-    <w:lsdException w:name="Grid Table 2 Accent 6" w:uiPriority="47"/>
-    <w:lsdException w:name="Grid Table 3 Accent 6" w:uiPriority="48"/>
-    <w:lsdException w:name="Grid Table 4 Accent 6" w:uiPriority="49"/>
-    <w:lsdException w:name="Grid Table 5 Dark Accent 6" w:uiPriority="50"/>
-    <w:lsdException w:name="Grid Table 6 Colorful Accent 6" w:uiPriority="51"/>
-    <w:lsdException w:name="Grid Table 7 Colorful Accent 6" w:uiPriority="52"/>
-    <w:lsdException w:name="List Table 1 Light" w:uiPriority="46"/>
-    <w:lsdException w:name="List Table 2" w:uiPriority="47"/>
-    <w:lsdException w:name="List Table 3" w:uiPriority="48"/>
-    <w:lsdException w:name="List Table 4" w:uiPriority="49"/>
-    <w:lsdException w:name="List Table 5 Dark" w:uiPriority="50"/>
-    <w:lsdException w:name="List Table 6 Colorful" w:uiPriority="51"/>
-    <w:lsdException w:name="List Table 7 Colorful" w:uiPriority="52"/>
-    <w:lsdException w:name="List Table 1 Light Accent 1" w:uiPriority="46"/>
-    <w:lsdException w:name="List Table 2 Accent 1" w:uiPriority="47"/>
-    <w:lsdException w:name="List Table 3 Accent 1" w:uiPriority="48"/>
-    <w:lsdException w:name="List Table 4 Accent 1" w:uiPriority="49"/>
-    <w:lsdException w:name="List Table 5 Dark Accent 1" w:uiPriority="50"/>
-    <w:lsdException w:name="List Table 6 Colorful Accent 1" w:uiPriority="51"/>
-    <w:lsdException w:name="List Table 7 Colorful Accent 1" w:uiPriority="52"/>
-    <w:lsdException w:name="List Table 1 Light Accent 2" w:uiPriority="46"/>
-    <w:lsdException w:name="List Table 2 Accent 2" w:uiPriority="47"/>
-    <w:lsdException w:name="List Table 3 Accent 2" w:uiPriority="48"/>
-    <w:lsdException w:name="List Table 4 Accent 2" w:uiPriority="49"/>
-    <w:lsdException w:name="List Table 5 Dark Accent 2" w:uiPriority="50"/>
-    <w:lsdException w:name="List Table 6 Colorful Accent 2" w:uiPriority="51"/>
-    <w:lsdException w:name="List Table 7 Colorful Accent 2" w:uiPriority="52"/>
-    <w:lsdException w:name="List Table 1 Light Accent 3" w:uiPriority="46"/>
-    <w:lsdException w:name="List Table 2 Accent 3" w:uiPriority="47"/>
-    <w:lsdException w:name="List Table 3 Accent 3" w:uiPriority="48"/>
-    <w:lsdException w:name="List Table 4 Accent 3" w:uiPriority="49"/>
-    <w:lsdException w:name="List Table 5 Dark Accent 3" w:uiPriority="50"/>
-    <w:lsdException w:name="List Table 6 Colorful Accent 3" w:uiPriority="51"/>
-    <w:lsdException w:name="List Table 7 Colorful Accent 3" w:uiPriority="52"/>
-    <w:lsdException w:name="List Table 1 Light Accent 4" w:uiPriority="46"/>
-    <w:lsdException w:name="List Table 2 Accent 4" w:uiPriority="47"/>
-    <w:lsdException w:name="List Table 3 Accent 4" w:uiPriority="48"/>
-    <w:lsdException w:name="List Table 4 Accent 4" w:uiPriority="49"/>
-    <w:lsdException w:name="List Table 5 Dark Accent 4" w:uiPriority="50"/>
-    <w:lsdException w:name="List Table 6 Colorful Accent 4" w:uiPriority="51"/>
-    <w:lsdException w:name="List Table 7 Colorful Accent 4" w:uiPriority="52"/>
-    <w:lsdException w:name="List Table 1 Light Accent 5" w:uiPriority="46"/>
-    <w:lsdException w:name="List Table 2 Accent 5" w:uiPriority="47"/>
-    <w:lsdException w:name="List Table 3 Accent 5" w:uiPriority="48"/>
-    <w:lsdException w:name="List Table 4 Accent 5" w:uiPriority="49"/>
-    <w:lsdException w:name="List Table 5 Dark Accent 5" w:uiPriority="50"/>
-    <w:lsdException w:name="List Table 6 Colorful Accent 5" w:uiPriority="51"/>
-    <w:lsdException w:name="List Table 7 Colorful Accent 5" w:uiPriority="52"/>
-    <w:lsdException w:name="List Table 1 Light Accent 6" w:uiPriority="46"/>
-    <w:lsdException w:name="List Table 2 Accent 6" w:uiPriority="47"/>
-    <w:lsdException w:name="List Table 3 Accent 6" w:uiPriority="48"/>
-    <w:lsdException w:name="List Table 4 Accent 6" w:uiPriority="49"/>
-    <w:lsdException w:name="List Table 5 Dark Accent 6" w:uiPriority="50"/>
-    <w:lsdException w:name="List Table 6 Colorful Accent 6" w:uiPriority="51"/>
-    <w:lsdException w:name="List Table 7 Colorful Accent 6" w:uiPriority="52"/>
-    <w:lsdException w:name="Mention" w:semiHidden="1" w:uiPriority="99" w:unhideWhenUsed="1"/>
-    <w:lsdException w:name="Smart Hyperlink" w:semiHidden="1" w:uiPriority="99" w:unhideWhenUsed="1"/>
-    <w:lsdException w:name="Hashtag" w:semiHidden="1" w:uiPriority="99" w:unhideWhenUsed="1"/>
-    <w:lsdException w:name="Unresolved Mention" w:semiHidden="1" w:uiPriority="99" w:unhideWhenUsed="1"/>
-    <w:lsdException w:name="Smart Link" w:semiHidden="1" w:uiPriority="99" w:unhideWhenUsed="1"/>
-  </w:latentStyles>
-  <w:style w:type="paragraph" w:default="1" w:styleId="Normal">
+  <w:latentStyles w:count="276" w:defLockedState="0" w:defQFormat="0" w:defSemiHidden="0" w:defUIPriority="0" w:defUnhideWhenUsed="0"/>
+  <w:style w:default="1" w:styleId="Normal" w:type="paragraph">
     <w:name w:val="Normal"/>
     <w:qFormat/>
   </w:style>
-  <w:style w:type="paragraph" w:styleId="Heading1">
+  <w:style w:styleId="BodyText" w:type="paragraph">
+    <w:name w:val="Body Text"/>
+    <w:basedOn w:val="Normal"/>
+    <w:link w:val="BodyTextChar"/>
+    <w:qFormat/>
+    <w:pPr>
+      <w:spacing w:after="180" w:before="180"/>
+    </w:pPr>
+  </w:style>
+  <w:style w:customStyle="1" w:styleId="FirstParagraph" w:type="paragraph">
+    <w:name w:val="First Paragraph"/>
+    <w:basedOn w:val="BodyText"/>
+    <w:next w:val="BodyText"/>
+    <w:qFormat/>
+  </w:style>
+  <w:style w:customStyle="1" w:styleId="Compact" w:type="paragraph">
+    <w:name w:val="Compact"/>
+    <w:basedOn w:val="BodyText"/>
+    <w:qFormat/>
+    <w:pPr>
+      <w:spacing w:after="36" w:before="36"/>
+    </w:pPr>
+  </w:style>
+  <w:style w:styleId="Title" w:type="paragraph">
+    <w:name w:val="Title"/>
+    <w:basedOn w:val="Normal"/>
+    <w:next w:val="BodyText"/>
+    <w:link w:val="TitleChar"/>
+    <w:uiPriority w:val="10"/>
+    <w:qFormat/>
+    <w:rsid w:val="00A10FD9"/>
+    <w:pPr>
+      <w:spacing w:after="80" w:line="240" w:lineRule="auto"/>
+      <w:contextualSpacing/>
+      <w:jc w:val="center"/>
+    </w:pPr>
+    <w:rPr>
+      <w:rFonts w:asciiTheme="majorHAnsi" w:cstheme="majorBidi" w:eastAsiaTheme="majorEastAsia" w:hAnsiTheme="majorHAnsi"/>
+      <w:spacing w:val="-10"/>
+      <w:kern w:val="28"/>
+      <w:sz w:val="56"/>
+      <w:szCs w:val="56"/>
+    </w:rPr>
+  </w:style>
+  <w:style w:customStyle="1" w:styleId="TitleChar" w:type="character">
+    <w:name w:val="Title Char"/>
+    <w:basedOn w:val="DefaultParagraphFont"/>
+    <w:link w:val="Title"/>
+    <w:uiPriority w:val="10"/>
+    <w:rsid w:val="00A10FD9"/>
+    <w:rPr>
+      <w:rFonts w:asciiTheme="majorHAnsi" w:cstheme="majorBidi" w:eastAsiaTheme="majorEastAsia" w:hAnsiTheme="majorHAnsi"/>
+      <w:spacing w:val="-10"/>
+      <w:kern w:val="28"/>
+      <w:sz w:val="56"/>
+      <w:szCs w:val="56"/>
+    </w:rPr>
+  </w:style>
+  <w:style w:styleId="Subtitle" w:type="paragraph">
+    <w:name w:val="Subtitle"/>
+    <w:basedOn w:val="Title"/>
+    <w:next w:val="BodyText"/>
+    <w:link w:val="SubtitleChar"/>
+    <w:uiPriority w:val="11"/>
+    <w:qFormat/>
+    <w:rsid w:val="00A10FD9"/>
+    <w:pPr>
+      <w:numPr>
+        <w:ilvl w:val="1"/>
+      </w:numPr>
+    </w:pPr>
+    <w:rPr>
+      <w:rFonts w:cstheme="majorBidi" w:eastAsiaTheme="majorEastAsia"/>
+      <w:spacing w:val="15"/>
+      <w:sz w:val="28"/>
+      <w:szCs w:val="28"/>
+    </w:rPr>
+  </w:style>
+  <w:style w:customStyle="1" w:styleId="SubtitleChar" w:type="character">
+    <w:name w:val="Subtitle Char"/>
+    <w:basedOn w:val="DefaultParagraphFont"/>
+    <w:link w:val="Subtitle"/>
+    <w:uiPriority w:val="11"/>
+    <w:rsid w:val="00A10FD9"/>
+    <w:rPr>
+      <w:rFonts w:cstheme="majorBidi" w:eastAsiaTheme="majorEastAsia"/>
+      <w:color w:themeColor="text1" w:themeTint="A6" w:val="595959"/>
+      <w:spacing w:val="15"/>
+      <w:sz w:val="28"/>
+      <w:szCs w:val="28"/>
+    </w:rPr>
+  </w:style>
+  <w:style w:customStyle="1" w:styleId="Author" w:type="paragraph">
+    <w:name w:val="Author"/>
+    <w:next w:val="BodyText"/>
+    <w:qFormat/>
+    <w:pPr>
+      <w:keepNext/>
+      <w:keepLines/>
+      <w:jc w:val="center"/>
+    </w:pPr>
+  </w:style>
+  <w:style w:styleId="Date" w:type="paragraph">
+    <w:name w:val="Date"/>
+    <w:next w:val="BodyText"/>
+    <w:qFormat/>
+    <w:pPr>
+      <w:keepNext/>
+      <w:keepLines/>
+      <w:jc w:val="center"/>
+    </w:pPr>
+  </w:style>
+  <w:style w:customStyle="1" w:styleId="AbstractTitle" w:type="paragraph">
+    <w:name w:val="Abstract Title"/>
+    <w:basedOn w:val="Normal"/>
+    <w:next w:val="Abstract"/>
+    <w:qFormat/>
+    <w:pPr>
+      <w:keepNext/>
+      <w:keepLines/>
+      <w:spacing w:after="0" w:before="300"/>
+      <w:jc w:val="center"/>
+    </w:pPr>
+    <w:rPr>
+      <w:b/>
+      <w:sz w:val="20"/>
+      <w:szCs w:val="20"/>
+    </w:rPr>
+  </w:style>
+  <w:style w:customStyle="1" w:styleId="Abstract" w:type="paragraph">
+    <w:name w:val="Abstract"/>
+    <w:basedOn w:val="Normal"/>
+    <w:next w:val="BodyText"/>
+    <w:qFormat/>
+    <w:pPr>
+      <w:keepNext/>
+      <w:keepLines/>
+      <w:spacing w:after="300" w:before="100"/>
+    </w:pPr>
+    <w:rPr>
+      <w:sz w:val="20"/>
+      <w:szCs w:val="20"/>
+    </w:rPr>
+  </w:style>
+  <w:style w:styleId="Bibliography" w:type="paragraph">
+    <w:name w:val="Bibliography"/>
+    <w:basedOn w:val="Normal"/>
+    <w:next w:val="Bibliography"/>
+    <w:qFormat/>
+    <w:pPr/>
+    <w:rPr/>
+  </w:style>
+  <w:style w:styleId="Heading1" w:type="paragraph">
     <w:name w:val="heading 1"/>
     <w:basedOn w:val="Normal"/>
     <w:next w:val="BodyText"/>
@@ -4734,17 +4200,17 @@
     <w:pPr>
       <w:keepNext/>
       <w:keepLines/>
-      <w:spacing w:before="360" w:after="80"/>
+      <w:spacing w:after="80" w:before="360"/>
       <w:outlineLvl w:val="0"/>
     </w:pPr>
     <w:rPr>
-      <w:rFonts w:asciiTheme="majorHAnsi" w:eastAsiaTheme="majorEastAsia" w:hAnsiTheme="majorHAnsi" w:cstheme="majorBidi"/>
-      <w:color w:val="0F4761" w:themeColor="accent1" w:themeShade="BF"/>
+      <w:rFonts w:asciiTheme="majorHAnsi" w:cstheme="majorBidi" w:eastAsiaTheme="majorEastAsia" w:hAnsiTheme="majorHAnsi"/>
+      <w:color w:themeColor="accent1" w:themeShade="BF" w:val="0F4761"/>
       <w:sz w:val="40"/>
       <w:szCs w:val="40"/>
     </w:rPr>
   </w:style>
-  <w:style w:type="paragraph" w:styleId="Heading2">
+  <w:style w:styleId="Heading2" w:type="paragraph">
     <w:name w:val="heading 2"/>
     <w:basedOn w:val="Normal"/>
     <w:next w:val="BodyText"/>
@@ -4757,17 +4223,17 @@
     <w:pPr>
       <w:keepNext/>
       <w:keepLines/>
-      <w:spacing w:before="160" w:after="80"/>
+      <w:spacing w:after="80" w:before="160"/>
       <w:outlineLvl w:val="1"/>
     </w:pPr>
     <w:rPr>
-      <w:rFonts w:asciiTheme="majorHAnsi" w:eastAsiaTheme="majorEastAsia" w:hAnsiTheme="majorHAnsi" w:cstheme="majorBidi"/>
-      <w:color w:val="0F4761" w:themeColor="accent1" w:themeShade="BF"/>
+      <w:rFonts w:asciiTheme="majorHAnsi" w:cstheme="majorBidi" w:eastAsiaTheme="majorEastAsia" w:hAnsiTheme="majorHAnsi"/>
+      <w:color w:themeColor="accent1" w:themeShade="BF" w:val="0F4761"/>
       <w:sz w:val="32"/>
       <w:szCs w:val="32"/>
     </w:rPr>
   </w:style>
-  <w:style w:type="paragraph" w:styleId="Heading3">
+  <w:style w:styleId="Heading3" w:type="paragraph">
     <w:name w:val="heading 3"/>
     <w:basedOn w:val="Normal"/>
     <w:next w:val="BodyText"/>
@@ -4780,17 +4246,17 @@
     <w:pPr>
       <w:keepNext/>
       <w:keepLines/>
-      <w:spacing w:before="160" w:after="80"/>
+      <w:spacing w:after="80" w:before="160"/>
       <w:outlineLvl w:val="2"/>
     </w:pPr>
     <w:rPr>
-      <w:rFonts w:eastAsiaTheme="majorEastAsia" w:cstheme="majorBidi"/>
-      <w:color w:val="0F4761" w:themeColor="accent1" w:themeShade="BF"/>
+      <w:rFonts w:cstheme="majorBidi" w:eastAsiaTheme="majorEastAsia"/>
+      <w:color w:themeColor="accent1" w:themeShade="BF" w:val="0F4761"/>
       <w:sz w:val="28"/>
       <w:szCs w:val="28"/>
     </w:rPr>
   </w:style>
-  <w:style w:type="paragraph" w:styleId="Heading4">
+  <w:style w:styleId="Heading4" w:type="paragraph">
     <w:name w:val="heading 4"/>
     <w:basedOn w:val="Normal"/>
     <w:next w:val="BodyText"/>
@@ -4803,17 +4269,17 @@
     <w:pPr>
       <w:keepNext/>
       <w:keepLines/>
-      <w:spacing w:before="80" w:after="40"/>
+      <w:spacing w:after="40" w:before="80"/>
       <w:outlineLvl w:val="3"/>
     </w:pPr>
     <w:rPr>
-      <w:rFonts w:eastAsiaTheme="majorEastAsia" w:cstheme="majorBidi"/>
+      <w:rFonts w:cstheme="majorBidi" w:eastAsiaTheme="majorEastAsia"/>
       <w:i/>
       <w:iCs/>
-      <w:color w:val="0F4761" w:themeColor="accent1" w:themeShade="BF"/>
-    </w:rPr>
-  </w:style>
-  <w:style w:type="paragraph" w:styleId="Heading5">
+      <w:color w:themeColor="accent1" w:themeShade="BF" w:val="0F4761"/>
+    </w:rPr>
+  </w:style>
+  <w:style w:styleId="Heading5" w:type="paragraph">
     <w:name w:val="heading 5"/>
     <w:basedOn w:val="Normal"/>
     <w:next w:val="BodyText"/>
@@ -4826,15 +4292,15 @@
     <w:pPr>
       <w:keepNext/>
       <w:keepLines/>
-      <w:spacing w:before="80" w:after="40"/>
+      <w:spacing w:after="40" w:before="80"/>
       <w:outlineLvl w:val="4"/>
     </w:pPr>
     <w:rPr>
-      <w:rFonts w:eastAsiaTheme="majorEastAsia" w:cstheme="majorBidi"/>
-      <w:color w:val="0F4761" w:themeColor="accent1" w:themeShade="BF"/>
-    </w:rPr>
-  </w:style>
-  <w:style w:type="paragraph" w:styleId="Heading6">
+      <w:rFonts w:cstheme="majorBidi" w:eastAsiaTheme="majorEastAsia"/>
+      <w:color w:themeColor="accent1" w:themeShade="BF" w:val="0F4761"/>
+    </w:rPr>
+  </w:style>
+  <w:style w:styleId="Heading6" w:type="paragraph">
     <w:name w:val="heading 6"/>
     <w:basedOn w:val="Normal"/>
     <w:next w:val="BodyText"/>
@@ -4847,17 +4313,17 @@
     <w:pPr>
       <w:keepNext/>
       <w:keepLines/>
-      <w:spacing w:before="40" w:after="0"/>
+      <w:spacing w:after="0" w:before="40"/>
       <w:outlineLvl w:val="5"/>
     </w:pPr>
     <w:rPr>
-      <w:rFonts w:eastAsiaTheme="majorEastAsia" w:cstheme="majorBidi"/>
+      <w:rFonts w:cstheme="majorBidi" w:eastAsiaTheme="majorEastAsia"/>
       <w:i/>
       <w:iCs/>
-      <w:color w:val="595959" w:themeColor="text1" w:themeTint="A6"/>
-    </w:rPr>
-  </w:style>
-  <w:style w:type="paragraph" w:styleId="Heading7">
+      <w:color w:themeColor="text1" w:themeTint="A6" w:val="595959"/>
+    </w:rPr>
+  </w:style>
+  <w:style w:styleId="Heading7" w:type="paragraph">
     <w:name w:val="heading 7"/>
     <w:basedOn w:val="Normal"/>
     <w:next w:val="BodyText"/>
@@ -4870,15 +4336,15 @@
     <w:pPr>
       <w:keepNext/>
       <w:keepLines/>
-      <w:spacing w:before="40" w:after="0"/>
+      <w:spacing w:after="0" w:before="40"/>
       <w:outlineLvl w:val="6"/>
     </w:pPr>
     <w:rPr>
-      <w:rFonts w:eastAsiaTheme="majorEastAsia" w:cstheme="majorBidi"/>
-      <w:color w:val="595959" w:themeColor="text1" w:themeTint="A6"/>
-    </w:rPr>
-  </w:style>
-  <w:style w:type="paragraph" w:styleId="Heading8">
+      <w:rFonts w:cstheme="majorBidi" w:eastAsiaTheme="majorEastAsia"/>
+      <w:color w:themeColor="text1" w:themeTint="A6" w:val="595959"/>
+    </w:rPr>
+  </w:style>
+  <w:style w:styleId="Heading8" w:type="paragraph">
     <w:name w:val="heading 8"/>
     <w:basedOn w:val="Normal"/>
     <w:next w:val="BodyText"/>
@@ -4895,13 +4361,13 @@
       <w:outlineLvl w:val="7"/>
     </w:pPr>
     <w:rPr>
-      <w:rFonts w:eastAsiaTheme="majorEastAsia" w:cstheme="majorBidi"/>
+      <w:rFonts w:cstheme="majorBidi" w:eastAsiaTheme="majorEastAsia"/>
       <w:i/>
       <w:iCs/>
-      <w:color w:val="272727" w:themeColor="text1" w:themeTint="D8"/>
-    </w:rPr>
-  </w:style>
-  <w:style w:type="paragraph" w:styleId="Heading9">
+      <w:color w:themeColor="text1" w:themeTint="D8" w:val="272727"/>
+    </w:rPr>
+  </w:style>
+  <w:style w:styleId="Heading9" w:type="paragraph">
     <w:name w:val="heading 9"/>
     <w:basedOn w:val="Normal"/>
     <w:next w:val="BodyText"/>
@@ -4918,198 +4384,24 @@
       <w:outlineLvl w:val="8"/>
     </w:pPr>
     <w:rPr>
-      <w:rFonts w:eastAsiaTheme="majorEastAsia" w:cstheme="majorBidi"/>
-      <w:color w:val="272727" w:themeColor="text1" w:themeTint="D8"/>
-    </w:rPr>
-  </w:style>
-  <w:style w:type="character" w:default="1" w:styleId="DefaultParagraphFont">
-    <w:name w:val="Default Paragraph Font"/>
-    <w:uiPriority w:val="1"/>
-    <w:semiHidden/>
-    <w:unhideWhenUsed/>
-  </w:style>
-  <w:style w:type="table" w:default="1" w:styleId="TableNormal">
-    <w:name w:val="Normal Table"/>
-    <w:uiPriority w:val="99"/>
-    <w:semiHidden/>
-    <w:unhideWhenUsed/>
-    <w:tblPr>
-      <w:tblInd w:w="0" w:type="dxa"/>
-      <w:tblCellMar>
-        <w:top w:w="0" w:type="dxa"/>
-        <w:left w:w="108" w:type="dxa"/>
-        <w:bottom w:w="0" w:type="dxa"/>
-        <w:right w:w="108" w:type="dxa"/>
-      </w:tblCellMar>
-    </w:tblPr>
-  </w:style>
-  <w:style w:type="numbering" w:default="1" w:styleId="NoList">
-    <w:name w:val="No List"/>
-    <w:uiPriority w:val="99"/>
-    <w:semiHidden/>
-    <w:unhideWhenUsed/>
-  </w:style>
-  <w:style w:type="paragraph" w:styleId="BodyText">
-    <w:name w:val="Body Text"/>
-    <w:basedOn w:val="Normal"/>
-    <w:qFormat/>
-    <w:pPr>
-      <w:spacing w:before="180" w:after="180"/>
-    </w:pPr>
-  </w:style>
-  <w:style w:type="paragraph" w:customStyle="1" w:styleId="FirstParagraph">
-    <w:name w:val="First Paragraph"/>
-    <w:basedOn w:val="BodyText"/>
-    <w:next w:val="BodyText"/>
-    <w:qFormat/>
-  </w:style>
-  <w:style w:type="paragraph" w:customStyle="1" w:styleId="Compact">
-    <w:name w:val="Compact"/>
-    <w:basedOn w:val="BodyText"/>
-    <w:qFormat/>
-    <w:pPr>
-      <w:spacing w:before="36" w:after="36"/>
-    </w:pPr>
-  </w:style>
-  <w:style w:type="paragraph" w:styleId="Title">
-    <w:name w:val="Title"/>
-    <w:basedOn w:val="Normal"/>
-    <w:next w:val="BodyText"/>
-    <w:link w:val="TitleChar"/>
-    <w:uiPriority w:val="10"/>
-    <w:qFormat/>
-    <w:rsid w:val="00A10FD9"/>
-    <w:pPr>
-      <w:spacing w:after="80"/>
-      <w:contextualSpacing/>
-      <w:jc w:val="center"/>
-    </w:pPr>
-    <w:rPr>
-      <w:rFonts w:asciiTheme="majorHAnsi" w:eastAsiaTheme="majorEastAsia" w:hAnsiTheme="majorHAnsi" w:cstheme="majorBidi"/>
-      <w:spacing w:val="-10"/>
-      <w:kern w:val="28"/>
-      <w:sz w:val="56"/>
-      <w:szCs w:val="56"/>
-    </w:rPr>
-  </w:style>
-  <w:style w:type="character" w:customStyle="1" w:styleId="TitleChar">
-    <w:name w:val="Title Char"/>
-    <w:basedOn w:val="DefaultParagraphFont"/>
-    <w:link w:val="Title"/>
-    <w:uiPriority w:val="10"/>
-    <w:rsid w:val="00A10FD9"/>
-    <w:rPr>
-      <w:rFonts w:asciiTheme="majorHAnsi" w:eastAsiaTheme="majorEastAsia" w:hAnsiTheme="majorHAnsi" w:cstheme="majorBidi"/>
-      <w:spacing w:val="-10"/>
-      <w:kern w:val="28"/>
-      <w:sz w:val="56"/>
-      <w:szCs w:val="56"/>
-    </w:rPr>
-  </w:style>
-  <w:style w:type="paragraph" w:styleId="Subtitle">
-    <w:name w:val="Subtitle"/>
-    <w:basedOn w:val="Title"/>
-    <w:next w:val="BodyText"/>
-    <w:link w:val="SubtitleChar"/>
-    <w:uiPriority w:val="11"/>
-    <w:qFormat/>
-    <w:rsid w:val="00A10FD9"/>
-    <w:pPr>
-      <w:numPr>
-        <w:ilvl w:val="1"/>
-      </w:numPr>
-    </w:pPr>
-    <w:rPr>
-      <w:spacing w:val="15"/>
-      <w:sz w:val="28"/>
-      <w:szCs w:val="28"/>
-    </w:rPr>
-  </w:style>
-  <w:style w:type="character" w:customStyle="1" w:styleId="SubtitleChar">
-    <w:name w:val="Subtitle Char"/>
-    <w:basedOn w:val="DefaultParagraphFont"/>
-    <w:link w:val="Subtitle"/>
-    <w:uiPriority w:val="11"/>
-    <w:rsid w:val="00A10FD9"/>
-    <w:rPr>
-      <w:rFonts w:eastAsiaTheme="majorEastAsia" w:cstheme="majorBidi"/>
-      <w:color w:val="595959" w:themeColor="text1" w:themeTint="A6"/>
-      <w:spacing w:val="15"/>
-      <w:sz w:val="28"/>
-      <w:szCs w:val="28"/>
-    </w:rPr>
-  </w:style>
-  <w:style w:type="paragraph" w:customStyle="1" w:styleId="Author">
-    <w:name w:val="Author"/>
-    <w:next w:val="BodyText"/>
-    <w:qFormat/>
-    <w:pPr>
-      <w:keepNext/>
-      <w:keepLines/>
-      <w:jc w:val="center"/>
-    </w:pPr>
-  </w:style>
-  <w:style w:type="paragraph" w:styleId="Date">
-    <w:name w:val="Date"/>
-    <w:next w:val="BodyText"/>
-    <w:qFormat/>
-    <w:pPr>
-      <w:keepNext/>
-      <w:keepLines/>
-      <w:jc w:val="center"/>
-    </w:pPr>
-  </w:style>
-  <w:style w:type="paragraph" w:customStyle="1" w:styleId="AbstractTitle">
-    <w:name w:val="Abstract Title"/>
-    <w:basedOn w:val="Normal"/>
-    <w:next w:val="Abstract"/>
-    <w:qFormat/>
-    <w:pPr>
-      <w:keepNext/>
-      <w:keepLines/>
-      <w:spacing w:before="300" w:after="0"/>
-      <w:jc w:val="center"/>
-    </w:pPr>
-    <w:rPr>
-      <w:b/>
-      <w:sz w:val="20"/>
-      <w:szCs w:val="20"/>
-    </w:rPr>
-  </w:style>
-  <w:style w:type="paragraph" w:customStyle="1" w:styleId="Abstract">
-    <w:name w:val="Abstract"/>
-    <w:basedOn w:val="Normal"/>
-    <w:next w:val="BodyText"/>
-    <w:qFormat/>
-    <w:pPr>
-      <w:keepNext/>
-      <w:keepLines/>
-      <w:spacing w:before="100" w:after="300"/>
-    </w:pPr>
-    <w:rPr>
-      <w:sz w:val="20"/>
-      <w:szCs w:val="20"/>
-    </w:rPr>
-  </w:style>
-  <w:style w:type="paragraph" w:styleId="Bibliography">
-    <w:name w:val="Bibliography"/>
-    <w:basedOn w:val="Normal"/>
-    <w:qFormat/>
-  </w:style>
-  <w:style w:type="character" w:customStyle="1" w:styleId="Heading1Char">
+      <w:rFonts w:cstheme="majorBidi" w:eastAsiaTheme="majorEastAsia"/>
+      <w:color w:themeColor="text1" w:themeTint="D8" w:val="272727"/>
+    </w:rPr>
+  </w:style>
+  <w:style w:customStyle="1" w:styleId="Heading1Char" w:type="character">
     <w:name w:val="Heading 1 Char"/>
     <w:basedOn w:val="DefaultParagraphFont"/>
     <w:link w:val="Heading1"/>
     <w:uiPriority w:val="9"/>
     <w:rsid w:val="00A10FD9"/>
     <w:rPr>
-      <w:rFonts w:asciiTheme="majorHAnsi" w:eastAsiaTheme="majorEastAsia" w:hAnsiTheme="majorHAnsi" w:cstheme="majorBidi"/>
-      <w:color w:val="0F4761" w:themeColor="accent1" w:themeShade="BF"/>
+      <w:rFonts w:asciiTheme="majorHAnsi" w:cstheme="majorBidi" w:eastAsiaTheme="majorEastAsia" w:hAnsiTheme="majorHAnsi"/>
+      <w:color w:themeColor="accent1" w:themeShade="BF" w:val="0F4761"/>
       <w:sz w:val="40"/>
       <w:szCs w:val="40"/>
     </w:rPr>
   </w:style>
-  <w:style w:type="character" w:customStyle="1" w:styleId="Heading2Char">
+  <w:style w:customStyle="1" w:styleId="Heading2Char" w:type="character">
     <w:name w:val="Heading 2 Char"/>
     <w:basedOn w:val="DefaultParagraphFont"/>
     <w:link w:val="Heading2"/>
@@ -5117,13 +4409,13 @@
     <w:semiHidden/>
     <w:rsid w:val="00A10FD9"/>
     <w:rPr>
-      <w:rFonts w:asciiTheme="majorHAnsi" w:eastAsiaTheme="majorEastAsia" w:hAnsiTheme="majorHAnsi" w:cstheme="majorBidi"/>
-      <w:color w:val="0F4761" w:themeColor="accent1" w:themeShade="BF"/>
+      <w:rFonts w:asciiTheme="majorHAnsi" w:cstheme="majorBidi" w:eastAsiaTheme="majorEastAsia" w:hAnsiTheme="majorHAnsi"/>
+      <w:color w:themeColor="accent1" w:themeShade="BF" w:val="0F4761"/>
       <w:sz w:val="32"/>
       <w:szCs w:val="32"/>
     </w:rPr>
   </w:style>
-  <w:style w:type="character" w:customStyle="1" w:styleId="Heading3Char">
+  <w:style w:customStyle="1" w:styleId="Heading3Char" w:type="character">
     <w:name w:val="Heading 3 Char"/>
     <w:basedOn w:val="DefaultParagraphFont"/>
     <w:link w:val="Heading3"/>
@@ -5131,13 +4423,13 @@
     <w:semiHidden/>
     <w:rsid w:val="00A10FD9"/>
     <w:rPr>
-      <w:rFonts w:eastAsiaTheme="majorEastAsia" w:cstheme="majorBidi"/>
-      <w:color w:val="0F4761" w:themeColor="accent1" w:themeShade="BF"/>
+      <w:rFonts w:cstheme="majorBidi" w:eastAsiaTheme="majorEastAsia"/>
+      <w:color w:themeColor="accent1" w:themeShade="BF" w:val="0F4761"/>
       <w:sz w:val="28"/>
       <w:szCs w:val="28"/>
     </w:rPr>
   </w:style>
-  <w:style w:type="character" w:customStyle="1" w:styleId="Heading4Char">
+  <w:style w:customStyle="1" w:styleId="Heading4Char" w:type="character">
     <w:name w:val="Heading 4 Char"/>
     <w:basedOn w:val="DefaultParagraphFont"/>
     <w:link w:val="Heading4"/>
@@ -5145,13 +4437,13 @@
     <w:semiHidden/>
     <w:rsid w:val="00A10FD9"/>
     <w:rPr>
-      <w:rFonts w:eastAsiaTheme="majorEastAsia" w:cstheme="majorBidi"/>
+      <w:rFonts w:cstheme="majorBidi" w:eastAsiaTheme="majorEastAsia"/>
       <w:i/>
       <w:iCs/>
-      <w:color w:val="0F4761" w:themeColor="accent1" w:themeShade="BF"/>
-    </w:rPr>
-  </w:style>
-  <w:style w:type="character" w:customStyle="1" w:styleId="Heading5Char">
+      <w:color w:themeColor="accent1" w:themeShade="BF" w:val="0F4761"/>
+    </w:rPr>
+  </w:style>
+  <w:style w:customStyle="1" w:styleId="Heading5Char" w:type="character">
     <w:name w:val="Heading 5 Char"/>
     <w:basedOn w:val="DefaultParagraphFont"/>
     <w:link w:val="Heading5"/>
@@ -5159,11 +4451,11 @@
     <w:semiHidden/>
     <w:rsid w:val="00A10FD9"/>
     <w:rPr>
-      <w:rFonts w:eastAsiaTheme="majorEastAsia" w:cstheme="majorBidi"/>
-      <w:color w:val="0F4761" w:themeColor="accent1" w:themeShade="BF"/>
-    </w:rPr>
-  </w:style>
-  <w:style w:type="character" w:customStyle="1" w:styleId="Heading6Char">
+      <w:rFonts w:cstheme="majorBidi" w:eastAsiaTheme="majorEastAsia"/>
+      <w:color w:themeColor="accent1" w:themeShade="BF" w:val="0F4761"/>
+    </w:rPr>
+  </w:style>
+  <w:style w:customStyle="1" w:styleId="Heading6Char" w:type="character">
     <w:name w:val="Heading 6 Char"/>
     <w:basedOn w:val="DefaultParagraphFont"/>
     <w:link w:val="Heading6"/>
@@ -5171,13 +4463,13 @@
     <w:semiHidden/>
     <w:rsid w:val="00A10FD9"/>
     <w:rPr>
-      <w:rFonts w:eastAsiaTheme="majorEastAsia" w:cstheme="majorBidi"/>
+      <w:rFonts w:cstheme="majorBidi" w:eastAsiaTheme="majorEastAsia"/>
       <w:i/>
       <w:iCs/>
-      <w:color w:val="595959" w:themeColor="text1" w:themeTint="A6"/>
-    </w:rPr>
-  </w:style>
-  <w:style w:type="character" w:customStyle="1" w:styleId="Heading7Char">
+      <w:color w:themeColor="text1" w:themeTint="A6" w:val="595959"/>
+    </w:rPr>
+  </w:style>
+  <w:style w:customStyle="1" w:styleId="Heading7Char" w:type="character">
     <w:name w:val="Heading 7 Char"/>
     <w:basedOn w:val="DefaultParagraphFont"/>
     <w:link w:val="Heading7"/>
@@ -5185,11 +4477,11 @@
     <w:semiHidden/>
     <w:rsid w:val="00A10FD9"/>
     <w:rPr>
-      <w:rFonts w:eastAsiaTheme="majorEastAsia" w:cstheme="majorBidi"/>
-      <w:color w:val="595959" w:themeColor="text1" w:themeTint="A6"/>
-    </w:rPr>
-  </w:style>
-  <w:style w:type="character" w:customStyle="1" w:styleId="Heading8Char">
+      <w:rFonts w:cstheme="majorBidi" w:eastAsiaTheme="majorEastAsia"/>
+      <w:color w:themeColor="text1" w:themeTint="A6" w:val="595959"/>
+    </w:rPr>
+  </w:style>
+  <w:style w:customStyle="1" w:styleId="Heading8Char" w:type="character">
     <w:name w:val="Heading 8 Char"/>
     <w:basedOn w:val="DefaultParagraphFont"/>
     <w:link w:val="Heading8"/>
@@ -5197,13 +4489,13 @@
     <w:semiHidden/>
     <w:rsid w:val="00A10FD9"/>
     <w:rPr>
-      <w:rFonts w:eastAsiaTheme="majorEastAsia" w:cstheme="majorBidi"/>
+      <w:rFonts w:cstheme="majorBidi" w:eastAsiaTheme="majorEastAsia"/>
       <w:i/>
       <w:iCs/>
-      <w:color w:val="272727" w:themeColor="text1" w:themeTint="D8"/>
-    </w:rPr>
-  </w:style>
-  <w:style w:type="character" w:customStyle="1" w:styleId="Heading9Char">
+      <w:color w:themeColor="text1" w:themeTint="D8" w:val="272727"/>
+    </w:rPr>
+  </w:style>
+  <w:style w:customStyle="1" w:styleId="Heading9Char" w:type="character">
     <w:name w:val="Heading 9 Char"/>
     <w:basedOn w:val="DefaultParagraphFont"/>
     <w:link w:val="Heading9"/>
@@ -5211,11 +4503,11 @@
     <w:semiHidden/>
     <w:rsid w:val="00A10FD9"/>
     <w:rPr>
-      <w:rFonts w:eastAsiaTheme="majorEastAsia" w:cstheme="majorBidi"/>
-      <w:color w:val="272727" w:themeColor="text1" w:themeTint="D8"/>
-    </w:rPr>
-  </w:style>
-  <w:style w:type="paragraph" w:styleId="BlockText">
+      <w:rFonts w:cstheme="majorBidi" w:eastAsiaTheme="majorEastAsia"/>
+      <w:color w:themeColor="text1" w:themeTint="D8" w:val="272727"/>
+    </w:rPr>
+  </w:style>
+  <w:style w:styleId="BlockText" w:type="paragraph">
     <w:name w:val="Block Text"/>
     <w:basedOn w:val="BodyText"/>
     <w:next w:val="BodyText"/>
@@ -5223,18 +4515,19 @@
     <w:unhideWhenUsed/>
     <w:qFormat/>
     <w:pPr>
-      <w:spacing w:before="100" w:after="100"/>
-      <w:ind w:left="480" w:right="480"/>
+      <w:spacing w:after="100" w:before="100"/>
+      <w:ind w:firstLine="0" w:left="480" w:right="480"/>
     </w:pPr>
   </w:style>
-  <w:style w:type="paragraph" w:styleId="FootnoteText">
-    <w:name w:val="footnote text"/>
+  <w:style w:styleId="FootnoteText" w:type="paragraph">
+    <w:name w:val="Footnote Text"/>
     <w:basedOn w:val="Normal"/>
+    <w:next w:val="FootnoteText"/>
     <w:uiPriority w:val="9"/>
     <w:unhideWhenUsed/>
     <w:qFormat/>
   </w:style>
-  <w:style w:type="paragraph" w:customStyle="1" w:styleId="FootnoteBlockText">
+  <w:style w:styleId="FootnoteBlockText" w:type="paragraph">
     <w:name w:val="Footnote Block Text"/>
     <w:basedOn w:val="FootnoteText"/>
     <w:next w:val="FootnoteText"/>
@@ -5242,40 +4535,47 @@
     <w:unhideWhenUsed/>
     <w:qFormat/>
     <w:pPr>
-      <w:spacing w:before="100" w:after="100"/>
-      <w:ind w:left="480" w:right="480"/>
+      <w:spacing w:after="100" w:before="100"/>
+      <w:ind w:firstLine="0" w:left="480" w:right="480"/>
     </w:pPr>
   </w:style>
-  <w:style w:type="table" w:customStyle="1" w:styleId="Table">
+  <w:style w:default="1" w:styleId="DefaultParagraphFont" w:type="character">
+    <w:name w:val="Default Paragraph Font"/>
+    <w:semiHidden/>
+    <w:unhideWhenUsed/>
+  </w:style>
+  <w:style w:default="1" w:styleId="Table" w:type="table">
     <w:name w:val="Table"/>
+    <w:basedOn w:val="TableNormal"/>
     <w:semiHidden/>
     <w:unhideWhenUsed/>
     <w:qFormat/>
     <w:tblPr>
-      <w:tblInd w:w="0" w:type="dxa"/>
+      <w:tblInd w:type="dxa" w:w="0"/>
       <w:tblCellMar>
-        <w:top w:w="0" w:type="dxa"/>
-        <w:left w:w="108" w:type="dxa"/>
-        <w:bottom w:w="0" w:type="dxa"/>
-        <w:right w:w="108" w:type="dxa"/>
+        <w:top w:type="dxa" w:w="0"/>
+        <w:left w:type="dxa" w:w="108"/>
+        <w:bottom w:type="dxa" w:w="0"/>
+        <w:right w:type="dxa" w:w="108"/>
       </w:tblCellMar>
     </w:tblPr>
     <w:tblStylePr w:type="firstRow">
       <w:tblPr>
         <w:jc w:val="left"/>
+        <w:tblInd w:type="dxa" w:w="0"/>
       </w:tblPr>
       <w:trPr>
         <w:jc w:val="left"/>
       </w:trPr>
       <w:tcPr>
         <w:tcBorders>
-          <w:bottom w:val="single" w:sz="0" w:space="0" w:color="auto"/>
+          <w:bottom w:val="single"/>
         </w:tcBorders>
         <w:vAlign w:val="bottom"/>
       </w:tcPr>
     </w:tblStylePr>
   </w:style>
-  <w:style w:type="paragraph" w:customStyle="1" w:styleId="DefinitionTerm">
+  <w:style w:customStyle="1" w:styleId="DefinitionTerm" w:type="paragraph">
     <w:name w:val="Definition Term"/>
     <w:basedOn w:val="Normal"/>
     <w:next w:val="Definition"/>
@@ -5288,76 +4588,75 @@
       <w:b/>
     </w:rPr>
   </w:style>
-  <w:style w:type="paragraph" w:customStyle="1" w:styleId="Definition">
+  <w:style w:customStyle="1" w:styleId="Definition" w:type="paragraph">
     <w:name w:val="Definition"/>
     <w:basedOn w:val="Normal"/>
   </w:style>
-  <w:style w:type="paragraph" w:styleId="Caption">
-    <w:name w:val="caption"/>
+  <w:style w:styleId="Caption" w:type="paragraph">
+    <w:name w:val="Caption"/>
     <w:basedOn w:val="Normal"/>
-    <w:link w:val="CaptionChar"/>
+    <w:link w:val="BodyTextChar"/>
     <w:pPr>
-      <w:spacing w:after="120"/>
+      <w:spacing w:after="120" w:before="0"/>
     </w:pPr>
     <w:rPr>
       <w:i/>
     </w:rPr>
   </w:style>
-  <w:style w:type="paragraph" w:customStyle="1" w:styleId="TableCaption">
+  <w:style w:customStyle="1" w:styleId="TableCaption" w:type="paragraph">
     <w:name w:val="Table Caption"/>
     <w:basedOn w:val="Caption"/>
     <w:pPr>
       <w:keepNext/>
     </w:pPr>
   </w:style>
-  <w:style w:type="paragraph" w:customStyle="1" w:styleId="ImageCaption">
+  <w:style w:customStyle="1" w:styleId="ImageCaption" w:type="paragraph">
     <w:name w:val="Image Caption"/>
     <w:basedOn w:val="Caption"/>
   </w:style>
-  <w:style w:type="paragraph" w:customStyle="1" w:styleId="Figure">
+  <w:style w:customStyle="1" w:styleId="Figure" w:type="paragraph">
     <w:name w:val="Figure"/>
     <w:basedOn w:val="Normal"/>
   </w:style>
-  <w:style w:type="paragraph" w:customStyle="1" w:styleId="CaptionedFigure">
+  <w:style w:customStyle="1" w:styleId="CaptionedFigure" w:type="paragraph">
     <w:name w:val="Captioned Figure"/>
     <w:basedOn w:val="Figure"/>
     <w:pPr>
       <w:keepNext/>
     </w:pPr>
   </w:style>
-  <w:style w:type="character" w:customStyle="1" w:styleId="CaptionChar">
-    <w:name w:val="Caption Char"/>
+  <w:style w:customStyle="1" w:styleId="BodyTextChar" w:type="character">
+    <w:name w:val="Body Text Char"/>
     <w:basedOn w:val="DefaultParagraphFont"/>
-    <w:link w:val="Caption"/>
-  </w:style>
-  <w:style w:type="character" w:customStyle="1" w:styleId="VerbatimChar">
+    <w:link w:val="BodyText"/>
+  </w:style>
+  <w:style w:customStyle="1" w:styleId="VerbatimChar" w:type="character">
     <w:name w:val="Verbatim Char"/>
-    <w:basedOn w:val="CaptionChar"/>
-    <w:link w:val="SourceCode"/>
+    <w:basedOn w:val="BodyTextChar"/>
     <w:rPr>
       <w:rFonts w:ascii="Consolas" w:hAnsi="Consolas"/>
       <w:sz w:val="22"/>
     </w:rPr>
   </w:style>
-  <w:style w:type="character" w:customStyle="1" w:styleId="SectionNumber">
+  <w:style w:customStyle="1" w:styleId="SectionNumber" w:type="character">
     <w:name w:val="Section Number"/>
-    <w:basedOn w:val="CaptionChar"/>
-  </w:style>
-  <w:style w:type="character" w:styleId="FootnoteReference">
-    <w:name w:val="footnote reference"/>
-    <w:basedOn w:val="CaptionChar"/>
+    <w:basedOn w:val="BodyTextChar"/>
+  </w:style>
+  <w:style w:styleId="FootnoteReference" w:type="character">
+    <w:name w:val="Footnote Reference"/>
+    <w:basedOn w:val="BodyTextChar"/>
     <w:rPr>
       <w:vertAlign w:val="superscript"/>
     </w:rPr>
   </w:style>
-  <w:style w:type="character" w:styleId="Hyperlink">
+  <w:style w:styleId="Hyperlink" w:type="character">
     <w:name w:val="Hyperlink"/>
-    <w:basedOn w:val="CaptionChar"/>
-    <w:rPr>
-      <w:color w:val="156082" w:themeColor="accent1"/>
-    </w:rPr>
-  </w:style>
-  <w:style w:type="paragraph" w:styleId="TOCHeading">
+    <w:basedOn w:val="BodyTextChar"/>
+    <w:rPr>
+      <w:color w:themeColor="accent1" w:val="4F81BD"/>
+    </w:rPr>
+  </w:style>
+  <w:style w:styleId="TOCHeading" w:type="paragraph">
     <w:name w:val="TOC Heading"/>
     <w:basedOn w:val="Heading1"/>
     <w:next w:val="BodyText"/>
@@ -5368,305 +4667,246 @@
       <w:spacing w:before="240" w:line="259" w:lineRule="auto"/>
       <w:outlineLvl w:val="9"/>
     </w:pPr>
+    <w:rPr>
+      <w:rFonts w:asciiTheme="majorHAnsi" w:cstheme="majorBidi" w:eastAsiaTheme="majorEastAsia" w:hAnsiTheme="majorHAnsi"/>
+      <w:b w:val="0"/>
+      <w:bCs w:val="0"/>
+      <w:color w:themeColor="accent1" w:themeShade="BF" w:val="365F91"/>
+    </w:rPr>
   </w:style>
   <w:style w:type="paragraph" w:customStyle="1" w:styleId="SourceCode">
     <w:name w:val="Source Code"/>
     <w:basedOn w:val="Normal"/>
     <w:link w:val="VerbatimChar"/>
     <w:pPr>
-      <w:wordWrap w:val="0"/>
+      <w:wordWrap w:val="off"/>
     </w:pPr>
   </w:style>
   <w:style w:type="character" w:customStyle="1" w:styleId="KeywordTok">
     <w:name w:val="KeywordTok"/>
     <w:basedOn w:val="VerbatimChar"/>
     <w:rPr>
-      <w:rFonts w:ascii="Consolas" w:hAnsi="Consolas"/>
       <w:b/>
       <w:color w:val="007020"/>
-      <w:sz w:val="22"/>
     </w:rPr>
   </w:style>
   <w:style w:type="character" w:customStyle="1" w:styleId="DataTypeTok">
     <w:name w:val="DataTypeTok"/>
     <w:basedOn w:val="VerbatimChar"/>
     <w:rPr>
-      <w:rFonts w:ascii="Consolas" w:hAnsi="Consolas"/>
       <w:color w:val="902000"/>
-      <w:sz w:val="22"/>
     </w:rPr>
   </w:style>
   <w:style w:type="character" w:customStyle="1" w:styleId="DecValTok">
     <w:name w:val="DecValTok"/>
     <w:basedOn w:val="VerbatimChar"/>
     <w:rPr>
-      <w:rFonts w:ascii="Consolas" w:hAnsi="Consolas"/>
-      <w:color w:val="40A070"/>
-      <w:sz w:val="22"/>
+      <w:color w:val="40a070"/>
     </w:rPr>
   </w:style>
   <w:style w:type="character" w:customStyle="1" w:styleId="BaseNTok">
     <w:name w:val="BaseNTok"/>
     <w:basedOn w:val="VerbatimChar"/>
     <w:rPr>
-      <w:rFonts w:ascii="Consolas" w:hAnsi="Consolas"/>
-      <w:color w:val="40A070"/>
-      <w:sz w:val="22"/>
+      <w:color w:val="40a070"/>
     </w:rPr>
   </w:style>
   <w:style w:type="character" w:customStyle="1" w:styleId="FloatTok">
     <w:name w:val="FloatTok"/>
     <w:basedOn w:val="VerbatimChar"/>
     <w:rPr>
-      <w:rFonts w:ascii="Consolas" w:hAnsi="Consolas"/>
-      <w:color w:val="40A070"/>
-      <w:sz w:val="22"/>
+      <w:color w:val="40a070"/>
     </w:rPr>
   </w:style>
   <w:style w:type="character" w:customStyle="1" w:styleId="ConstantTok">
     <w:name w:val="ConstantTok"/>
     <w:basedOn w:val="VerbatimChar"/>
     <w:rPr>
-      <w:rFonts w:ascii="Consolas" w:hAnsi="Consolas"/>
       <w:color w:val="880000"/>
-      <w:sz w:val="22"/>
     </w:rPr>
   </w:style>
   <w:style w:type="character" w:customStyle="1" w:styleId="CharTok">
     <w:name w:val="CharTok"/>
     <w:basedOn w:val="VerbatimChar"/>
     <w:rPr>
-      <w:rFonts w:ascii="Consolas" w:hAnsi="Consolas"/>
-      <w:color w:val="4070A0"/>
-      <w:sz w:val="22"/>
+      <w:color w:val="4070a0"/>
     </w:rPr>
   </w:style>
   <w:style w:type="character" w:customStyle="1" w:styleId="SpecialCharTok">
     <w:name w:val="SpecialCharTok"/>
     <w:basedOn w:val="VerbatimChar"/>
     <w:rPr>
-      <w:rFonts w:ascii="Consolas" w:hAnsi="Consolas"/>
-      <w:color w:val="4070A0"/>
-      <w:sz w:val="22"/>
+      <w:color w:val="4070a0"/>
     </w:rPr>
   </w:style>
   <w:style w:type="character" w:customStyle="1" w:styleId="StringTok">
     <w:name w:val="StringTok"/>
     <w:basedOn w:val="VerbatimChar"/>
     <w:rPr>
-      <w:rFonts w:ascii="Consolas" w:hAnsi="Consolas"/>
-      <w:color w:val="4070A0"/>
-      <w:sz w:val="22"/>
+      <w:color w:val="4070a0"/>
     </w:rPr>
   </w:style>
   <w:style w:type="character" w:customStyle="1" w:styleId="VerbatimStringTok">
     <w:name w:val="VerbatimStringTok"/>
     <w:basedOn w:val="VerbatimChar"/>
     <w:rPr>
-      <w:rFonts w:ascii="Consolas" w:hAnsi="Consolas"/>
-      <w:color w:val="4070A0"/>
-      <w:sz w:val="22"/>
+      <w:color w:val="4070a0"/>
     </w:rPr>
   </w:style>
   <w:style w:type="character" w:customStyle="1" w:styleId="SpecialStringTok">
     <w:name w:val="SpecialStringTok"/>
     <w:basedOn w:val="VerbatimChar"/>
     <w:rPr>
-      <w:rFonts w:ascii="Consolas" w:hAnsi="Consolas"/>
-      <w:color w:val="BB6688"/>
-      <w:sz w:val="22"/>
+      <w:color w:val="bb6688"/>
     </w:rPr>
   </w:style>
   <w:style w:type="character" w:customStyle="1" w:styleId="ImportTok">
     <w:name w:val="ImportTok"/>
     <w:basedOn w:val="VerbatimChar"/>
     <w:rPr>
-      <w:rFonts w:ascii="Consolas" w:hAnsi="Consolas"/>
       <w:b/>
       <w:color w:val="008000"/>
-      <w:sz w:val="22"/>
     </w:rPr>
   </w:style>
   <w:style w:type="character" w:customStyle="1" w:styleId="CommentTok">
     <w:name w:val="CommentTok"/>
     <w:basedOn w:val="VerbatimChar"/>
     <w:rPr>
-      <w:rFonts w:ascii="Consolas" w:hAnsi="Consolas"/>
       <w:i/>
-      <w:color w:val="60A0B0"/>
-      <w:sz w:val="22"/>
+      <w:color w:val="60a0b0"/>
     </w:rPr>
   </w:style>
   <w:style w:type="character" w:customStyle="1" w:styleId="DocumentationTok">
     <w:name w:val="DocumentationTok"/>
     <w:basedOn w:val="VerbatimChar"/>
     <w:rPr>
-      <w:rFonts w:ascii="Consolas" w:hAnsi="Consolas"/>
       <w:i/>
-      <w:color w:val="BA2121"/>
-      <w:sz w:val="22"/>
+      <w:color w:val="ba2121"/>
     </w:rPr>
   </w:style>
   <w:style w:type="character" w:customStyle="1" w:styleId="AnnotationTok">
     <w:name w:val="AnnotationTok"/>
     <w:basedOn w:val="VerbatimChar"/>
     <w:rPr>
-      <w:rFonts w:ascii="Consolas" w:hAnsi="Consolas"/>
       <w:b/>
       <w:i/>
-      <w:color w:val="60A0B0"/>
-      <w:sz w:val="22"/>
+      <w:color w:val="60a0b0"/>
     </w:rPr>
   </w:style>
   <w:style w:type="character" w:customStyle="1" w:styleId="CommentVarTok">
     <w:name w:val="CommentVarTok"/>
     <w:basedOn w:val="VerbatimChar"/>
     <w:rPr>
-      <w:rFonts w:ascii="Consolas" w:hAnsi="Consolas"/>
       <w:b/>
       <w:i/>
-      <w:color w:val="60A0B0"/>
-      <w:sz w:val="22"/>
+      <w:color w:val="60a0b0"/>
     </w:rPr>
   </w:style>
   <w:style w:type="character" w:customStyle="1" w:styleId="OtherTok">
     <w:name w:val="OtherTok"/>
     <w:basedOn w:val="VerbatimChar"/>
     <w:rPr>
-      <w:rFonts w:ascii="Consolas" w:hAnsi="Consolas"/>
       <w:color w:val="007020"/>
-      <w:sz w:val="22"/>
     </w:rPr>
   </w:style>
   <w:style w:type="character" w:customStyle="1" w:styleId="FunctionTok">
     <w:name w:val="FunctionTok"/>
     <w:basedOn w:val="VerbatimChar"/>
     <w:rPr>
-      <w:rFonts w:ascii="Consolas" w:hAnsi="Consolas"/>
-      <w:color w:val="06287E"/>
-      <w:sz w:val="22"/>
+      <w:color w:val="06287e"/>
     </w:rPr>
   </w:style>
   <w:style w:type="character" w:customStyle="1" w:styleId="VariableTok">
     <w:name w:val="VariableTok"/>
     <w:basedOn w:val="VerbatimChar"/>
     <w:rPr>
-      <w:rFonts w:ascii="Consolas" w:hAnsi="Consolas"/>
-      <w:color w:val="19177C"/>
-      <w:sz w:val="22"/>
+      <w:color w:val="19177c"/>
     </w:rPr>
   </w:style>
   <w:style w:type="character" w:customStyle="1" w:styleId="ControlFlowTok">
     <w:name w:val="ControlFlowTok"/>
     <w:basedOn w:val="VerbatimChar"/>
     <w:rPr>
-      <w:rFonts w:ascii="Consolas" w:hAnsi="Consolas"/>
       <w:b/>
       <w:color w:val="007020"/>
-      <w:sz w:val="22"/>
     </w:rPr>
   </w:style>
   <w:style w:type="character" w:customStyle="1" w:styleId="OperatorTok">
     <w:name w:val="OperatorTok"/>
     <w:basedOn w:val="VerbatimChar"/>
     <w:rPr>
-      <w:rFonts w:ascii="Consolas" w:hAnsi="Consolas"/>
       <w:color w:val="666666"/>
-      <w:sz w:val="22"/>
     </w:rPr>
   </w:style>
   <w:style w:type="character" w:customStyle="1" w:styleId="BuiltInTok">
     <w:name w:val="BuiltInTok"/>
     <w:basedOn w:val="VerbatimChar"/>
     <w:rPr>
-      <w:rFonts w:ascii="Consolas" w:hAnsi="Consolas"/>
       <w:color w:val="008000"/>
-      <w:sz w:val="22"/>
     </w:rPr>
   </w:style>
   <w:style w:type="character" w:customStyle="1" w:styleId="ExtensionTok">
     <w:name w:val="ExtensionTok"/>
     <w:basedOn w:val="VerbatimChar"/>
-    <w:rPr>
-      <w:rFonts w:ascii="Consolas" w:hAnsi="Consolas"/>
-      <w:sz w:val="22"/>
-    </w:rPr>
+    <w:rPr/>
   </w:style>
   <w:style w:type="character" w:customStyle="1" w:styleId="PreprocessorTok">
     <w:name w:val="PreprocessorTok"/>
     <w:basedOn w:val="VerbatimChar"/>
     <w:rPr>
-      <w:rFonts w:ascii="Consolas" w:hAnsi="Consolas"/>
-      <w:color w:val="BC7A00"/>
-      <w:sz w:val="22"/>
+      <w:color w:val="bc7a00"/>
     </w:rPr>
   </w:style>
   <w:style w:type="character" w:customStyle="1" w:styleId="AttributeTok">
     <w:name w:val="AttributeTok"/>
     <w:basedOn w:val="VerbatimChar"/>
     <w:rPr>
-      <w:rFonts w:ascii="Consolas" w:hAnsi="Consolas"/>
-      <w:color w:val="7D9029"/>
-      <w:sz w:val="22"/>
+      <w:color w:val="7d9029"/>
     </w:rPr>
   </w:style>
   <w:style w:type="character" w:customStyle="1" w:styleId="RegionMarkerTok">
     <w:name w:val="RegionMarkerTok"/>
     <w:basedOn w:val="VerbatimChar"/>
-    <w:rPr>
-      <w:rFonts w:ascii="Consolas" w:hAnsi="Consolas"/>
-      <w:sz w:val="22"/>
-    </w:rPr>
+    <w:rPr/>
   </w:style>
   <w:style w:type="character" w:customStyle="1" w:styleId="InformationTok">
     <w:name w:val="InformationTok"/>
     <w:basedOn w:val="VerbatimChar"/>
     <w:rPr>
-      <w:rFonts w:ascii="Consolas" w:hAnsi="Consolas"/>
       <w:b/>
       <w:i/>
-      <w:color w:val="60A0B0"/>
-      <w:sz w:val="22"/>
+      <w:color w:val="60a0b0"/>
     </w:rPr>
   </w:style>
   <w:style w:type="character" w:customStyle="1" w:styleId="WarningTok">
     <w:name w:val="WarningTok"/>
     <w:basedOn w:val="VerbatimChar"/>
     <w:rPr>
-      <w:rFonts w:ascii="Consolas" w:hAnsi="Consolas"/>
       <w:b/>
       <w:i/>
-      <w:color w:val="60A0B0"/>
-      <w:sz w:val="22"/>
+      <w:color w:val="60a0b0"/>
     </w:rPr>
   </w:style>
   <w:style w:type="character" w:customStyle="1" w:styleId="AlertTok">
     <w:name w:val="AlertTok"/>
     <w:basedOn w:val="VerbatimChar"/>
     <w:rPr>
-      <w:rFonts w:ascii="Consolas" w:hAnsi="Consolas"/>
       <w:b/>
-      <w:color w:val="FF0000"/>
-      <w:sz w:val="22"/>
+      <w:color w:val="ff0000"/>
     </w:rPr>
   </w:style>
   <w:style w:type="character" w:customStyle="1" w:styleId="ErrorTok">
     <w:name w:val="ErrorTok"/>
     <w:basedOn w:val="VerbatimChar"/>
     <w:rPr>
-      <w:rFonts w:ascii="Consolas" w:hAnsi="Consolas"/>
       <w:b/>
-      <w:color w:val="FF0000"/>
-      <w:sz w:val="22"/>
+      <w:color w:val="ff0000"/>
     </w:rPr>
   </w:style>
   <w:style w:type="character" w:customStyle="1" w:styleId="NormalTok">
     <w:name w:val="NormalTok"/>
     <w:basedOn w:val="VerbatimChar"/>
-    <w:rPr>
-      <w:rFonts w:ascii="Consolas" w:hAnsi="Consolas"/>
-      <w:sz w:val="22"/>
-    </w:rPr>
+    <w:rPr/>
   </w:style>
 </w:styles>
 </file>
